--- a/Materiali/Riepilogo tirocinio  2.docx
+++ b/Materiali/Riepilogo tirocinio  2.docx
@@ -6,7 +6,6 @@
       <w:pPr>
         <w:ind w:left="363"/>
         <w:contextualSpacing/>
-        <w:jc w:val="both"/>
       </w:pPr>
       <w:r>
         <w:t xml:space="preserve">Durante il progetto ho individuato </w:t>
@@ -85,7 +84,6 @@
       <w:pPr>
         <w:ind w:left="363"/>
         <w:contextualSpacing/>
-        <w:jc w:val="both"/>
       </w:pPr>
       <w:r>
         <w:t xml:space="preserve">I principali fenomeni testuali identificati e </w:t>
@@ -104,7 +102,6 @@
           <w:numId w:val="2"/>
         </w:numPr>
         <w:contextualSpacing/>
-        <w:jc w:val="both"/>
       </w:pPr>
       <w:r>
         <w:t xml:space="preserve">le entità nominate (e.g. persone, opere, luoghi, </w:t>
@@ -120,7 +117,6 @@
           <w:numId w:val="2"/>
         </w:numPr>
         <w:contextualSpacing/>
-        <w:jc w:val="both"/>
       </w:pPr>
       <w:r>
         <w:t>elaborazioni del testo (cancellature, aggiunte, sottolineature, correzioni…)</w:t>
@@ -139,7 +135,6 @@
           <w:numId w:val="2"/>
         </w:numPr>
         <w:contextualSpacing/>
-        <w:jc w:val="both"/>
       </w:pPr>
       <w:r>
         <w:t xml:space="preserve">e un glossario </w:t>
@@ -179,7 +174,6 @@
       <w:pPr>
         <w:ind w:left="360"/>
         <w:contextualSpacing/>
-        <w:jc w:val="both"/>
       </w:pPr>
       <w:r>
         <w:t xml:space="preserve">Per quanto riguarda i metadati </w:t>
@@ -199,9 +193,11 @@
     </w:p>
     <w:p>
       <w:pPr>
+        <w:pBdr>
+          <w:bottom w:val="single" w:sz="6" w:space="1" w:color="auto"/>
+        </w:pBdr>
         <w:ind w:left="360"/>
         <w:contextualSpacing/>
-        <w:jc w:val="both"/>
       </w:pPr>
       <w:r>
         <w:t xml:space="preserve">Il modello di codifica si orienta verso l’edizione digitale </w:t>
@@ -231,23 +227,4880 @@
     </w:p>
     <w:p>
       <w:pPr>
+        <w:pBdr>
+          <w:bottom w:val="single" w:sz="6" w:space="1" w:color="auto"/>
+        </w:pBdr>
         <w:ind w:left="360"/>
         <w:contextualSpacing/>
-        <w:jc w:val="both"/>
       </w:pPr>
     </w:p>
     <w:p>
       <w:pPr>
         <w:ind w:left="360"/>
         <w:contextualSpacing/>
-        <w:jc w:val="both"/>
-      </w:pPr>
+        <w:rPr>
+          <w:b/>
+          <w:bCs/>
+          <w:sz w:val="40"/>
+          <w:szCs w:val="40"/>
+        </w:rPr>
+      </w:pPr>
+      <w:r>
+        <w:rPr>
+          <w:b/>
+          <w:bCs/>
+          <w:sz w:val="40"/>
+          <w:szCs w:val="40"/>
+        </w:rPr>
+        <w:t>Struttura globale</w:t>
+      </w:r>
     </w:p>
     <w:p>
       <w:pPr>
         <w:ind w:left="360"/>
         <w:contextualSpacing/>
-        <w:jc w:val="both"/>
+      </w:pPr>
+      <w:r>
+        <w:t xml:space="preserve">Documento </w:t>
+      </w:r>
+      <w:r>
+        <w:t>in esempio: Prolusioni</w:t>
+      </w:r>
+    </w:p>
+    <w:p>
+      <w:pPr>
+        <w:ind w:left="360"/>
+        <w:contextualSpacing/>
+      </w:pPr>
+      <w:r>
+        <w:drawing>
+          <wp:anchor distT="0" distB="0" distL="114300" distR="114300" simplePos="0" relativeHeight="251658240" behindDoc="0" locked="0" layoutInCell="1" allowOverlap="1" wp14:anchorId="199549FA" wp14:editId="79C7E47F">
+            <wp:simplePos x="0" y="0"/>
+            <wp:positionH relativeFrom="column">
+              <wp:posOffset>253365</wp:posOffset>
+            </wp:positionH>
+            <wp:positionV relativeFrom="paragraph">
+              <wp:posOffset>67401</wp:posOffset>
+            </wp:positionV>
+            <wp:extent cx="3200400" cy="6515100"/>
+            <wp:effectExtent l="0" t="0" r="0" b="0"/>
+            <wp:wrapSquare wrapText="bothSides"/>
+            <wp:docPr id="1" name="Immagine 1" descr="P11#y1"/>
+            <wp:cNvGraphicFramePr>
+              <a:graphicFrameLocks xmlns:a="http://schemas.openxmlformats.org/drawingml/2006/main" noChangeAspect="1"/>
+            </wp:cNvGraphicFramePr>
+            <a:graphic xmlns:a="http://schemas.openxmlformats.org/drawingml/2006/main">
+              <a:graphicData uri="http://schemas.openxmlformats.org/drawingml/2006/picture">
+                <pic:pic xmlns:pic="http://schemas.openxmlformats.org/drawingml/2006/picture">
+                  <pic:nvPicPr>
+                    <pic:cNvPr id="1" name="Immagine 1" descr="P11#y1"/>
+                    <pic:cNvPicPr/>
+                  </pic:nvPicPr>
+                  <pic:blipFill>
+                    <a:blip r:embed="rId10">
+                      <a:extLst>
+                        <a:ext uri="{28A0092B-C50C-407E-A947-70E740481C1C}">
+                          <a14:useLocalDpi xmlns:a14="http://schemas.microsoft.com/office/drawing/2010/main" val="0"/>
+                        </a:ext>
+                      </a:extLst>
+                    </a:blip>
+                    <a:stretch>
+                      <a:fillRect/>
+                    </a:stretch>
+                  </pic:blipFill>
+                  <pic:spPr>
+                    <a:xfrm>
+                      <a:off x="0" y="0"/>
+                      <a:ext cx="3200400" cy="6515100"/>
+                    </a:xfrm>
+                    <a:prstGeom prst="rect">
+                      <a:avLst/>
+                    </a:prstGeom>
+                  </pic:spPr>
+                </pic:pic>
+              </a:graphicData>
+            </a:graphic>
+          </wp:anchor>
+        </w:drawing>
+      </w:r>
+    </w:p>
+    <w:p>
+      <w:pPr>
+        <w:ind w:left="360"/>
+        <w:contextualSpacing/>
+      </w:pPr>
+    </w:p>
+    <w:p>
+      <w:pPr>
+        <w:ind w:left="360"/>
+        <w:contextualSpacing/>
+      </w:pPr>
+    </w:p>
+    <w:p>
+      <w:r>
+        <w:lastRenderedPageBreak/>
+        <w:drawing>
+          <wp:anchor distT="0" distB="0" distL="114300" distR="114300" simplePos="0" relativeHeight="251660288" behindDoc="0" locked="0" layoutInCell="1" allowOverlap="1" wp14:anchorId="12C305A6" wp14:editId="0E443748">
+            <wp:simplePos x="0" y="0"/>
+            <wp:positionH relativeFrom="column">
+              <wp:posOffset>-128016</wp:posOffset>
+            </wp:positionH>
+            <wp:positionV relativeFrom="paragraph">
+              <wp:posOffset>254</wp:posOffset>
+            </wp:positionV>
+            <wp:extent cx="6332769" cy="7064352"/>
+            <wp:effectExtent l="0" t="0" r="0" b="3810"/>
+            <wp:wrapTopAndBottom/>
+            <wp:docPr id="2" name="Immagine 2" descr="P14#y1"/>
+            <wp:cNvGraphicFramePr>
+              <a:graphicFrameLocks xmlns:a="http://schemas.openxmlformats.org/drawingml/2006/main" noChangeAspect="1"/>
+            </wp:cNvGraphicFramePr>
+            <a:graphic xmlns:a="http://schemas.openxmlformats.org/drawingml/2006/main">
+              <a:graphicData uri="http://schemas.openxmlformats.org/drawingml/2006/picture">
+                <pic:pic xmlns:pic="http://schemas.openxmlformats.org/drawingml/2006/picture">
+                  <pic:nvPicPr>
+                    <pic:cNvPr id="2" name="Immagine 2" descr="P14#y1"/>
+                    <pic:cNvPicPr/>
+                  </pic:nvPicPr>
+                  <pic:blipFill>
+                    <a:blip r:embed="rId11"/>
+                    <a:stretch>
+                      <a:fillRect/>
+                    </a:stretch>
+                  </pic:blipFill>
+                  <pic:spPr>
+                    <a:xfrm>
+                      <a:off x="0" y="0"/>
+                      <a:ext cx="6332769" cy="7064352"/>
+                    </a:xfrm>
+                    <a:prstGeom prst="rect">
+                      <a:avLst/>
+                    </a:prstGeom>
+                  </pic:spPr>
+                </pic:pic>
+              </a:graphicData>
+            </a:graphic>
+          </wp:anchor>
+        </w:drawing>
+      </w:r>
+      <w:r>
+        <w:br w:type="page"/>
+      </w:r>
+    </w:p>
+    <w:p>
+      <w:pPr>
+        <w:ind w:left="360"/>
+        <w:contextualSpacing/>
+      </w:pPr>
+      <w:r>
+        <w:lastRenderedPageBreak/>
+        <w:drawing>
+          <wp:anchor distT="0" distB="0" distL="114300" distR="114300" simplePos="0" relativeHeight="251662336" behindDoc="0" locked="0" layoutInCell="1" allowOverlap="1" wp14:anchorId="6E02CFF6" wp14:editId="57053A31">
+            <wp:simplePos x="0" y="0"/>
+            <wp:positionH relativeFrom="column">
+              <wp:posOffset>-127635</wp:posOffset>
+            </wp:positionH>
+            <wp:positionV relativeFrom="paragraph">
+              <wp:posOffset>0</wp:posOffset>
+            </wp:positionV>
+            <wp:extent cx="5151566" cy="5608806"/>
+            <wp:effectExtent l="0" t="0" r="0" b="0"/>
+            <wp:wrapTopAndBottom/>
+            <wp:docPr id="3" name="Immagine 3" descr="P15#y1"/>
+            <wp:cNvGraphicFramePr>
+              <a:graphicFrameLocks xmlns:a="http://schemas.openxmlformats.org/drawingml/2006/main" noChangeAspect="1"/>
+            </wp:cNvGraphicFramePr>
+            <a:graphic xmlns:a="http://schemas.openxmlformats.org/drawingml/2006/main">
+              <a:graphicData uri="http://schemas.openxmlformats.org/drawingml/2006/picture">
+                <pic:pic xmlns:pic="http://schemas.openxmlformats.org/drawingml/2006/picture">
+                  <pic:nvPicPr>
+                    <pic:cNvPr id="3" name="Immagine 3" descr="P15#y1"/>
+                    <pic:cNvPicPr/>
+                  </pic:nvPicPr>
+                  <pic:blipFill>
+                    <a:blip r:embed="rId12"/>
+                    <a:stretch>
+                      <a:fillRect/>
+                    </a:stretch>
+                  </pic:blipFill>
+                  <pic:spPr>
+                    <a:xfrm>
+                      <a:off x="0" y="0"/>
+                      <a:ext cx="5151566" cy="5608806"/>
+                    </a:xfrm>
+                    <a:prstGeom prst="rect">
+                      <a:avLst/>
+                    </a:prstGeom>
+                  </pic:spPr>
+                </pic:pic>
+              </a:graphicData>
+            </a:graphic>
+          </wp:anchor>
+        </w:drawing>
+      </w:r>
+    </w:p>
+    <w:p>
+      <w:pPr>
+        <w:contextualSpacing/>
+      </w:pPr>
+      <w:r>
+        <w:rPr>
+          <w:noProof/>
+        </w:rPr>
+        <w:lastRenderedPageBreak/>
+        <w:drawing>
+          <wp:anchor distT="0" distB="0" distL="114300" distR="114300" simplePos="0" relativeHeight="251664384" behindDoc="0" locked="0" layoutInCell="1" allowOverlap="1" wp14:anchorId="5320007E" wp14:editId="009FEFB3">
+            <wp:simplePos x="0" y="0"/>
+            <wp:positionH relativeFrom="column">
+              <wp:posOffset>19050</wp:posOffset>
+            </wp:positionH>
+            <wp:positionV relativeFrom="paragraph">
+              <wp:posOffset>19386</wp:posOffset>
+            </wp:positionV>
+            <wp:extent cx="5659120" cy="4056380"/>
+            <wp:effectExtent l="19050" t="19050" r="17780" b="20320"/>
+            <wp:wrapTopAndBottom/>
+            <wp:docPr id="5" name="Immagine 5" descr="P16#y1"/>
+            <wp:cNvGraphicFramePr>
+              <a:graphicFrameLocks xmlns:a="http://schemas.openxmlformats.org/drawingml/2006/main" noChangeAspect="1"/>
+            </wp:cNvGraphicFramePr>
+            <a:graphic xmlns:a="http://schemas.openxmlformats.org/drawingml/2006/main">
+              <a:graphicData uri="http://schemas.openxmlformats.org/drawingml/2006/picture">
+                <pic:pic xmlns:pic="http://schemas.openxmlformats.org/drawingml/2006/picture">
+                  <pic:nvPicPr>
+                    <pic:cNvPr id="5" name="Immagine 5" descr="P16#y1"/>
+                    <pic:cNvPicPr/>
+                  </pic:nvPicPr>
+                  <pic:blipFill>
+                    <a:blip r:embed="rId13"/>
+                    <a:stretch>
+                      <a:fillRect/>
+                    </a:stretch>
+                  </pic:blipFill>
+                  <pic:spPr>
+                    <a:xfrm>
+                      <a:off x="0" y="0"/>
+                      <a:ext cx="5659120" cy="4056380"/>
+                    </a:xfrm>
+                    <a:prstGeom prst="rect">
+                      <a:avLst/>
+                    </a:prstGeom>
+                    <a:ln>
+                      <a:solidFill>
+                        <a:sysClr val="window" lastClr="FFFFFF">
+                          <a:lumMod val="95000"/>
+                        </a:sysClr>
+                      </a:solidFill>
+                    </a:ln>
+                  </pic:spPr>
+                </pic:pic>
+              </a:graphicData>
+            </a:graphic>
+            <wp14:sizeRelH relativeFrom="margin">
+              <wp14:pctWidth>0</wp14:pctWidth>
+            </wp14:sizeRelH>
+            <wp14:sizeRelV relativeFrom="margin">
+              <wp14:pctHeight>0</wp14:pctHeight>
+            </wp14:sizeRelV>
+          </wp:anchor>
+        </w:drawing>
+      </w:r>
+    </w:p>
+    <w:p>
+      <w:pPr>
+        <w:contextualSpacing/>
+      </w:pPr>
+      <w:r>
+        <w:t>I documenti rispettano la struttura base dei documenti XML e quella dei documenti TEI.</w:t>
+      </w:r>
+    </w:p>
+    <w:p>
+      <w:pPr>
+        <w:contextualSpacing/>
+      </w:pPr>
+    </w:p>
+    <w:p>
+      <w:pPr>
+        <w:contextualSpacing/>
+        <w:rPr>
+          <w:i/>
+          <w:iCs/>
+        </w:rPr>
+      </w:pPr>
+      <w:r>
+        <w:t>E</w:t>
+      </w:r>
+      <w:r>
+        <w:t>ventualmente</w:t>
+      </w:r>
+      <w:r>
+        <w:t>,</w:t>
+      </w:r>
+      <w:r>
+        <w:t xml:space="preserve"> </w:t>
+      </w:r>
+      <w:r>
+        <w:t>i</w:t>
+      </w:r>
+      <w:r>
+        <w:t xml:space="preserve">n futuro nel prologo </w:t>
+      </w:r>
+      <w:r>
+        <w:t>potranno essere</w:t>
+      </w:r>
+      <w:r>
+        <w:t xml:space="preserve"> inserite le </w:t>
+      </w:r>
+      <w:r>
+        <w:rPr>
+          <w:i/>
+          <w:iCs/>
+        </w:rPr>
+        <w:t xml:space="preserve">processing </w:t>
+      </w:r>
+      <w:proofErr w:type="spellStart"/>
+      <w:r>
+        <w:rPr>
+          <w:i/>
+          <w:iCs/>
+        </w:rPr>
+        <w:t>instruction</w:t>
+      </w:r>
+      <w:proofErr w:type="spellEnd"/>
+      <w:r>
+        <w:rPr>
+          <w:i/>
+          <w:iCs/>
+        </w:rPr>
+        <w:t>.</w:t>
+      </w:r>
+    </w:p>
+    <w:p>
+      <w:pPr>
+        <w:contextualSpacing/>
+        <w:rPr>
+          <w:i/>
+          <w:iCs/>
+        </w:rPr>
+      </w:pPr>
+    </w:p>
+    <w:p>
+      <w:pPr>
+        <w:contextualSpacing/>
+      </w:pPr>
+      <w:r>
+        <w:rPr>
+          <w:b/>
+          <w:bCs/>
+        </w:rPr>
+        <w:t xml:space="preserve">Nota per </w:t>
+      </w:r>
+      <w:r>
+        <w:rPr>
+          <w:b/>
+          <w:bCs/>
+        </w:rPr>
+        <w:t>Prolusioni</w:t>
+      </w:r>
+    </w:p>
+    <w:p>
+      <w:pPr>
+        <w:contextualSpacing/>
+      </w:pPr>
+      <w:r>
+        <w:t>Il documento contiene le tre prolusioni, ma non è stato reso un documento composito; infatti, è stata usata la radice &lt;TEI&gt; avente un unico &lt;</w:t>
+      </w:r>
+      <w:proofErr w:type="spellStart"/>
+      <w:r>
+        <w:t>teiHeader</w:t>
+      </w:r>
+      <w:proofErr w:type="spellEnd"/>
+      <w:r>
+        <w:t>&gt; come figlio, che contiene i metadati di tutte le tre prolusioni.</w:t>
+      </w:r>
+    </w:p>
+    <w:p>
+      <w:pPr>
+        <w:contextualSpacing/>
+      </w:pPr>
+      <w:r>
+        <w:t>L’alternativa sarebbe stata sostituire la radice &lt;TEI&gt; con &lt;</w:t>
+      </w:r>
+      <w:proofErr w:type="spellStart"/>
+      <w:r>
+        <w:t>teiCorpus</w:t>
+      </w:r>
+      <w:proofErr w:type="spellEnd"/>
+      <w:r>
+        <w:t>&gt;, inserendo un figlio &lt;TEI&gt; per ogni prolusione, e procedendo con i metadati di quella prolusione specifica.</w:t>
+      </w:r>
+    </w:p>
+    <w:p>
+      <w:pPr>
+        <w:contextualSpacing/>
+      </w:pPr>
+      <w:r>
+        <w:t>Nella sezione relativa al &lt;text&gt; sarà chiarita la sottostruttura del &lt;group&gt; contenente i testi delle prolusioni.</w:t>
+      </w:r>
+    </w:p>
+    <w:p>
+      <w:r>
+        <w:br w:type="page"/>
+      </w:r>
+    </w:p>
+    <w:p>
+      <w:pPr>
+        <w:keepNext/>
+        <w:keepLines/>
+        <w:spacing w:before="240" w:after="0"/>
+        <w:contextualSpacing/>
+        <w:outlineLvl w:val="0"/>
+        <w:rPr>
+          <w:rFonts w:eastAsiaTheme="majorEastAsia" w:cstheme="majorBidi"/>
+          <w:b/>
+          <w:sz w:val="32"/>
+          <w:szCs w:val="32"/>
+        </w:rPr>
+      </w:pPr>
+      <w:r>
+        <w:rPr>
+          <w:rFonts w:eastAsiaTheme="majorEastAsia" w:cstheme="majorBidi"/>
+          <w:b/>
+          <w:sz w:val="32"/>
+          <w:szCs w:val="32"/>
+        </w:rPr>
+        <w:lastRenderedPageBreak/>
+        <w:t>&lt;</w:t>
+      </w:r>
+      <w:proofErr w:type="spellStart"/>
+      <w:r>
+        <w:rPr>
+          <w:rFonts w:eastAsiaTheme="majorEastAsia" w:cstheme="majorBidi"/>
+          <w:b/>
+          <w:sz w:val="32"/>
+          <w:szCs w:val="32"/>
+        </w:rPr>
+        <w:t>teiHeader</w:t>
+      </w:r>
+      <w:proofErr w:type="spellEnd"/>
+      <w:r>
+        <w:rPr>
+          <w:rFonts w:eastAsiaTheme="majorEastAsia" w:cstheme="majorBidi"/>
+          <w:b/>
+          <w:sz w:val="32"/>
+          <w:szCs w:val="32"/>
+        </w:rPr>
+        <w:t>&gt;</w:t>
+      </w:r>
+    </w:p>
+    <w:p>
+      <w:pPr>
+        <w:keepNext/>
+        <w:keepLines/>
+        <w:spacing w:before="40" w:after="0"/>
+        <w:contextualSpacing/>
+        <w:outlineLvl w:val="1"/>
+        <w:rPr>
+          <w:rFonts w:eastAsiaTheme="majorEastAsia" w:cstheme="majorBidi"/>
+          <w:b/>
+          <w:sz w:val="26"/>
+          <w:szCs w:val="26"/>
+        </w:rPr>
+      </w:pPr>
+      <w:r>
+        <w:rPr>
+          <w:rFonts w:eastAsiaTheme="majorEastAsia" w:cstheme="majorBidi"/>
+          <w:b/>
+          <w:sz w:val="26"/>
+          <w:szCs w:val="26"/>
+        </w:rPr>
+        <w:t>&lt;</w:t>
+      </w:r>
+      <w:proofErr w:type="spellStart"/>
+      <w:r>
+        <w:rPr>
+          <w:rFonts w:eastAsiaTheme="majorEastAsia" w:cstheme="majorBidi"/>
+          <w:b/>
+          <w:sz w:val="26"/>
+          <w:szCs w:val="26"/>
+        </w:rPr>
+        <w:t>fileDesc</w:t>
+      </w:r>
+      <w:proofErr w:type="spellEnd"/>
+      <w:r>
+        <w:rPr>
+          <w:rFonts w:eastAsiaTheme="majorEastAsia" w:cstheme="majorBidi"/>
+          <w:b/>
+          <w:sz w:val="26"/>
+          <w:szCs w:val="26"/>
+        </w:rPr>
+        <w:t>&gt;</w:t>
+      </w:r>
+    </w:p>
+    <w:p>
+      <w:pPr>
+        <w:keepNext/>
+        <w:keepLines/>
+        <w:spacing w:before="40" w:after="0"/>
+        <w:contextualSpacing/>
+        <w:outlineLvl w:val="2"/>
+        <w:rPr>
+          <w:rFonts w:eastAsiaTheme="majorEastAsia" w:cstheme="majorBidi"/>
+          <w:b/>
+          <w:sz w:val="24"/>
+          <w:szCs w:val="24"/>
+        </w:rPr>
+      </w:pPr>
+      <w:r>
+        <w:rPr>
+          <w:rFonts w:eastAsiaTheme="majorEastAsia" w:cstheme="majorBidi"/>
+          <w:b/>
+          <w:noProof/>
+          <w:sz w:val="24"/>
+          <w:szCs w:val="24"/>
+        </w:rPr>
+        <w:drawing>
+          <wp:anchor distT="0" distB="0" distL="114300" distR="114300" simplePos="0" relativeHeight="251668480" behindDoc="0" locked="0" layoutInCell="1" allowOverlap="1" wp14:anchorId="1398EBD3" wp14:editId="6C9BB818">
+            <wp:simplePos x="0" y="0"/>
+            <wp:positionH relativeFrom="column">
+              <wp:posOffset>32385</wp:posOffset>
+            </wp:positionH>
+            <wp:positionV relativeFrom="paragraph">
+              <wp:posOffset>279400</wp:posOffset>
+            </wp:positionV>
+            <wp:extent cx="4140835" cy="1365885"/>
+            <wp:effectExtent l="0" t="0" r="0" b="5715"/>
+            <wp:wrapTopAndBottom/>
+            <wp:docPr id="15" name="Immagine 15" descr="P28#y1"/>
+            <wp:cNvGraphicFramePr>
+              <a:graphicFrameLocks xmlns:a="http://schemas.openxmlformats.org/drawingml/2006/main" noChangeAspect="1"/>
+            </wp:cNvGraphicFramePr>
+            <a:graphic xmlns:a="http://schemas.openxmlformats.org/drawingml/2006/main">
+              <a:graphicData uri="http://schemas.openxmlformats.org/drawingml/2006/picture">
+                <pic:pic xmlns:pic="http://schemas.openxmlformats.org/drawingml/2006/picture">
+                  <pic:nvPicPr>
+                    <pic:cNvPr id="15" name="Immagine 15" descr="P28#y1"/>
+                    <pic:cNvPicPr/>
+                  </pic:nvPicPr>
+                  <pic:blipFill>
+                    <a:blip r:embed="rId14"/>
+                    <a:stretch>
+                      <a:fillRect/>
+                    </a:stretch>
+                  </pic:blipFill>
+                  <pic:spPr>
+                    <a:xfrm>
+                      <a:off x="0" y="0"/>
+                      <a:ext cx="4140835" cy="1365885"/>
+                    </a:xfrm>
+                    <a:prstGeom prst="rect">
+                      <a:avLst/>
+                    </a:prstGeom>
+                  </pic:spPr>
+                </pic:pic>
+              </a:graphicData>
+            </a:graphic>
+            <wp14:sizeRelH relativeFrom="margin">
+              <wp14:pctWidth>0</wp14:pctWidth>
+            </wp14:sizeRelH>
+            <wp14:sizeRelV relativeFrom="margin">
+              <wp14:pctHeight>0</wp14:pctHeight>
+            </wp14:sizeRelV>
+          </wp:anchor>
+        </w:drawing>
+      </w:r>
+      <w:r>
+        <w:rPr>
+          <w:rFonts w:eastAsiaTheme="majorEastAsia" w:cstheme="majorBidi"/>
+          <w:b/>
+          <w:sz w:val="24"/>
+          <w:szCs w:val="24"/>
+        </w:rPr>
+        <w:t>&lt;</w:t>
+      </w:r>
+      <w:proofErr w:type="spellStart"/>
+      <w:r>
+        <w:rPr>
+          <w:rFonts w:eastAsiaTheme="majorEastAsia" w:cstheme="majorBidi"/>
+          <w:b/>
+          <w:sz w:val="24"/>
+          <w:szCs w:val="24"/>
+        </w:rPr>
+        <w:t>titleStmt</w:t>
+      </w:r>
+      <w:proofErr w:type="spellEnd"/>
+      <w:r>
+        <w:rPr>
+          <w:rFonts w:eastAsiaTheme="majorEastAsia" w:cstheme="majorBidi"/>
+          <w:b/>
+          <w:sz w:val="24"/>
+          <w:szCs w:val="24"/>
+        </w:rPr>
+        <w:t>&gt;</w:t>
+      </w:r>
+    </w:p>
+    <w:p>
+      <w:pPr>
+        <w:contextualSpacing/>
+      </w:pPr>
+    </w:p>
+    <w:p>
+      <w:pPr>
+        <w:contextualSpacing/>
+      </w:pPr>
+      <w:r>
+        <w:t xml:space="preserve">Il titolo </w:t>
+      </w:r>
+      <w:r>
+        <w:rPr>
+          <w:i/>
+          <w:iCs/>
+        </w:rPr>
+        <w:t xml:space="preserve">Trois premières </w:t>
+      </w:r>
+      <w:proofErr w:type="spellStart"/>
+      <w:r>
+        <w:rPr>
+          <w:i/>
+          <w:iCs/>
+        </w:rPr>
+        <w:t>conférences</w:t>
+      </w:r>
+      <w:proofErr w:type="spellEnd"/>
+      <w:r>
+        <w:rPr>
+          <w:i/>
+          <w:iCs/>
+        </w:rPr>
+        <w:t xml:space="preserve"> à l’Université</w:t>
+      </w:r>
+      <w:r>
+        <w:t xml:space="preserve"> è quello indicato dall’</w:t>
+      </w:r>
+      <w:hyperlink r:id="rId15" w:history="1">
+        <w:r>
+          <w:rPr>
+            <w:color w:val="0563C1" w:themeColor="hyperlink"/>
+            <w:u w:val="single"/>
+          </w:rPr>
+          <w:t>archivio</w:t>
+        </w:r>
+      </w:hyperlink>
+      <w:r>
+        <w:t xml:space="preserve"> della BGE, ed è affiancato dal sottotitolo </w:t>
+      </w:r>
+      <w:r>
+        <w:rPr>
+          <w:i/>
+          <w:iCs/>
+        </w:rPr>
+        <w:t>(</w:t>
+      </w:r>
+      <w:proofErr w:type="spellStart"/>
+      <w:r>
+        <w:rPr>
+          <w:i/>
+          <w:iCs/>
+        </w:rPr>
+        <w:t>cours</w:t>
+      </w:r>
+      <w:proofErr w:type="spellEnd"/>
+      <w:r>
+        <w:rPr>
+          <w:i/>
+          <w:iCs/>
+        </w:rPr>
+        <w:t xml:space="preserve"> d’ouverture, novembre 1891)</w:t>
+      </w:r>
+      <w:r>
+        <w:t xml:space="preserve"> sempre presente nel titolo dell’opera nell’archivio, tra parentesi.</w:t>
+      </w:r>
+    </w:p>
+    <w:p>
+      <w:pPr>
+        <w:contextualSpacing/>
+      </w:pPr>
+    </w:p>
+    <w:p>
+      <w:pPr>
+        <w:keepNext/>
+        <w:keepLines/>
+        <w:spacing w:before="40" w:after="0"/>
+        <w:contextualSpacing/>
+        <w:outlineLvl w:val="2"/>
+        <w:rPr>
+          <w:rFonts w:eastAsiaTheme="majorEastAsia" w:cstheme="majorBidi"/>
+          <w:b/>
+          <w:sz w:val="24"/>
+          <w:szCs w:val="24"/>
+        </w:rPr>
+      </w:pPr>
+      <w:r>
+        <w:rPr>
+          <w:rFonts w:eastAsiaTheme="majorEastAsia" w:cstheme="majorBidi"/>
+          <w:b/>
+          <w:noProof/>
+          <w:sz w:val="24"/>
+          <w:szCs w:val="24"/>
+        </w:rPr>
+        <w:drawing>
+          <wp:anchor distT="0" distB="0" distL="114300" distR="114300" simplePos="0" relativeHeight="251666432" behindDoc="0" locked="0" layoutInCell="1" allowOverlap="1" wp14:anchorId="2CF264A2" wp14:editId="6A0B74B0">
+            <wp:simplePos x="0" y="0"/>
+            <wp:positionH relativeFrom="column">
+              <wp:posOffset>-39370</wp:posOffset>
+            </wp:positionH>
+            <wp:positionV relativeFrom="paragraph">
+              <wp:posOffset>229870</wp:posOffset>
+            </wp:positionV>
+            <wp:extent cx="2780665" cy="3799205"/>
+            <wp:effectExtent l="0" t="0" r="635" b="0"/>
+            <wp:wrapSquare wrapText="bothSides"/>
+            <wp:docPr id="13" name="Immagine 13" descr="P32#y1"/>
+            <wp:cNvGraphicFramePr>
+              <a:graphicFrameLocks xmlns:a="http://schemas.openxmlformats.org/drawingml/2006/main" noChangeAspect="1"/>
+            </wp:cNvGraphicFramePr>
+            <a:graphic xmlns:a="http://schemas.openxmlformats.org/drawingml/2006/main">
+              <a:graphicData uri="http://schemas.openxmlformats.org/drawingml/2006/picture">
+                <pic:pic xmlns:pic="http://schemas.openxmlformats.org/drawingml/2006/picture">
+                  <pic:nvPicPr>
+                    <pic:cNvPr id="13" name="Immagine 13" descr="P32#y1"/>
+                    <pic:cNvPicPr/>
+                  </pic:nvPicPr>
+                  <pic:blipFill>
+                    <a:blip r:embed="rId16"/>
+                    <a:stretch>
+                      <a:fillRect/>
+                    </a:stretch>
+                  </pic:blipFill>
+                  <pic:spPr>
+                    <a:xfrm>
+                      <a:off x="0" y="0"/>
+                      <a:ext cx="2780665" cy="3799205"/>
+                    </a:xfrm>
+                    <a:prstGeom prst="rect">
+                      <a:avLst/>
+                    </a:prstGeom>
+                  </pic:spPr>
+                </pic:pic>
+              </a:graphicData>
+            </a:graphic>
+            <wp14:sizeRelH relativeFrom="margin">
+              <wp14:pctWidth>0</wp14:pctWidth>
+            </wp14:sizeRelH>
+            <wp14:sizeRelV relativeFrom="margin">
+              <wp14:pctHeight>0</wp14:pctHeight>
+            </wp14:sizeRelV>
+          </wp:anchor>
+        </w:drawing>
+      </w:r>
+      <w:r>
+        <w:rPr>
+          <w:rFonts w:eastAsiaTheme="majorEastAsia" w:cstheme="majorBidi"/>
+          <w:b/>
+          <w:sz w:val="24"/>
+          <w:szCs w:val="24"/>
+        </w:rPr>
+        <w:t>&lt;editionStmt&gt;</w:t>
+      </w:r>
+    </w:p>
+    <w:p>
+      <w:pPr>
+        <w:ind w:left="360"/>
+        <w:contextualSpacing/>
+      </w:pPr>
+    </w:p>
+    <w:p>
+      <w:pPr>
+        <w:ind w:left="360"/>
+        <w:contextualSpacing/>
+      </w:pPr>
+      <w:r>
+        <w:t xml:space="preserve"> </w:t>
+      </w:r>
+    </w:p>
+    <w:p>
+      <w:pPr>
+        <w:ind w:left="360"/>
+        <w:contextualSpacing/>
+      </w:pPr>
+    </w:p>
+    <w:p>
+      <w:pPr>
+        <w:ind w:left="360"/>
+        <w:contextualSpacing/>
+      </w:pPr>
+    </w:p>
+    <w:p>
+      <w:pPr>
+        <w:ind w:left="360"/>
+        <w:contextualSpacing/>
+      </w:pPr>
+    </w:p>
+    <w:p>
+      <w:pPr>
+        <w:ind w:left="360"/>
+        <w:contextualSpacing/>
+      </w:pPr>
+    </w:p>
+    <w:p>
+      <w:pPr>
+        <w:ind w:left="360"/>
+        <w:contextualSpacing/>
+      </w:pPr>
+    </w:p>
+    <w:p>
+      <w:pPr>
+        <w:ind w:left="360"/>
+        <w:contextualSpacing/>
+      </w:pPr>
+    </w:p>
+    <w:p>
+      <w:pPr>
+        <w:pStyle w:val="Titolo3"/>
+        <w:contextualSpacing/>
+        <w:rPr>
+          <w:rFonts w:asciiTheme="minorHAnsi" w:hAnsiTheme="minorHAnsi"/>
+          <w:b/>
+          <w:color w:val="auto"/>
+        </w:rPr>
+      </w:pPr>
+      <w:r>
+        <w:rPr>
+          <w:noProof/>
+        </w:rPr>
+        <mc:AlternateContent>
+          <mc:Choice Requires="wps">
+            <w:drawing>
+              <wp:anchor distT="0" distB="0" distL="114300" distR="114300" simplePos="0" relativeHeight="251667456" behindDoc="0" locked="0" layoutInCell="1" allowOverlap="1" wp14:anchorId="54887BF9" wp14:editId="4B7DDFDD">
+                <wp:simplePos x="0" y="0"/>
+                <wp:positionH relativeFrom="column">
+                  <wp:posOffset>-260911</wp:posOffset>
+                </wp:positionH>
+                <wp:positionV relativeFrom="paragraph">
+                  <wp:posOffset>2350247</wp:posOffset>
+                </wp:positionV>
+                <wp:extent cx="7144991" cy="1403497"/>
+                <wp:effectExtent l="0" t="0" r="0" b="0"/>
+                <wp:wrapNone/>
+                <wp:docPr id="14" name="Casella di testo 14" descr="P41TB6bA#y1"/>
+                <wp:cNvGraphicFramePr/>
+                <a:graphic xmlns:a="http://schemas.openxmlformats.org/drawingml/2006/main">
+                  <a:graphicData uri="http://schemas.microsoft.com/office/word/2010/wordprocessingShape">
+                    <wps:wsp>
+                      <wps:cNvSpPr txBox="1"/>
+                      <wps:spPr>
+                        <a:xfrm>
+                          <a:off x="0" y="0"/>
+                          <a:ext cx="7144991" cy="1403497"/>
+                        </a:xfrm>
+                        <a:prstGeom prst="rect">
+                          <a:avLst/>
+                        </a:prstGeom>
+                        <a:noFill/>
+                        <a:ln w="6350" cap="flat" cmpd="sng" algn="ctr">
+                          <a:solidFill>
+                            <a:prstClr val="black">
+                              <a:alpha val="0"/>
+                            </a:prstClr>
+                          </a:solidFill>
+                          <a:prstDash val="solid"/>
+                          <a:round/>
+                          <a:headEnd type="none" w="med" len="med"/>
+                          <a:tailEnd type="none" w="med" len="med"/>
+                        </a:ln>
+                      </wps:spPr>
+                      <wps:txbx>
+                        <w:txbxContent>
+                          <w:p>
+                            <w:pPr>
+                              <w:ind w:left="207"/>
+                              <w:contextualSpacing/>
+                            </w:pPr>
+                            <w:r>
+                              <w:t>In questa sezione sono indicate le persone (con &lt;name&gt;) responsabili di specifici compiti (dichiarati in &lt;</w:t>
+                            </w:r>
+                            <w:proofErr w:type="spellStart"/>
+                            <w:r>
+                              <w:t>resp</w:t>
+                            </w:r>
+                            <w:proofErr w:type="spellEnd"/>
+                            <w:r>
+                              <w:t>&gt;):</w:t>
+                            </w:r>
+                          </w:p>
+                          <w:p>
+                            <w:pPr>
+                              <w:numPr>
+                                <w:ilvl w:val="0"/>
+                                <w:numId w:val="3"/>
+                              </w:numPr>
+                              <w:ind w:left="567"/>
+                              <w:contextualSpacing/>
+                            </w:pPr>
+                            <w:r>
+                              <w:t xml:space="preserve">la responsabilità generale dell’edizione è affidata a tutte le persone del gruppo di lavoro, </w:t>
+                            </w:r>
+                          </w:p>
+                          <w:p>
+                            <w:pPr>
+                              <w:numPr>
+                                <w:ilvl w:val="0"/>
+                                <w:numId w:val="3"/>
+                              </w:numPr>
+                              <w:ind w:left="567"/>
+                              <w:contextualSpacing/>
+                            </w:pPr>
+                            <w:r>
+                              <w:t xml:space="preserve">quella della codifica alla dottoressa Silvia Piccini, al professor Del Grosso e alla sottoscritta, </w:t>
+                            </w:r>
+                          </w:p>
+                          <w:p>
+                            <w:pPr>
+                              <w:numPr>
+                                <w:ilvl w:val="0"/>
+                                <w:numId w:val="3"/>
+                              </w:numPr>
+                              <w:ind w:left="567"/>
+                              <w:contextualSpacing/>
+                            </w:pPr>
+                            <w:r>
+                              <w:t xml:space="preserve">le responsabilità della trascrizione sono Simon Bouquet e Rudolf </w:t>
+                            </w:r>
+                            <w:proofErr w:type="spellStart"/>
+                            <w:r>
+                              <w:t>Engler</w:t>
+                            </w:r>
+                            <w:proofErr w:type="spellEnd"/>
+                            <w:r>
+                              <w:t xml:space="preserve"> in quanto </w:t>
+                            </w:r>
+                            <w:hyperlink r:id="rId17" w:history="1">
+                              <w:proofErr w:type="spellStart"/>
+                              <w:r>
+                                <w:rPr>
+                                  <w:i/>
+                                  <w:iCs/>
+                                  <w:color w:val="0563C1" w:themeColor="hyperlink"/>
+                                  <w:u w:val="single"/>
+                                </w:rPr>
+                                <w:t>Écrits</w:t>
+                              </w:r>
+                              <w:proofErr w:type="spellEnd"/>
+                              <w:r>
+                                <w:rPr>
+                                  <w:i/>
+                                  <w:iCs/>
+                                  <w:color w:val="0563C1" w:themeColor="hyperlink"/>
+                                  <w:u w:val="single"/>
+                                </w:rPr>
+                                <w:t xml:space="preserve"> de </w:t>
+                              </w:r>
+                              <w:proofErr w:type="spellStart"/>
+                              <w:r>
+                                <w:rPr>
+                                  <w:i/>
+                                  <w:iCs/>
+                                  <w:color w:val="0563C1" w:themeColor="hyperlink"/>
+                                  <w:u w:val="single"/>
+                                </w:rPr>
+                                <w:t>linguistique</w:t>
+                              </w:r>
+                              <w:proofErr w:type="spellEnd"/>
+                              <w:r>
+                                <w:rPr>
+                                  <w:i/>
+                                  <w:iCs/>
+                                  <w:color w:val="0563C1" w:themeColor="hyperlink"/>
+                                  <w:u w:val="single"/>
+                                </w:rPr>
+                                <w:t xml:space="preserve"> </w:t>
+                              </w:r>
+                              <w:proofErr w:type="spellStart"/>
+                              <w:r>
+                                <w:rPr>
+                                  <w:i/>
+                                  <w:iCs/>
+                                  <w:color w:val="0563C1" w:themeColor="hyperlink"/>
+                                  <w:u w:val="single"/>
+                                </w:rPr>
+                                <w:t>générale</w:t>
+                              </w:r>
+                              <w:proofErr w:type="spellEnd"/>
+                            </w:hyperlink>
+                            <w:r>
+                              <w:t xml:space="preserve"> è fonte della trascrizione del manoscritto</w:t>
+                            </w:r>
+                            <w:r>
+                              <w:t>,</w:t>
+                            </w:r>
+                          </w:p>
+                          <w:p>
+                            <w:pPr>
+                              <w:numPr>
+                                <w:ilvl w:val="0"/>
+                                <w:numId w:val="3"/>
+                              </w:numPr>
+                              <w:ind w:left="567"/>
+                              <w:contextualSpacing/>
+                            </w:pPr>
+                            <w:r>
+                              <w:t>così come la traduzione italiana è tratta da</w:t>
+                            </w:r>
+                            <w:r>
+                              <w:rPr>
+                                <w:i/>
+                                <w:iCs/>
+                              </w:rPr>
+                              <w:t xml:space="preserve"> </w:t>
+                            </w:r>
+                            <w:hyperlink r:id="rId18" w:history="1">
+                              <w:r>
+                                <w:rPr>
+                                  <w:i/>
+                                  <w:iCs/>
+                                  <w:color w:val="0563C1" w:themeColor="hyperlink"/>
+                                  <w:u w:val="single"/>
+                                </w:rPr>
+                                <w:t>Lingua e mente sociale</w:t>
+                              </w:r>
+                            </w:hyperlink>
+                            <w:r>
+                              <w:rPr>
+                                <w:i/>
+                                <w:iCs/>
+                              </w:rPr>
+                              <w:t xml:space="preserve"> </w:t>
+                            </w:r>
+                            <w:r>
+                              <w:t>di Emanuele Fadda, da cui la responsabilità della traduzione</w:t>
+                            </w:r>
+                          </w:p>
+                          <w:p>
+                            <w:pPr>
+                              <w:contextualSpacing/>
+                            </w:pPr>
+                          </w:p>
+                        </w:txbxContent>
+                      </wps:txbx>
+                      <wps:bodyPr rot="0" spcFirstLastPara="0" vertOverflow="overflow" horzOverflow="overflow" vert="horz" wrap="square" lIns="91440" tIns="45720" rIns="91440" bIns="45720" numCol="1" spcCol="0" rtlCol="0" fromWordArt="0" anchor="t" anchorCtr="0" forceAA="0" compatLnSpc="1">
+                        <a:prstTxWarp prst="textNoShape">
+                          <a:avLst/>
+                        </a:prstTxWarp>
+                        <a:noAutofit/>
+                      </wps:bodyPr>
+                    </wps:wsp>
+                  </a:graphicData>
+                </a:graphic>
+                <wp14:sizeRelH relativeFrom="margin">
+                  <wp14:pctWidth>0</wp14:pctWidth>
+                </wp14:sizeRelH>
+                <wp14:sizeRelV relativeFrom="margin">
+                  <wp14:pctHeight>0</wp14:pctHeight>
+                </wp14:sizeRelV>
+              </wp:anchor>
+            </w:drawing>
+          </mc:Choice>
+          <mc:Fallback>
+            <w:pict>
+              <v:shapetype w14:anchorId="54887BF9" id="_x0000_t202" coordsize="21600,21600" o:spt="202" path="m,l,21600r21600,l21600,xe">
+                <v:stroke joinstyle="miter"/>
+                <v:path gradientshapeok="t" o:connecttype="rect"/>
+              </v:shapetype>
+              <v:shape id="Casella di testo 14" o:spid="_x0000_s1026" type="#_x0000_t202" alt="P41TB6bA#y1" style="position:absolute;margin-left:-20.55pt;margin-top:185.05pt;width:562.6pt;height:110.5pt;z-index:251667456;visibility:visible;mso-wrap-style:square;mso-width-percent:0;mso-height-percent:0;mso-wrap-distance-left:9pt;mso-wrap-distance-top:0;mso-wrap-distance-right:9pt;mso-wrap-distance-bottom:0;mso-position-horizontal:absolute;mso-position-horizontal-relative:text;mso-position-vertical:absolute;mso-position-vertical-relative:text;mso-width-percent:0;mso-height-percent:0;mso-width-relative:margin;mso-height-relative:margin;v-text-anchor:top" o:gfxdata="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" filled="f" strokeweight=".5pt">
+                <v:stroke opacity="0" joinstyle="round"/>
+                <v:textbox>
+                  <w:txbxContent>
+                    <w:p>
+                      <w:pPr>
+                        <w:ind w:left="207"/>
+                        <w:contextualSpacing/>
+                      </w:pPr>
+                      <w:r>
+                        <w:t>In questa sezione sono indicate le persone (con &lt;name&gt;) responsabili di specifici compiti (dichiarati in &lt;</w:t>
+                      </w:r>
+                      <w:proofErr w:type="spellStart"/>
+                      <w:r>
+                        <w:t>resp</w:t>
+                      </w:r>
+                      <w:proofErr w:type="spellEnd"/>
+                      <w:r>
+                        <w:t>&gt;):</w:t>
+                      </w:r>
+                    </w:p>
+                    <w:p>
+                      <w:pPr>
+                        <w:numPr>
+                          <w:ilvl w:val="0"/>
+                          <w:numId w:val="3"/>
+                        </w:numPr>
+                        <w:ind w:left="567"/>
+                        <w:contextualSpacing/>
+                      </w:pPr>
+                      <w:r>
+                        <w:t xml:space="preserve">la responsabilità generale dell’edizione è affidata a tutte le persone del gruppo di lavoro, </w:t>
+                      </w:r>
+                    </w:p>
+                    <w:p>
+                      <w:pPr>
+                        <w:numPr>
+                          <w:ilvl w:val="0"/>
+                          <w:numId w:val="3"/>
+                        </w:numPr>
+                        <w:ind w:left="567"/>
+                        <w:contextualSpacing/>
+                      </w:pPr>
+                      <w:r>
+                        <w:t xml:space="preserve">quella della codifica alla dottoressa Silvia Piccini, al professor Del Grosso e alla sottoscritta, </w:t>
+                      </w:r>
+                    </w:p>
+                    <w:p>
+                      <w:pPr>
+                        <w:numPr>
+                          <w:ilvl w:val="0"/>
+                          <w:numId w:val="3"/>
+                        </w:numPr>
+                        <w:ind w:left="567"/>
+                        <w:contextualSpacing/>
+                      </w:pPr>
+                      <w:r>
+                        <w:t xml:space="preserve">le responsabilità della trascrizione sono Simon Bouquet e Rudolf </w:t>
+                      </w:r>
+                      <w:proofErr w:type="spellStart"/>
+                      <w:r>
+                        <w:t>Engler</w:t>
+                      </w:r>
+                      <w:proofErr w:type="spellEnd"/>
+                      <w:r>
+                        <w:t xml:space="preserve"> in quanto </w:t>
+                      </w:r>
+                      <w:hyperlink r:id="rId19" w:history="1">
+                        <w:proofErr w:type="spellStart"/>
+                        <w:r>
+                          <w:rPr>
+                            <w:i/>
+                            <w:iCs/>
+                            <w:color w:val="0563C1" w:themeColor="hyperlink"/>
+                            <w:u w:val="single"/>
+                          </w:rPr>
+                          <w:t>Écrits</w:t>
+                        </w:r>
+                        <w:proofErr w:type="spellEnd"/>
+                        <w:r>
+                          <w:rPr>
+                            <w:i/>
+                            <w:iCs/>
+                            <w:color w:val="0563C1" w:themeColor="hyperlink"/>
+                            <w:u w:val="single"/>
+                          </w:rPr>
+                          <w:t xml:space="preserve"> de </w:t>
+                        </w:r>
+                        <w:proofErr w:type="spellStart"/>
+                        <w:r>
+                          <w:rPr>
+                            <w:i/>
+                            <w:iCs/>
+                            <w:color w:val="0563C1" w:themeColor="hyperlink"/>
+                            <w:u w:val="single"/>
+                          </w:rPr>
+                          <w:t>linguistique</w:t>
+                        </w:r>
+                        <w:proofErr w:type="spellEnd"/>
+                        <w:r>
+                          <w:rPr>
+                            <w:i/>
+                            <w:iCs/>
+                            <w:color w:val="0563C1" w:themeColor="hyperlink"/>
+                            <w:u w:val="single"/>
+                          </w:rPr>
+                          <w:t xml:space="preserve"> </w:t>
+                        </w:r>
+                        <w:proofErr w:type="spellStart"/>
+                        <w:r>
+                          <w:rPr>
+                            <w:i/>
+                            <w:iCs/>
+                            <w:color w:val="0563C1" w:themeColor="hyperlink"/>
+                            <w:u w:val="single"/>
+                          </w:rPr>
+                          <w:t>générale</w:t>
+                        </w:r>
+                        <w:proofErr w:type="spellEnd"/>
+                      </w:hyperlink>
+                      <w:r>
+                        <w:t xml:space="preserve"> è fonte della trascrizione del manoscritto</w:t>
+                      </w:r>
+                      <w:r>
+                        <w:t>,</w:t>
+                      </w:r>
+                    </w:p>
+                    <w:p>
+                      <w:pPr>
+                        <w:numPr>
+                          <w:ilvl w:val="0"/>
+                          <w:numId w:val="3"/>
+                        </w:numPr>
+                        <w:ind w:left="567"/>
+                        <w:contextualSpacing/>
+                      </w:pPr>
+                      <w:r>
+                        <w:t>così come la traduzione italiana è tratta da</w:t>
+                      </w:r>
+                      <w:r>
+                        <w:rPr>
+                          <w:i/>
+                          <w:iCs/>
+                        </w:rPr>
+                        <w:t xml:space="preserve"> </w:t>
+                      </w:r>
+                      <w:hyperlink r:id="rId20" w:history="1">
+                        <w:r>
+                          <w:rPr>
+                            <w:i/>
+                            <w:iCs/>
+                            <w:color w:val="0563C1" w:themeColor="hyperlink"/>
+                            <w:u w:val="single"/>
+                          </w:rPr>
+                          <w:t>Lingua e mente sociale</w:t>
+                        </w:r>
+                      </w:hyperlink>
+                      <w:r>
+                        <w:rPr>
+                          <w:i/>
+                          <w:iCs/>
+                        </w:rPr>
+                        <w:t xml:space="preserve"> </w:t>
+                      </w:r>
+                      <w:r>
+                        <w:t>di Emanuele Fadda, da cui la responsabilità della traduzione</w:t>
+                      </w:r>
+                    </w:p>
+                    <w:p>
+                      <w:pPr>
+                        <w:contextualSpacing/>
+                      </w:pPr>
+                    </w:p>
+                  </w:txbxContent>
+                </v:textbox>
+              </v:shape>
+            </w:pict>
+          </mc:Fallback>
+        </mc:AlternateContent>
+      </w:r>
+      <w:r>
+        <w:br w:type="page"/>
+      </w:r>
+      <w:r>
+        <w:lastRenderedPageBreak/>
+        <w:drawing>
+          <wp:anchor distT="0" distB="0" distL="114300" distR="114300" simplePos="0" relativeHeight="251674624" behindDoc="0" locked="0" layoutInCell="1" allowOverlap="1" wp14:anchorId="1B973DB5" wp14:editId="150CC48F">
+            <wp:simplePos x="0" y="0"/>
+            <wp:positionH relativeFrom="column">
+              <wp:posOffset>0</wp:posOffset>
+            </wp:positionH>
+            <wp:positionV relativeFrom="paragraph">
+              <wp:posOffset>257810</wp:posOffset>
+            </wp:positionV>
+            <wp:extent cx="4792980" cy="1006475"/>
+            <wp:effectExtent l="0" t="0" r="7620" b="3175"/>
+            <wp:wrapTopAndBottom/>
+            <wp:docPr id="4" name="Immagine 4" descr="P41#y1"/>
+            <wp:cNvGraphicFramePr>
+              <a:graphicFrameLocks xmlns:a="http://schemas.openxmlformats.org/drawingml/2006/main" noChangeAspect="1"/>
+            </wp:cNvGraphicFramePr>
+            <a:graphic xmlns:a="http://schemas.openxmlformats.org/drawingml/2006/main">
+              <a:graphicData uri="http://schemas.openxmlformats.org/drawingml/2006/picture">
+                <pic:pic xmlns:pic="http://schemas.openxmlformats.org/drawingml/2006/picture">
+                  <pic:nvPicPr>
+                    <pic:cNvPr id="4" name="Immagine 4" descr="P41#y1"/>
+                    <pic:cNvPicPr/>
+                  </pic:nvPicPr>
+                  <pic:blipFill>
+                    <a:blip r:embed="rId21"/>
+                    <a:stretch>
+                      <a:fillRect/>
+                    </a:stretch>
+                  </pic:blipFill>
+                  <pic:spPr>
+                    <a:xfrm>
+                      <a:off x="0" y="0"/>
+                      <a:ext cx="4792980" cy="1006475"/>
+                    </a:xfrm>
+                    <a:prstGeom prst="rect">
+                      <a:avLst/>
+                    </a:prstGeom>
+                  </pic:spPr>
+                </pic:pic>
+              </a:graphicData>
+            </a:graphic>
+            <wp14:sizeRelH relativeFrom="margin">
+              <wp14:pctWidth>0</wp14:pctWidth>
+            </wp14:sizeRelH>
+            <wp14:sizeRelV relativeFrom="margin">
+              <wp14:pctHeight>0</wp14:pctHeight>
+            </wp14:sizeRelV>
+          </wp:anchor>
+        </w:drawing>
+      </w:r>
+      <w:r>
+        <w:rPr>
+          <w:rFonts w:asciiTheme="minorHAnsi" w:hAnsiTheme="minorHAnsi"/>
+          <w:b/>
+          <w:color w:val="auto"/>
+        </w:rPr>
+        <w:t>&lt;</w:t>
+      </w:r>
+      <w:proofErr w:type="spellStart"/>
+      <w:r>
+        <w:rPr>
+          <w:rFonts w:asciiTheme="minorHAnsi" w:hAnsiTheme="minorHAnsi"/>
+          <w:b/>
+          <w:color w:val="auto"/>
+        </w:rPr>
+        <w:t>publicationStmt</w:t>
+      </w:r>
+      <w:proofErr w:type="spellEnd"/>
+      <w:r>
+        <w:rPr>
+          <w:rFonts w:asciiTheme="minorHAnsi" w:hAnsiTheme="minorHAnsi"/>
+          <w:b/>
+          <w:color w:val="auto"/>
+        </w:rPr>
+        <w:t>&gt;</w:t>
+      </w:r>
+    </w:p>
+    <w:p>
+      <w:pPr>
+        <w:contextualSpacing/>
+      </w:pPr>
+      <w:r>
+        <w:t>Metadati relativi alla pubblicazione dell’edizione digitale.</w:t>
+      </w:r>
+    </w:p>
+    <w:p>
+      <w:pPr>
+        <w:contextualSpacing/>
+      </w:pPr>
+      <w:r>
+        <w:t>L’ente responsabile della distribuzione dell’edizione digitale è il CNR di Pisa in collaborazione con l’Università della Calabria</w:t>
+      </w:r>
+      <w:r>
+        <w:rPr>
+          <w:sz w:val="16"/>
+          <w:szCs w:val="16"/>
+        </w:rPr>
+        <w:t>.</w:t>
+      </w:r>
+    </w:p>
+    <w:p>
+      <w:pPr>
+        <w:contextualSpacing/>
+      </w:pPr>
+      <w:r>
+        <w:t xml:space="preserve">Il diritto d’autore fa riferimento alla licenza gratuita. </w:t>
+      </w:r>
+    </w:p>
+    <w:p>
+      <w:pPr>
+        <w:contextualSpacing/>
+      </w:pPr>
+      <w:r>
+        <w:t>La distribuzione del materiale è prevista per l’anno 2022.</w:t>
+      </w:r>
+    </w:p>
+    <w:p>
+      <w:pPr>
+        <w:keepNext/>
+        <w:keepLines/>
+        <w:spacing w:before="40" w:after="0"/>
+        <w:contextualSpacing/>
+        <w:outlineLvl w:val="2"/>
+        <w:rPr>
+          <w:rFonts w:eastAsiaTheme="majorEastAsia" w:cstheme="majorBidi"/>
+          <w:b/>
+          <w:sz w:val="24"/>
+          <w:szCs w:val="24"/>
+        </w:rPr>
+      </w:pPr>
+      <w:r>
+        <w:rPr>
+          <w:rFonts w:eastAsiaTheme="majorEastAsia" w:cstheme="majorBidi"/>
+          <w:b/>
+          <w:sz w:val="24"/>
+          <w:szCs w:val="24"/>
+        </w:rPr>
+        <w:t>&lt;</w:t>
+      </w:r>
+      <w:proofErr w:type="spellStart"/>
+      <w:r>
+        <w:rPr>
+          <w:rFonts w:eastAsiaTheme="majorEastAsia" w:cstheme="majorBidi"/>
+          <w:b/>
+          <w:sz w:val="24"/>
+          <w:szCs w:val="24"/>
+        </w:rPr>
+        <w:t>sourceDesc</w:t>
+      </w:r>
+      <w:proofErr w:type="spellEnd"/>
+      <w:r>
+        <w:rPr>
+          <w:rFonts w:eastAsiaTheme="majorEastAsia" w:cstheme="majorBidi"/>
+          <w:b/>
+          <w:sz w:val="24"/>
+          <w:szCs w:val="24"/>
+        </w:rPr>
+        <w:t>&gt;</w:t>
+      </w:r>
+    </w:p>
+    <w:p>
+      <w:pPr>
+        <w:spacing w:line="240" w:lineRule="atLeast"/>
+        <w:contextualSpacing/>
+      </w:pPr>
+      <w:r>
+        <w:rPr>
+          <w:noProof/>
+        </w:rPr>
+        <w:drawing>
+          <wp:anchor distT="0" distB="0" distL="114300" distR="114300" simplePos="0" relativeHeight="251670528" behindDoc="0" locked="0" layoutInCell="1" allowOverlap="1" wp14:anchorId="18DBB1E7" wp14:editId="3F44B0C0">
+            <wp:simplePos x="0" y="0"/>
+            <wp:positionH relativeFrom="column">
+              <wp:posOffset>0</wp:posOffset>
+            </wp:positionH>
+            <wp:positionV relativeFrom="paragraph">
+              <wp:posOffset>104775</wp:posOffset>
+            </wp:positionV>
+            <wp:extent cx="1636395" cy="1749425"/>
+            <wp:effectExtent l="0" t="0" r="1905" b="3175"/>
+            <wp:wrapTopAndBottom/>
+            <wp:docPr id="17" name="Immagine 17" descr="P47#y1"/>
+            <wp:cNvGraphicFramePr>
+              <a:graphicFrameLocks xmlns:a="http://schemas.openxmlformats.org/drawingml/2006/main" noChangeAspect="1"/>
+            </wp:cNvGraphicFramePr>
+            <a:graphic xmlns:a="http://schemas.openxmlformats.org/drawingml/2006/main">
+              <a:graphicData uri="http://schemas.openxmlformats.org/drawingml/2006/picture">
+                <pic:pic xmlns:pic="http://schemas.openxmlformats.org/drawingml/2006/picture">
+                  <pic:nvPicPr>
+                    <pic:cNvPr id="17" name="Immagine 17" descr="P47#y1"/>
+                    <pic:cNvPicPr/>
+                  </pic:nvPicPr>
+                  <pic:blipFill>
+                    <a:blip r:embed="rId22"/>
+                    <a:stretch>
+                      <a:fillRect/>
+                    </a:stretch>
+                  </pic:blipFill>
+                  <pic:spPr>
+                    <a:xfrm>
+                      <a:off x="0" y="0"/>
+                      <a:ext cx="1636395" cy="1749425"/>
+                    </a:xfrm>
+                    <a:prstGeom prst="rect">
+                      <a:avLst/>
+                    </a:prstGeom>
+                  </pic:spPr>
+                </pic:pic>
+              </a:graphicData>
+            </a:graphic>
+            <wp14:sizeRelH relativeFrom="margin">
+              <wp14:pctWidth>0</wp14:pctWidth>
+            </wp14:sizeRelH>
+            <wp14:sizeRelV relativeFrom="margin">
+              <wp14:pctHeight>0</wp14:pctHeight>
+            </wp14:sizeRelV>
+          </wp:anchor>
+        </w:drawing>
+      </w:r>
+    </w:p>
+    <w:p>
+      <w:pPr>
+        <w:keepNext/>
+        <w:keepLines/>
+        <w:spacing w:before="40" w:after="0"/>
+        <w:contextualSpacing/>
+        <w:outlineLvl w:val="3"/>
+        <w:rPr>
+          <w:rFonts w:eastAsiaTheme="majorEastAsia" w:cstheme="majorBidi"/>
+          <w:b/>
+          <w:iCs/>
+        </w:rPr>
+      </w:pPr>
+      <w:r>
+        <w:rPr>
+          <w:rFonts w:eastAsiaTheme="majorEastAsia" w:cstheme="majorBidi"/>
+          <w:b/>
+          <w:iCs/>
+        </w:rPr>
+        <w:drawing>
+          <wp:anchor distT="0" distB="0" distL="114300" distR="114300" simplePos="0" relativeHeight="251676672" behindDoc="0" locked="0" layoutInCell="1" allowOverlap="1" wp14:anchorId="393787B4" wp14:editId="4CE83ED1">
+            <wp:simplePos x="0" y="0"/>
+            <wp:positionH relativeFrom="column">
+              <wp:posOffset>-61</wp:posOffset>
+            </wp:positionH>
+            <wp:positionV relativeFrom="paragraph">
+              <wp:posOffset>192364</wp:posOffset>
+            </wp:positionV>
+            <wp:extent cx="5530215" cy="1300480"/>
+            <wp:effectExtent l="0" t="0" r="0" b="0"/>
+            <wp:wrapTopAndBottom/>
+            <wp:docPr id="6" name="Immagine 6" descr="P48#y1"/>
+            <wp:cNvGraphicFramePr>
+              <a:graphicFrameLocks xmlns:a="http://schemas.openxmlformats.org/drawingml/2006/main" noChangeAspect="1"/>
+            </wp:cNvGraphicFramePr>
+            <a:graphic xmlns:a="http://schemas.openxmlformats.org/drawingml/2006/main">
+              <a:graphicData uri="http://schemas.openxmlformats.org/drawingml/2006/picture">
+                <pic:pic xmlns:pic="http://schemas.openxmlformats.org/drawingml/2006/picture">
+                  <pic:nvPicPr>
+                    <pic:cNvPr id="6" name="Immagine 6" descr="P48#y1"/>
+                    <pic:cNvPicPr/>
+                  </pic:nvPicPr>
+                  <pic:blipFill>
+                    <a:blip r:embed="rId23"/>
+                    <a:stretch>
+                      <a:fillRect/>
+                    </a:stretch>
+                  </pic:blipFill>
+                  <pic:spPr>
+                    <a:xfrm>
+                      <a:off x="0" y="0"/>
+                      <a:ext cx="5530215" cy="1300480"/>
+                    </a:xfrm>
+                    <a:prstGeom prst="rect">
+                      <a:avLst/>
+                    </a:prstGeom>
+                  </pic:spPr>
+                </pic:pic>
+              </a:graphicData>
+            </a:graphic>
+            <wp14:sizeRelH relativeFrom="margin">
+              <wp14:pctWidth>0</wp14:pctWidth>
+            </wp14:sizeRelH>
+            <wp14:sizeRelV relativeFrom="margin">
+              <wp14:pctHeight>0</wp14:pctHeight>
+            </wp14:sizeRelV>
+          </wp:anchor>
+        </w:drawing>
+      </w:r>
+      <w:r>
+        <w:rPr>
+          <w:rFonts w:eastAsiaTheme="majorEastAsia" w:cstheme="majorBidi"/>
+          <w:b/>
+          <w:iCs/>
+        </w:rPr>
+        <w:t>&lt;</w:t>
+      </w:r>
+      <w:proofErr w:type="spellStart"/>
+      <w:r>
+        <w:rPr>
+          <w:rFonts w:eastAsiaTheme="majorEastAsia" w:cstheme="majorBidi"/>
+          <w:b/>
+          <w:iCs/>
+        </w:rPr>
+        <w:t>msIdentifier</w:t>
+      </w:r>
+      <w:proofErr w:type="spellEnd"/>
+      <w:r>
+        <w:rPr>
+          <w:rFonts w:eastAsiaTheme="majorEastAsia" w:cstheme="majorBidi"/>
+          <w:b/>
+          <w:iCs/>
+        </w:rPr>
+        <w:t>&gt;</w:t>
+      </w:r>
+    </w:p>
+    <w:p>
+      <w:pPr>
+        <w:contextualSpacing/>
+      </w:pPr>
+      <w:r>
+        <w:rPr>
+          <w:rFonts w:eastAsiaTheme="majorEastAsia" w:cstheme="majorBidi"/>
+          <w:b/>
+          <w:iCs/>
+          <w:noProof/>
+          <w:color w:val="FF0000"/>
+        </w:rPr>
+        <w:drawing>
+          <wp:anchor distT="0" distB="0" distL="114300" distR="114300" simplePos="0" relativeHeight="251671552" behindDoc="0" locked="0" layoutInCell="1" allowOverlap="1" wp14:anchorId="1F8AFD41" wp14:editId="1994E69A">
+            <wp:simplePos x="0" y="0"/>
+            <wp:positionH relativeFrom="column">
+              <wp:posOffset>-83431</wp:posOffset>
+            </wp:positionH>
+            <wp:positionV relativeFrom="paragraph">
+              <wp:posOffset>1691005</wp:posOffset>
+            </wp:positionV>
+            <wp:extent cx="2649220" cy="1097280"/>
+            <wp:effectExtent l="0" t="0" r="0" b="7620"/>
+            <wp:wrapTopAndBottom/>
+            <wp:docPr id="19" name="Immagine 19" descr="P49#y1"/>
+            <wp:cNvGraphicFramePr>
+              <a:graphicFrameLocks xmlns:a="http://schemas.openxmlformats.org/drawingml/2006/main" noChangeAspect="1"/>
+            </wp:cNvGraphicFramePr>
+            <a:graphic xmlns:a="http://schemas.openxmlformats.org/drawingml/2006/main">
+              <a:graphicData uri="http://schemas.openxmlformats.org/drawingml/2006/picture">
+                <pic:pic xmlns:pic="http://schemas.openxmlformats.org/drawingml/2006/picture">
+                  <pic:nvPicPr>
+                    <pic:cNvPr id="19" name="Immagine 19" descr="P49#y1"/>
+                    <pic:cNvPicPr/>
+                  </pic:nvPicPr>
+                  <pic:blipFill>
+                    <a:blip r:embed="rId24"/>
+                    <a:stretch>
+                      <a:fillRect/>
+                    </a:stretch>
+                  </pic:blipFill>
+                  <pic:spPr>
+                    <a:xfrm>
+                      <a:off x="0" y="0"/>
+                      <a:ext cx="2649220" cy="1097280"/>
+                    </a:xfrm>
+                    <a:prstGeom prst="rect">
+                      <a:avLst/>
+                    </a:prstGeom>
+                  </pic:spPr>
+                </pic:pic>
+              </a:graphicData>
+            </a:graphic>
+            <wp14:sizeRelH relativeFrom="margin">
+              <wp14:pctWidth>0</wp14:pctWidth>
+            </wp14:sizeRelH>
+            <wp14:sizeRelV relativeFrom="margin">
+              <wp14:pctHeight>0</wp14:pctHeight>
+            </wp14:sizeRelV>
+          </wp:anchor>
+        </w:drawing>
+      </w:r>
+      <w:r>
+        <w:t>I metadati fanno riferimento al manoscritto, è indicata la locazione dell’archivio della Biblioteca di Ginevra, dove è conservato, e l’indirizzo web relativo.</w:t>
+      </w:r>
+    </w:p>
+    <w:p>
+      <w:pPr>
+        <w:contextualSpacing/>
+      </w:pPr>
+      <w:r>
+        <w:t>L’</w:t>
+      </w:r>
+      <w:proofErr w:type="spellStart"/>
+      <w:r>
+        <w:t>IDNO</w:t>
+      </w:r>
+      <w:proofErr w:type="spellEnd"/>
+      <w:r>
+        <w:t xml:space="preserve"> è l’</w:t>
+      </w:r>
+      <w:proofErr w:type="spellStart"/>
+      <w:r>
+        <w:t>identification</w:t>
+      </w:r>
+      <w:proofErr w:type="spellEnd"/>
+      <w:r>
+        <w:t xml:space="preserve"> </w:t>
+      </w:r>
+      <w:proofErr w:type="spellStart"/>
+      <w:r>
+        <w:t>number</w:t>
+      </w:r>
+      <w:proofErr w:type="spellEnd"/>
+      <w:r>
+        <w:t xml:space="preserve"> del documento è stato utilizzato il codice di inventario del manoscritto, che in questo caso, per Prolusioni, è </w:t>
+      </w:r>
+      <w:hyperlink r:id="rId25" w:history="1">
+        <w:r>
+          <w:rPr>
+            <w:color w:val="0563C1" w:themeColor="hyperlink"/>
+            <w:u w:val="single"/>
+          </w:rPr>
+          <w:t>3951/1</w:t>
+        </w:r>
+      </w:hyperlink>
+      <w:r>
+        <w:t>.</w:t>
+      </w:r>
+    </w:p>
+    <w:p>
+      <w:pPr>
+        <w:contextualSpacing/>
+      </w:pPr>
+      <w:r>
+        <w:t>Nell’archivio digitale della BGE è riportato anche un altro identificativo “</w:t>
+      </w:r>
+      <w:proofErr w:type="spellStart"/>
+      <w:r>
+        <w:rPr>
+          <w:i/>
+          <w:iCs/>
+        </w:rPr>
+        <w:t>ark</w:t>
+      </w:r>
+      <w:proofErr w:type="spellEnd"/>
+      <w:r>
+        <w:rPr>
+          <w:i/>
+          <w:iCs/>
+        </w:rPr>
+        <w:t>:/17786/</w:t>
+      </w:r>
+      <w:proofErr w:type="spellStart"/>
+      <w:r>
+        <w:rPr>
+          <w:i/>
+          <w:iCs/>
+        </w:rPr>
+        <w:t>vtae78f994bf3242bef</w:t>
+      </w:r>
+      <w:proofErr w:type="spellEnd"/>
+      <w:r>
+        <w:t xml:space="preserve">”. È visibile nell’URL della </w:t>
+      </w:r>
+      <w:hyperlink r:id="rId26" w:history="1">
+        <w:r>
+          <w:rPr>
+            <w:color w:val="0563C1" w:themeColor="hyperlink"/>
+            <w:u w:val="single"/>
+          </w:rPr>
+          <w:t>pagina</w:t>
+        </w:r>
+      </w:hyperlink>
+      <w:r>
+        <w:t xml:space="preserve"> e nelle rappresentazioni digitali del manoscritto.</w:t>
+      </w:r>
+    </w:p>
+    <w:p>
+      <w:pPr>
+        <w:keepNext/>
+        <w:keepLines/>
+        <w:spacing w:before="40" w:after="0"/>
+        <w:contextualSpacing/>
+        <w:outlineLvl w:val="3"/>
+        <w:rPr>
+          <w:rFonts w:eastAsiaTheme="majorEastAsia" w:cstheme="majorBidi"/>
+          <w:b/>
+          <w:iCs/>
+        </w:rPr>
+      </w:pPr>
+      <w:r>
+        <w:rPr>
+          <w:rFonts w:eastAsiaTheme="majorEastAsia" w:cstheme="majorBidi"/>
+          <w:b/>
+          <w:iCs/>
+        </w:rPr>
+        <w:lastRenderedPageBreak/>
+        <w:t>&lt;</w:t>
+      </w:r>
+      <w:proofErr w:type="spellStart"/>
+      <w:r>
+        <w:rPr>
+          <w:rFonts w:eastAsiaTheme="majorEastAsia" w:cstheme="majorBidi"/>
+          <w:b/>
+          <w:iCs/>
+        </w:rPr>
+        <w:t>msContents</w:t>
+      </w:r>
+      <w:proofErr w:type="spellEnd"/>
+      <w:r>
+        <w:rPr>
+          <w:rFonts w:eastAsiaTheme="majorEastAsia" w:cstheme="majorBidi"/>
+          <w:b/>
+          <w:iCs/>
+        </w:rPr>
+        <w:t>&gt;</w:t>
+      </w:r>
+    </w:p>
+    <w:p>
+      <w:pPr>
+        <w:contextualSpacing/>
+      </w:pPr>
+      <w:r>
+        <w:rPr>
+          <w:noProof/>
+        </w:rPr>
+        <w:drawing>
+          <wp:anchor distT="0" distB="0" distL="114300" distR="114300" simplePos="0" relativeHeight="251678720" behindDoc="0" locked="0" layoutInCell="1" allowOverlap="1" wp14:anchorId="407222D4" wp14:editId="75AEFEFF">
+            <wp:simplePos x="0" y="0"/>
+            <wp:positionH relativeFrom="column">
+              <wp:posOffset>0</wp:posOffset>
+            </wp:positionH>
+            <wp:positionV relativeFrom="paragraph">
+              <wp:posOffset>44450</wp:posOffset>
+            </wp:positionV>
+            <wp:extent cx="3824605" cy="2932430"/>
+            <wp:effectExtent l="0" t="0" r="4445" b="1270"/>
+            <wp:wrapTopAndBottom/>
+            <wp:docPr id="21" name="Immagine 21" descr="P53#y1"/>
+            <wp:cNvGraphicFramePr>
+              <a:graphicFrameLocks xmlns:a="http://schemas.openxmlformats.org/drawingml/2006/main" noChangeAspect="1"/>
+            </wp:cNvGraphicFramePr>
+            <a:graphic xmlns:a="http://schemas.openxmlformats.org/drawingml/2006/main">
+              <a:graphicData uri="http://schemas.openxmlformats.org/drawingml/2006/picture">
+                <pic:pic xmlns:pic="http://schemas.openxmlformats.org/drawingml/2006/picture">
+                  <pic:nvPicPr>
+                    <pic:cNvPr id="21" name="Immagine 21" descr="P53#y1"/>
+                    <pic:cNvPicPr/>
+                  </pic:nvPicPr>
+                  <pic:blipFill>
+                    <a:blip r:embed="rId27"/>
+                    <a:stretch>
+                      <a:fillRect/>
+                    </a:stretch>
+                  </pic:blipFill>
+                  <pic:spPr>
+                    <a:xfrm>
+                      <a:off x="0" y="0"/>
+                      <a:ext cx="3824605" cy="2932430"/>
+                    </a:xfrm>
+                    <a:prstGeom prst="rect">
+                      <a:avLst/>
+                    </a:prstGeom>
+                  </pic:spPr>
+                </pic:pic>
+              </a:graphicData>
+            </a:graphic>
+            <wp14:sizeRelH relativeFrom="margin">
+              <wp14:pctWidth>0</wp14:pctWidth>
+            </wp14:sizeRelH>
+            <wp14:sizeRelV relativeFrom="margin">
+              <wp14:pctHeight>0</wp14:pctHeight>
+            </wp14:sizeRelV>
+          </wp:anchor>
+        </w:drawing>
+      </w:r>
+      <w:r>
+        <w:t>I metadati che differiscono da prolusione a prolusione sono contenuti in un &lt;</w:t>
+      </w:r>
+      <w:proofErr w:type="spellStart"/>
+      <w:r>
+        <w:t>msItem</w:t>
+      </w:r>
+      <w:proofErr w:type="spellEnd"/>
+      <w:r>
+        <w:t>&gt;.</w:t>
+      </w:r>
+    </w:p>
+    <w:p>
+      <w:pPr>
+        <w:contextualSpacing/>
+      </w:pPr>
+      <w:r>
+        <w:t>&lt;</w:t>
+      </w:r>
+      <w:proofErr w:type="spellStart"/>
+      <w:r>
+        <w:t>docDate</w:t>
+      </w:r>
+      <w:proofErr w:type="spellEnd"/>
+      <w:r>
+        <w:t>&gt; ha come valore la data in cui ogni lezione è stata presumibilmente tenuta.</w:t>
+      </w:r>
+    </w:p>
+    <w:p>
+      <w:pPr>
+        <w:contextualSpacing/>
+      </w:pPr>
+      <w:r>
+        <w:t xml:space="preserve">La </w:t>
+      </w:r>
+      <w:r>
+        <w:t xml:space="preserve">datazione è fornita da Alessandro </w:t>
+      </w:r>
+      <w:proofErr w:type="spellStart"/>
+      <w:r>
+        <w:t>Chidichimo</w:t>
+      </w:r>
+      <w:proofErr w:type="spellEnd"/>
+      <w:r>
+        <w:t xml:space="preserve"> e la sua responsabilità è codificata in una nota nel &lt;back&gt;.</w:t>
+      </w:r>
+    </w:p>
+    <w:p>
+      <w:pPr>
+        <w:contextualSpacing/>
+      </w:pPr>
+    </w:p>
+    <w:p>
+      <w:pPr>
+        <w:keepNext/>
+        <w:keepLines/>
+        <w:spacing w:before="40" w:after="0"/>
+        <w:contextualSpacing/>
+        <w:outlineLvl w:val="3"/>
+        <w:rPr>
+          <w:rFonts w:eastAsiaTheme="majorEastAsia" w:cstheme="majorBidi"/>
+          <w:b/>
+          <w:iCs/>
+        </w:rPr>
+      </w:pPr>
+      <w:r>
+        <w:drawing>
+          <wp:anchor distT="0" distB="0" distL="114300" distR="114300" simplePos="0" relativeHeight="251680768" behindDoc="0" locked="0" layoutInCell="1" allowOverlap="1" wp14:anchorId="71F86B66" wp14:editId="2488FA0E">
+            <wp:simplePos x="0" y="0"/>
+            <wp:positionH relativeFrom="column">
+              <wp:posOffset>0</wp:posOffset>
+            </wp:positionH>
+            <wp:positionV relativeFrom="paragraph">
+              <wp:posOffset>220837</wp:posOffset>
+            </wp:positionV>
+            <wp:extent cx="6645910" cy="2656205"/>
+            <wp:effectExtent l="0" t="0" r="2540" b="0"/>
+            <wp:wrapTopAndBottom/>
+            <wp:docPr id="7" name="Immagine 7" descr="P57#y1"/>
+            <wp:cNvGraphicFramePr>
+              <a:graphicFrameLocks xmlns:a="http://schemas.openxmlformats.org/drawingml/2006/main" noChangeAspect="1"/>
+            </wp:cNvGraphicFramePr>
+            <a:graphic xmlns:a="http://schemas.openxmlformats.org/drawingml/2006/main">
+              <a:graphicData uri="http://schemas.openxmlformats.org/drawingml/2006/picture">
+                <pic:pic xmlns:pic="http://schemas.openxmlformats.org/drawingml/2006/picture">
+                  <pic:nvPicPr>
+                    <pic:cNvPr id="7" name="Immagine 7" descr="P57#y1"/>
+                    <pic:cNvPicPr/>
+                  </pic:nvPicPr>
+                  <pic:blipFill>
+                    <a:blip r:embed="rId28"/>
+                    <a:stretch>
+                      <a:fillRect/>
+                    </a:stretch>
+                  </pic:blipFill>
+                  <pic:spPr>
+                    <a:xfrm>
+                      <a:off x="0" y="0"/>
+                      <a:ext cx="6645910" cy="2656205"/>
+                    </a:xfrm>
+                    <a:prstGeom prst="rect">
+                      <a:avLst/>
+                    </a:prstGeom>
+                  </pic:spPr>
+                </pic:pic>
+              </a:graphicData>
+            </a:graphic>
+          </wp:anchor>
+        </w:drawing>
+      </w:r>
+      <w:r>
+        <w:rPr>
+          <w:rFonts w:eastAsiaTheme="majorEastAsia" w:cstheme="majorBidi"/>
+          <w:b/>
+          <w:iCs/>
+        </w:rPr>
+        <w:t>&lt;</w:t>
+      </w:r>
+      <w:proofErr w:type="spellStart"/>
+      <w:r>
+        <w:rPr>
+          <w:rFonts w:eastAsiaTheme="majorEastAsia" w:cstheme="majorBidi"/>
+          <w:b/>
+          <w:iCs/>
+        </w:rPr>
+        <w:t>physDesc</w:t>
+      </w:r>
+      <w:proofErr w:type="spellEnd"/>
+      <w:r>
+        <w:rPr>
+          <w:rFonts w:eastAsiaTheme="majorEastAsia" w:cstheme="majorBidi"/>
+          <w:b/>
+          <w:iCs/>
+        </w:rPr>
+        <w:t>&gt;</w:t>
+      </w:r>
+    </w:p>
+    <w:p>
+      <w:pPr>
+        <w:contextualSpacing/>
+      </w:pPr>
+      <w:r>
+        <w:t>I</w:t>
+      </w:r>
+      <w:r>
+        <w:t xml:space="preserve">n </w:t>
+      </w:r>
+      <w:r>
+        <w:rPr>
+          <w:b/>
+          <w:bCs/>
+        </w:rPr>
+        <w:t>&lt;</w:t>
+      </w:r>
+      <w:proofErr w:type="spellStart"/>
+      <w:r>
+        <w:rPr>
+          <w:b/>
+          <w:bCs/>
+        </w:rPr>
+        <w:t>objectDesc</w:t>
+      </w:r>
+      <w:proofErr w:type="spellEnd"/>
+      <w:r>
+        <w:rPr>
+          <w:b/>
+          <w:bCs/>
+        </w:rPr>
+        <w:t>&gt;</w:t>
+      </w:r>
+      <w:r>
+        <w:t xml:space="preserve"> sono contenuti metadati riguardanti il supporto fisico dei manoscritti, come il materiale delle pagine, l’estensione della raccolta, la paginazione, e le condizioni in cui il manoscritto si è conservato.</w:t>
+      </w:r>
+    </w:p>
+    <w:p>
+      <w:pPr>
+        <w:contextualSpacing/>
+      </w:pPr>
+      <w:r>
+        <w:t xml:space="preserve">In </w:t>
+      </w:r>
+      <w:r>
+        <w:rPr>
+          <w:b/>
+          <w:bCs/>
+        </w:rPr>
+        <w:t>&lt;</w:t>
+      </w:r>
+      <w:proofErr w:type="spellStart"/>
+      <w:r>
+        <w:rPr>
+          <w:b/>
+          <w:bCs/>
+        </w:rPr>
+        <w:t>handDesc</w:t>
+      </w:r>
+      <w:proofErr w:type="spellEnd"/>
+      <w:r>
+        <w:rPr>
+          <w:b/>
+          <w:bCs/>
+        </w:rPr>
+        <w:t>&gt;</w:t>
+      </w:r>
+      <w:r>
+        <w:t xml:space="preserve"> è contenuta una piccola descrizione dell’identificazione delle mani che hanno scritto il manoscritto, nelle pagine che ho codificato ne ho riconosciuta una soltanto, quella di Saussure, che torna sullo scritto con correzioni e aggiunte.</w:t>
+      </w:r>
+    </w:p>
+    <w:p>
+      <w:pPr>
+        <w:contextualSpacing/>
+      </w:pPr>
+    </w:p>
+    <w:p>
+      <w:pPr>
+        <w:keepNext/>
+        <w:keepLines/>
+        <w:spacing w:before="40" w:after="0"/>
+        <w:contextualSpacing/>
+        <w:outlineLvl w:val="3"/>
+        <w:rPr>
+          <w:rFonts w:eastAsiaTheme="majorEastAsia" w:cstheme="majorBidi"/>
+          <w:b/>
+          <w:iCs/>
+        </w:rPr>
+      </w:pPr>
+      <w:r>
+        <w:rPr>
+          <w:rFonts w:eastAsiaTheme="majorEastAsia" w:cstheme="majorBidi"/>
+          <w:b/>
+          <w:iCs/>
+        </w:rPr>
+        <w:t>&lt;</w:t>
+      </w:r>
+      <w:r>
+        <w:rPr>
+          <w:rFonts w:eastAsiaTheme="majorEastAsia" w:cstheme="majorBidi"/>
+          <w:b/>
+          <w:iCs/>
+        </w:rPr>
+        <w:t>history</w:t>
+      </w:r>
+      <w:r>
+        <w:rPr>
+          <w:rFonts w:eastAsiaTheme="majorEastAsia" w:cstheme="majorBidi"/>
+          <w:b/>
+          <w:iCs/>
+        </w:rPr>
+        <w:drawing>
+          <wp:anchor distT="0" distB="0" distL="114300" distR="114300" simplePos="0" relativeHeight="251682816" behindDoc="0" locked="0" layoutInCell="1" allowOverlap="1" wp14:anchorId="36439FCC" wp14:editId="5B561DB7">
+            <wp:simplePos x="0" y="0"/>
+            <wp:positionH relativeFrom="column">
+              <wp:posOffset>0</wp:posOffset>
+            </wp:positionH>
+            <wp:positionV relativeFrom="paragraph">
+              <wp:posOffset>177165</wp:posOffset>
+            </wp:positionV>
+            <wp:extent cx="6645910" cy="1211580"/>
+            <wp:effectExtent l="0" t="0" r="2540" b="7620"/>
+            <wp:wrapTopAndBottom/>
+            <wp:docPr id="8" name="Immagine 8" descr="P61#y1"/>
+            <wp:cNvGraphicFramePr>
+              <a:graphicFrameLocks xmlns:a="http://schemas.openxmlformats.org/drawingml/2006/main" noChangeAspect="1"/>
+            </wp:cNvGraphicFramePr>
+            <a:graphic xmlns:a="http://schemas.openxmlformats.org/drawingml/2006/main">
+              <a:graphicData uri="http://schemas.openxmlformats.org/drawingml/2006/picture">
+                <pic:pic xmlns:pic="http://schemas.openxmlformats.org/drawingml/2006/picture">
+                  <pic:nvPicPr>
+                    <pic:cNvPr id="8" name="Immagine 8" descr="P61#y1"/>
+                    <pic:cNvPicPr/>
+                  </pic:nvPicPr>
+                  <pic:blipFill>
+                    <a:blip r:embed="rId29"/>
+                    <a:stretch>
+                      <a:fillRect/>
+                    </a:stretch>
+                  </pic:blipFill>
+                  <pic:spPr>
+                    <a:xfrm>
+                      <a:off x="0" y="0"/>
+                      <a:ext cx="6645910" cy="1211580"/>
+                    </a:xfrm>
+                    <a:prstGeom prst="rect">
+                      <a:avLst/>
+                    </a:prstGeom>
+                  </pic:spPr>
+                </pic:pic>
+              </a:graphicData>
+            </a:graphic>
+          </wp:anchor>
+        </w:drawing>
+      </w:r>
+      <w:r>
+        <w:rPr>
+          <w:rFonts w:eastAsiaTheme="majorEastAsia" w:cstheme="majorBidi"/>
+          <w:b/>
+          <w:iCs/>
+        </w:rPr>
+        <w:t>&gt;</w:t>
+      </w:r>
+    </w:p>
+    <w:p>
+      <w:pPr>
+        <w:contextualSpacing/>
+      </w:pPr>
+      <w:r>
+        <w:t xml:space="preserve">n &lt;history&gt; è contenuta la datazione del documento </w:t>
+      </w:r>
+      <w:r>
+        <w:rPr>
+          <w:rFonts w:cstheme="minorHAnsi"/>
+        </w:rPr>
+        <w:t>↑</w:t>
+      </w:r>
+      <w:r>
+        <w:t>.</w:t>
+      </w:r>
+    </w:p>
+    <w:p>
+      <w:r>
+        <w:rPr>
+          <w:rFonts w:eastAsiaTheme="majorEastAsia" w:cstheme="majorBidi"/>
+          <w:b/>
+          <w:iCs/>
+          <w:noProof/>
+        </w:rPr>
+        <w:lastRenderedPageBreak/>
+        <w:drawing>
+          <wp:anchor distT="0" distB="0" distL="114300" distR="114300" simplePos="0" relativeHeight="251684864" behindDoc="0" locked="0" layoutInCell="1" allowOverlap="1" wp14:anchorId="54D8C13D" wp14:editId="1289816F">
+            <wp:simplePos x="0" y="0"/>
+            <wp:positionH relativeFrom="column">
+              <wp:posOffset>-51435</wp:posOffset>
+            </wp:positionH>
+            <wp:positionV relativeFrom="paragraph">
+              <wp:posOffset>22860</wp:posOffset>
+            </wp:positionV>
+            <wp:extent cx="3354705" cy="1281430"/>
+            <wp:effectExtent l="19050" t="19050" r="17145" b="13970"/>
+            <wp:wrapTopAndBottom/>
+            <wp:docPr id="24" name="Immagine 24" descr="P63#y1"/>
+            <wp:cNvGraphicFramePr>
+              <a:graphicFrameLocks xmlns:a="http://schemas.openxmlformats.org/drawingml/2006/main" noChangeAspect="1"/>
+            </wp:cNvGraphicFramePr>
+            <a:graphic xmlns:a="http://schemas.openxmlformats.org/drawingml/2006/main">
+              <a:graphicData uri="http://schemas.openxmlformats.org/drawingml/2006/picture">
+                <pic:pic xmlns:pic="http://schemas.openxmlformats.org/drawingml/2006/picture">
+                  <pic:nvPicPr>
+                    <pic:cNvPr id="24" name="Immagine 24" descr="P63#y1"/>
+                    <pic:cNvPicPr/>
+                  </pic:nvPicPr>
+                  <pic:blipFill rotWithShape="1">
+                    <a:blip r:embed="rId30"/>
+                    <a:srcRect b="48545"/>
+                    <a:stretch/>
+                  </pic:blipFill>
+                  <pic:spPr bwMode="auto">
+                    <a:xfrm>
+                      <a:off x="0" y="0"/>
+                      <a:ext cx="3354705" cy="1281430"/>
+                    </a:xfrm>
+                    <a:prstGeom prst="rect">
+                      <a:avLst/>
+                    </a:prstGeom>
+                    <a:ln>
+                      <a:solidFill>
+                        <a:srgbClr val="E7E6E6"/>
+                      </a:solidFill>
+                    </a:ln>
+                    <a:extLst>
+                      <a:ext uri="{53640926-AAD7-44D8-BBD7-CCE9431645EC}">
+                        <a14:shadowObscured xmlns:a14="http://schemas.microsoft.com/office/drawing/2010/main"/>
+                      </a:ext>
+                    </a:extLst>
+                  </pic:spPr>
+                </pic:pic>
+              </a:graphicData>
+            </a:graphic>
+            <wp14:sizeRelH relativeFrom="margin">
+              <wp14:pctWidth>0</wp14:pctWidth>
+            </wp14:sizeRelH>
+            <wp14:sizeRelV relativeFrom="margin">
+              <wp14:pctHeight>0</wp14:pctHeight>
+            </wp14:sizeRelV>
+          </wp:anchor>
+        </w:drawing>
+      </w:r>
+      <w:r>
+        <w:t>Ogni prolusione è accompagnata dalla data della sua composizione e dal grado di sicurezza di questa informazione, insieme alla fonte da cui è tratta.</w:t>
+      </w:r>
+      <w:r>
+        <w:t xml:space="preserve"> Alessandro </w:t>
+      </w:r>
+      <w:proofErr w:type="spellStart"/>
+      <w:r>
+        <w:rPr>
+          <w:b/>
+          <w:bCs/>
+        </w:rPr>
+        <w:t>Chidichimo</w:t>
+      </w:r>
+      <w:proofErr w:type="spellEnd"/>
+      <w:r>
+        <w:t xml:space="preserve"> fornisce le date delle tre conferenze di </w:t>
+      </w:r>
+      <w:proofErr w:type="spellStart"/>
+      <w:r>
+        <w:t>FdS</w:t>
+      </w:r>
+      <w:proofErr w:type="spellEnd"/>
+      <w:r>
+        <w:t xml:space="preserve"> all'Università di Ginevra: la certezza delle prime due è alta, confrontandole con le informazioni nel "Journal de Genève" e in "Le</w:t>
+      </w:r>
+      <w:r>
+        <w:t xml:space="preserve"> </w:t>
+      </w:r>
+      <w:proofErr w:type="spellStart"/>
+      <w:r>
+        <w:t>Genevois</w:t>
+      </w:r>
+      <w:proofErr w:type="spellEnd"/>
+      <w:r>
+        <w:t xml:space="preserve">". </w:t>
+      </w:r>
+      <w:proofErr w:type="spellStart"/>
+      <w:r>
+        <w:t>Chidichimo</w:t>
+      </w:r>
+      <w:proofErr w:type="spellEnd"/>
+      <w:r>
+        <w:t xml:space="preserve"> avanza due ipotesi per la terza conferenza: venerdì 13 novembre o martedì 17.</w:t>
+      </w:r>
+    </w:p>
+    <w:p>
+      <w:pPr>
+        <w:keepNext/>
+        <w:keepLines/>
+        <w:spacing w:before="40" w:after="0"/>
+        <w:contextualSpacing/>
+        <w:outlineLvl w:val="2"/>
+        <w:rPr>
+          <w:rFonts w:eastAsiaTheme="majorEastAsia" w:cstheme="majorBidi"/>
+          <w:b/>
+          <w:sz w:val="24"/>
+          <w:szCs w:val="24"/>
+        </w:rPr>
+      </w:pPr>
+      <w:r>
+        <w:rPr>
+          <w:rFonts w:eastAsiaTheme="majorEastAsia" w:cstheme="majorBidi"/>
+          <w:b/>
+          <w:noProof/>
+          <w:sz w:val="24"/>
+          <w:szCs w:val="24"/>
+        </w:rPr>
+        <w:drawing>
+          <wp:anchor distT="0" distB="0" distL="114300" distR="114300" simplePos="0" relativeHeight="251687936" behindDoc="0" locked="0" layoutInCell="1" allowOverlap="1" wp14:anchorId="57A7E48B" wp14:editId="0BF8AF5A">
+            <wp:simplePos x="0" y="0"/>
+            <wp:positionH relativeFrom="column">
+              <wp:posOffset>8238</wp:posOffset>
+            </wp:positionH>
+            <wp:positionV relativeFrom="paragraph">
+              <wp:posOffset>232410</wp:posOffset>
+            </wp:positionV>
+            <wp:extent cx="4334510" cy="732790"/>
+            <wp:effectExtent l="0" t="0" r="8890" b="0"/>
+            <wp:wrapTopAndBottom/>
+            <wp:docPr id="27" name="Immagine 27" descr="P64#y1"/>
+            <wp:cNvGraphicFramePr>
+              <a:graphicFrameLocks xmlns:a="http://schemas.openxmlformats.org/drawingml/2006/main" noChangeAspect="1"/>
+            </wp:cNvGraphicFramePr>
+            <a:graphic xmlns:a="http://schemas.openxmlformats.org/drawingml/2006/main">
+              <a:graphicData uri="http://schemas.openxmlformats.org/drawingml/2006/picture">
+                <pic:pic xmlns:pic="http://schemas.openxmlformats.org/drawingml/2006/picture">
+                  <pic:nvPicPr>
+                    <pic:cNvPr id="27" name="Immagine 27" descr="P64#y1"/>
+                    <pic:cNvPicPr/>
+                  </pic:nvPicPr>
+                  <pic:blipFill>
+                    <a:blip r:embed="rId31"/>
+                    <a:stretch>
+                      <a:fillRect/>
+                    </a:stretch>
+                  </pic:blipFill>
+                  <pic:spPr>
+                    <a:xfrm>
+                      <a:off x="0" y="0"/>
+                      <a:ext cx="4334510" cy="732790"/>
+                    </a:xfrm>
+                    <a:prstGeom prst="rect">
+                      <a:avLst/>
+                    </a:prstGeom>
+                  </pic:spPr>
+                </pic:pic>
+              </a:graphicData>
+            </a:graphic>
+            <wp14:sizeRelH relativeFrom="margin">
+              <wp14:pctWidth>0</wp14:pctWidth>
+            </wp14:sizeRelH>
+            <wp14:sizeRelV relativeFrom="margin">
+              <wp14:pctHeight>0</wp14:pctHeight>
+            </wp14:sizeRelV>
+          </wp:anchor>
+        </w:drawing>
+      </w:r>
+      <w:r>
+        <w:rPr>
+          <w:rFonts w:eastAsiaTheme="majorEastAsia" w:cstheme="majorBidi"/>
+          <w:b/>
+          <w:sz w:val="24"/>
+          <w:szCs w:val="24"/>
+        </w:rPr>
+        <w:t>&lt;</w:t>
+      </w:r>
+      <w:proofErr w:type="spellStart"/>
+      <w:r>
+        <w:rPr>
+          <w:rFonts w:eastAsiaTheme="majorEastAsia" w:cstheme="majorBidi"/>
+          <w:b/>
+          <w:sz w:val="24"/>
+          <w:szCs w:val="24"/>
+        </w:rPr>
+        <w:t>encodingDesc</w:t>
+      </w:r>
+      <w:proofErr w:type="spellEnd"/>
+      <w:r>
+        <w:rPr>
+          <w:rFonts w:eastAsiaTheme="majorEastAsia" w:cstheme="majorBidi"/>
+          <w:b/>
+          <w:sz w:val="24"/>
+          <w:szCs w:val="24"/>
+        </w:rPr>
+        <w:t>&gt;</w:t>
+      </w:r>
+      <w:r>
+        <w:rPr>
+          <w:rFonts w:eastAsiaTheme="majorEastAsia" w:cstheme="majorBidi"/>
+          <w:b/>
+          <w:sz w:val="24"/>
+          <w:szCs w:val="24"/>
+        </w:rPr>
+        <w:t xml:space="preserve"> </w:t>
+      </w:r>
+    </w:p>
+    <w:p>
+      <w:pPr>
+        <w:pStyle w:val="Titolo4"/>
+        <w:contextualSpacing/>
+        <w:rPr>
+          <w:b/>
+        </w:rPr>
+      </w:pPr>
+      <w:r>
+        <w:rPr>
+          <w:b/>
+        </w:rPr>
+        <w:t>&lt;</w:t>
+      </w:r>
+      <w:proofErr w:type="spellStart"/>
+      <w:r>
+        <w:rPr>
+          <w:rFonts w:asciiTheme="minorHAnsi" w:hAnsiTheme="minorHAnsi"/>
+          <w:b/>
+          <w:i w:val="0"/>
+          <w:color w:val="auto"/>
+        </w:rPr>
+        <w:t>classDesc</w:t>
+      </w:r>
+      <w:proofErr w:type="spellEnd"/>
+      <w:r>
+        <w:rPr>
+          <w:b/>
+        </w:rPr>
+        <w:t>&gt;</w:t>
+      </w:r>
+    </w:p>
+    <w:p>
+      <w:pPr>
+        <w:contextualSpacing/>
+      </w:pPr>
+      <w:r>
+        <w:rPr>
+          <w:noProof/>
+        </w:rPr>
+        <w:drawing>
+          <wp:anchor distT="0" distB="0" distL="114300" distR="114300" simplePos="0" relativeHeight="251686912" behindDoc="0" locked="0" layoutInCell="1" allowOverlap="1" wp14:anchorId="59FF1B84" wp14:editId="2ACF6C00">
+            <wp:simplePos x="0" y="0"/>
+            <wp:positionH relativeFrom="column">
+              <wp:posOffset>3810</wp:posOffset>
+            </wp:positionH>
+            <wp:positionV relativeFrom="paragraph">
+              <wp:posOffset>82550</wp:posOffset>
+            </wp:positionV>
+            <wp:extent cx="2491740" cy="2491740"/>
+            <wp:effectExtent l="0" t="0" r="3810" b="3810"/>
+            <wp:wrapTopAndBottom/>
+            <wp:docPr id="25" name="Immagine 25" descr="P66#y1"/>
+            <wp:cNvGraphicFramePr>
+              <a:graphicFrameLocks xmlns:a="http://schemas.openxmlformats.org/drawingml/2006/main" noChangeAspect="1"/>
+            </wp:cNvGraphicFramePr>
+            <a:graphic xmlns:a="http://schemas.openxmlformats.org/drawingml/2006/main">
+              <a:graphicData uri="http://schemas.openxmlformats.org/drawingml/2006/picture">
+                <pic:pic xmlns:pic="http://schemas.openxmlformats.org/drawingml/2006/picture">
+                  <pic:nvPicPr>
+                    <pic:cNvPr id="25" name="Immagine 25" descr="P66#y1"/>
+                    <pic:cNvPicPr/>
+                  </pic:nvPicPr>
+                  <pic:blipFill>
+                    <a:blip r:embed="rId32"/>
+                    <a:stretch>
+                      <a:fillRect/>
+                    </a:stretch>
+                  </pic:blipFill>
+                  <pic:spPr>
+                    <a:xfrm>
+                      <a:off x="0" y="0"/>
+                      <a:ext cx="2491740" cy="2491740"/>
+                    </a:xfrm>
+                    <a:prstGeom prst="rect">
+                      <a:avLst/>
+                    </a:prstGeom>
+                  </pic:spPr>
+                </pic:pic>
+              </a:graphicData>
+            </a:graphic>
+          </wp:anchor>
+        </w:drawing>
+      </w:r>
+      <w:r>
+        <w:t>Contiene la tassonomia delle parole chiave che verranno usate in &lt;</w:t>
+      </w:r>
+      <w:proofErr w:type="spellStart"/>
+      <w:r>
+        <w:t>profileDesc</w:t>
+      </w:r>
+      <w:proofErr w:type="spellEnd"/>
+      <w:r>
+        <w:t>&gt;&lt;</w:t>
+      </w:r>
+      <w:proofErr w:type="spellStart"/>
+      <w:r>
+        <w:t>textClass</w:t>
+      </w:r>
+      <w:proofErr w:type="spellEnd"/>
+      <w:r>
+        <w:t>&gt; per definire gli argomenti di cui tratta il testo.</w:t>
+      </w:r>
+    </w:p>
+    <w:p>
+      <w:pPr>
+        <w:contextualSpacing/>
+      </w:pPr>
+    </w:p>
+    <w:p>
+      <w:pPr>
+        <w:keepNext/>
+        <w:keepLines/>
+        <w:spacing w:before="40" w:after="0"/>
+        <w:contextualSpacing/>
+        <w:outlineLvl w:val="3"/>
+        <w:rPr>
+          <w:rFonts w:eastAsiaTheme="majorEastAsia" w:cstheme="majorBidi"/>
+          <w:b/>
+          <w:iCs/>
+        </w:rPr>
+      </w:pPr>
+      <w:r>
+        <w:rPr>
+          <w:rFonts w:eastAsiaTheme="majorEastAsia" w:cstheme="majorBidi"/>
+          <w:b/>
+          <w:iCs/>
+        </w:rPr>
+        <w:lastRenderedPageBreak/>
+        <w:t>&lt;</w:t>
+      </w:r>
+      <w:proofErr w:type="spellStart"/>
+      <w:r>
+        <w:rPr>
+          <w:rFonts w:eastAsiaTheme="majorEastAsia" w:cstheme="majorBidi"/>
+          <w:b/>
+          <w:iCs/>
+        </w:rPr>
+        <w:t>editorialDecl</w:t>
+      </w:r>
+      <w:proofErr w:type="spellEnd"/>
+      <w:r>
+        <w:rPr>
+          <w:rFonts w:eastAsiaTheme="majorEastAsia" w:cstheme="majorBidi"/>
+          <w:b/>
+          <w:iCs/>
+        </w:rPr>
+        <w:t>&gt;</w:t>
+      </w:r>
+    </w:p>
+    <w:p>
+      <w:pPr>
+        <w:contextualSpacing/>
+      </w:pPr>
+      <w:r>
+        <w:rPr>
+          <w:noProof/>
+        </w:rPr>
+        <w:drawing>
+          <wp:anchor distT="0" distB="0" distL="114300" distR="114300" simplePos="0" relativeHeight="251689984" behindDoc="0" locked="0" layoutInCell="1" allowOverlap="1" wp14:anchorId="50A815E4" wp14:editId="5B5CA97D">
+            <wp:simplePos x="0" y="0"/>
+            <wp:positionH relativeFrom="column">
+              <wp:posOffset>12700</wp:posOffset>
+            </wp:positionH>
+            <wp:positionV relativeFrom="paragraph">
+              <wp:posOffset>57150</wp:posOffset>
+            </wp:positionV>
+            <wp:extent cx="4385945" cy="4779010"/>
+            <wp:effectExtent l="0" t="0" r="0" b="2540"/>
+            <wp:wrapTopAndBottom/>
+            <wp:docPr id="26" name="Immagine 26" descr="P69#y1"/>
+            <wp:cNvGraphicFramePr>
+              <a:graphicFrameLocks xmlns:a="http://schemas.openxmlformats.org/drawingml/2006/main" noChangeAspect="1"/>
+            </wp:cNvGraphicFramePr>
+            <a:graphic xmlns:a="http://schemas.openxmlformats.org/drawingml/2006/main">
+              <a:graphicData uri="http://schemas.openxmlformats.org/drawingml/2006/picture">
+                <pic:pic xmlns:pic="http://schemas.openxmlformats.org/drawingml/2006/picture">
+                  <pic:nvPicPr>
+                    <pic:cNvPr id="26" name="Immagine 26" descr="P69#y1"/>
+                    <pic:cNvPicPr/>
+                  </pic:nvPicPr>
+                  <pic:blipFill>
+                    <a:blip r:embed="rId33"/>
+                    <a:stretch>
+                      <a:fillRect/>
+                    </a:stretch>
+                  </pic:blipFill>
+                  <pic:spPr>
+                    <a:xfrm>
+                      <a:off x="0" y="0"/>
+                      <a:ext cx="4385945" cy="4779010"/>
+                    </a:xfrm>
+                    <a:prstGeom prst="rect">
+                      <a:avLst/>
+                    </a:prstGeom>
+                  </pic:spPr>
+                </pic:pic>
+              </a:graphicData>
+            </a:graphic>
+            <wp14:sizeRelH relativeFrom="margin">
+              <wp14:pctWidth>0</wp14:pctWidth>
+            </wp14:sizeRelH>
+            <wp14:sizeRelV relativeFrom="margin">
+              <wp14:pctHeight>0</wp14:pctHeight>
+            </wp14:sizeRelV>
+          </wp:anchor>
+        </w:drawing>
+      </w:r>
+    </w:p>
+    <w:p>
+      <w:pPr>
+        <w:contextualSpacing/>
+      </w:pPr>
+      <w:r>
+        <w:t>&lt;</w:t>
+      </w:r>
+      <w:proofErr w:type="spellStart"/>
+      <w:r>
+        <w:t>editorialDecl</w:t>
+      </w:r>
+      <w:proofErr w:type="spellEnd"/>
+      <w:r>
+        <w:t>&gt; contiene una lista composta da tre elementi:</w:t>
+      </w:r>
+    </w:p>
+    <w:p>
+      <w:pPr>
+        <w:contextualSpacing/>
+      </w:pPr>
+    </w:p>
+    <w:p>
+      <w:pPr>
+        <w:ind w:left="360"/>
+        <w:contextualSpacing/>
+      </w:pPr>
+      <w:r>
+        <w:t>&lt;label&gt; contiene il codice (&lt;</w:t>
+      </w:r>
+      <w:proofErr w:type="spellStart"/>
+      <w:r>
+        <w:t>idno</w:t>
+      </w:r>
+      <w:proofErr w:type="spellEnd"/>
+      <w:r>
+        <w:t>&gt;) della pericope (</w:t>
+      </w:r>
+      <w:proofErr w:type="spellStart"/>
+      <w:r>
+        <w:t>91Aaaa001</w:t>
+      </w:r>
+      <w:proofErr w:type="spellEnd"/>
+      <w:r>
+        <w:t>)</w:t>
+      </w:r>
+    </w:p>
+    <w:p>
+      <w:pPr>
+        <w:ind w:left="360"/>
+        <w:contextualSpacing/>
+      </w:pPr>
+    </w:p>
+    <w:p>
+      <w:pPr>
+        <w:ind w:left="360"/>
+        <w:contextualSpacing/>
+      </w:pPr>
+      <w:r>
+        <w:t>&lt;item&gt; composto da:</w:t>
+      </w:r>
+    </w:p>
+    <w:p>
+      <w:pPr>
+        <w:ind w:left="1080"/>
+        <w:contextualSpacing/>
+      </w:pPr>
+      <w:r>
+        <w:t>&lt;</w:t>
+      </w:r>
+      <w:proofErr w:type="spellStart"/>
+      <w:r>
+        <w:t>seg</w:t>
+      </w:r>
+      <w:proofErr w:type="spellEnd"/>
+      <w:r>
+        <w:t>&gt; contiene l’inizio del testo della pericope,</w:t>
+      </w:r>
+    </w:p>
+    <w:p>
+      <w:pPr>
+        <w:ind w:left="1080"/>
+        <w:contextualSpacing/>
+        <w:rPr>
+          <w:noProof/>
+        </w:rPr>
+      </w:pPr>
+      <w:r>
+        <w:t>&lt;</w:t>
+      </w:r>
+      <w:proofErr w:type="spellStart"/>
+      <w:r>
+        <w:t>desc</w:t>
+      </w:r>
+      <w:proofErr w:type="spellEnd"/>
+      <w:r>
+        <w:t xml:space="preserve">&gt; </w:t>
+      </w:r>
+      <w:r>
+        <w:t>contiene</w:t>
+      </w:r>
+      <w:r>
+        <w:t xml:space="preserve"> una breve descrizione riassuntiva della pericope</w:t>
+      </w:r>
+      <w:r>
+        <w:rPr>
+          <w:noProof/>
+        </w:rPr>
+        <w:t xml:space="preserve"> </w:t>
+      </w:r>
+    </w:p>
+    <w:p>
+      <w:pPr>
+        <w:ind w:left="1080"/>
+        <w:contextualSpacing/>
+        <w:rPr>
+          <w:noProof/>
+        </w:rPr>
+      </w:pPr>
+    </w:p>
+    <w:p>
+      <w:pPr>
+        <w:contextualSpacing/>
+        <w:rPr>
+          <w:noProof/>
+        </w:rPr>
+      </w:pPr>
+      <w:r>
+        <w:rPr>
+          <w:noProof/>
+        </w:rPr>
+        <w:drawing>
+          <wp:anchor distT="0" distB="0" distL="114300" distR="114300" simplePos="0" relativeHeight="251691008" behindDoc="0" locked="0" layoutInCell="1" allowOverlap="1" wp14:anchorId="0CDEFC33" wp14:editId="39BBECCD">
+            <wp:simplePos x="0" y="0"/>
+            <wp:positionH relativeFrom="column">
+              <wp:posOffset>3836307</wp:posOffset>
+            </wp:positionH>
+            <wp:positionV relativeFrom="paragraph">
+              <wp:posOffset>132624</wp:posOffset>
+            </wp:positionV>
+            <wp:extent cx="3178175" cy="1136015"/>
+            <wp:effectExtent l="57150" t="57150" r="98425" b="102235"/>
+            <wp:wrapSquare wrapText="bothSides"/>
+            <wp:docPr id="34" name="Immagine 34" descr="P78#y1"/>
+            <wp:cNvGraphicFramePr>
+              <a:graphicFrameLocks xmlns:a="http://schemas.openxmlformats.org/drawingml/2006/main" noChangeAspect="1"/>
+            </wp:cNvGraphicFramePr>
+            <a:graphic xmlns:a="http://schemas.openxmlformats.org/drawingml/2006/main">
+              <a:graphicData uri="http://schemas.openxmlformats.org/drawingml/2006/picture">
+                <pic:pic xmlns:pic="http://schemas.openxmlformats.org/drawingml/2006/picture">
+                  <pic:nvPicPr>
+                    <pic:cNvPr id="34" name="Immagine 34" descr="P78#y1"/>
+                    <pic:cNvPicPr/>
+                  </pic:nvPicPr>
+                  <pic:blipFill>
+                    <a:blip r:embed="rId34"/>
+                    <a:stretch>
+                      <a:fillRect/>
+                    </a:stretch>
+                  </pic:blipFill>
+                  <pic:spPr>
+                    <a:xfrm>
+                      <a:off x="0" y="0"/>
+                      <a:ext cx="3178175" cy="1136015"/>
+                    </a:xfrm>
+                    <a:prstGeom prst="rect">
+                      <a:avLst/>
+                    </a:prstGeom>
+                    <a:ln>
+                      <a:solidFill>
+                        <a:srgbClr val="E7E6E6"/>
+                      </a:solidFill>
+                    </a:ln>
+                    <a:effectLst>
+                      <a:outerShdw blurRad="50800" dist="38100" dir="2700000" algn="tl" rotWithShape="0">
+                        <a:prstClr val="black">
+                          <a:alpha val="15000"/>
+                        </a:prstClr>
+                      </a:outerShdw>
+                    </a:effectLst>
+                  </pic:spPr>
+                </pic:pic>
+              </a:graphicData>
+            </a:graphic>
+            <wp14:sizeRelH relativeFrom="margin">
+              <wp14:pctWidth>0</wp14:pctWidth>
+            </wp14:sizeRelH>
+            <wp14:sizeRelV relativeFrom="margin">
+              <wp14:pctHeight>0</wp14:pctHeight>
+            </wp14:sizeRelV>
+          </wp:anchor>
+        </w:drawing>
+      </w:r>
+    </w:p>
+    <w:p>
+      <w:pPr>
+        <w:contextualSpacing/>
+        <w:rPr>
+          <w:noProof/>
+        </w:rPr>
+      </w:pPr>
+      <w:r>
+        <w:rPr>
+          <w:noProof/>
+        </w:rPr>
+        <w:t xml:space="preserve">I codici delle pericopi di </w:t>
+      </w:r>
+      <w:r>
+        <w:rPr>
+          <w:noProof/>
+          <w:u w:val="single"/>
+        </w:rPr>
+        <w:t>Prolusioni</w:t>
+      </w:r>
+      <w:r>
+        <w:rPr>
+          <w:noProof/>
+        </w:rPr>
+        <w:t xml:space="preserve"> sono quelli ipotizzati dai saussuriani nel documento “</w:t>
+      </w:r>
+      <w:hyperlink r:id="rId35" w:history="1">
+        <w:r>
+          <w:rPr>
+            <w:noProof/>
+            <w:color w:val="0563C1" w:themeColor="hyperlink"/>
+            <w:u w:val="single"/>
+          </w:rPr>
+          <w:t>Note e tag per Angelo e Silvia</w:t>
+        </w:r>
+      </w:hyperlink>
+      <w:r>
+        <w:rPr>
+          <w:noProof/>
+        </w:rPr>
+        <w:t xml:space="preserve">” </w:t>
+      </w:r>
+      <w:r>
+        <w:rPr>
+          <w:noProof/>
+        </w:rPr>
+        <w:sym w:font="Wingdings" w:char="F0E0"/>
+      </w:r>
+    </w:p>
+    <w:p>
+      <w:pPr>
+        <w:contextualSpacing/>
+        <w:rPr>
+          <w:noProof/>
+        </w:rPr>
+      </w:pPr>
+    </w:p>
+    <w:p>
+      <w:pPr>
+        <w:contextualSpacing/>
+        <w:rPr>
+          <w:noProof/>
+        </w:rPr>
+      </w:pPr>
+      <w:r>
+        <w:rPr>
+          <w:noProof/>
+        </w:rPr>
+        <w:t xml:space="preserve">Per quanto riguarda </w:t>
+      </w:r>
+      <w:r>
+        <w:rPr>
+          <w:noProof/>
+          <w:u w:val="single"/>
+        </w:rPr>
+        <w:t>Morfologia</w:t>
+      </w:r>
+      <w:r>
+        <w:rPr>
+          <w:noProof/>
+        </w:rPr>
+        <w:t>, ho utilizzato</w:t>
+      </w:r>
+      <w:r>
+        <w:rPr>
+          <w:noProof/>
+        </w:rPr>
+        <w:t xml:space="preserve"> la pericopatura </w:t>
+      </w:r>
+      <w:r>
+        <w:rPr>
+          <w:noProof/>
+        </w:rPr>
+        <w:t>adottata</w:t>
+      </w:r>
+      <w:r>
+        <w:rPr>
+          <w:noProof/>
+        </w:rPr>
+        <w:t xml:space="preserve"> dal professor Gambarara all’interno del file </w:t>
+      </w:r>
+      <w:hyperlink r:id="rId36" w:history="1">
+        <w:r>
+          <w:rPr>
+            <w:rStyle w:val="Collegamentoipertestuale"/>
+            <w:noProof/>
+          </w:rPr>
+          <w:t>Morfologia cpl</w:t>
+        </w:r>
+      </w:hyperlink>
+      <w:r>
+        <w:rPr>
+          <w:noProof/>
+        </w:rPr>
+        <w:t>, e presa da Bouquet-Engler</w:t>
+      </w:r>
+      <w:r>
+        <w:rPr>
+          <w:noProof/>
+        </w:rPr>
+        <w:t>.</w:t>
+      </w:r>
+      <w:r>
+        <w:rPr>
+          <w:noProof/>
+        </w:rPr>
+        <w:t xml:space="preserve"> </w:t>
+      </w:r>
+    </w:p>
+    <w:p>
+      <w:pPr>
+        <w:contextualSpacing/>
+        <w:rPr>
+          <w:noProof/>
+        </w:rPr>
+      </w:pPr>
+      <w:r>
+        <w:rPr>
+          <w:noProof/>
+        </w:rPr>
+        <w:t>La prima pericope di Morfologia ha il codice “</w:t>
+      </w:r>
+      <w:r>
+        <w:rPr>
+          <w:noProof/>
+        </w:rPr>
+        <w:t>3293.1</w:t>
+      </w:r>
+      <w:r>
+        <w:rPr>
+          <w:noProof/>
+        </w:rPr>
+        <w:t>1</w:t>
+      </w:r>
+      <w:r>
+        <w:rPr>
+          <w:noProof/>
+        </w:rPr>
+        <w:t>”, la seconda “</w:t>
+      </w:r>
+      <w:r>
+        <w:rPr>
+          <w:noProof/>
+        </w:rPr>
+        <w:t>3293.1</w:t>
+      </w:r>
+      <w:r>
+        <w:rPr>
+          <w:noProof/>
+        </w:rPr>
+        <w:t>2</w:t>
+      </w:r>
+      <w:r>
+        <w:rPr>
+          <w:noProof/>
+        </w:rPr>
+        <w:t>” e così via…</w:t>
+      </w:r>
+    </w:p>
+    <w:p>
+      <w:pPr>
+        <w:contextualSpacing/>
+      </w:pPr>
+      <w:r>
+        <w:rPr>
+          <w:noProof/>
+        </w:rPr>
+        <w:drawing>
+          <wp:anchor distT="0" distB="0" distL="114300" distR="114300" simplePos="0" relativeHeight="251692032" behindDoc="0" locked="0" layoutInCell="1" allowOverlap="1" wp14:anchorId="388F0A48" wp14:editId="501DCFDB">
+            <wp:simplePos x="0" y="0"/>
+            <wp:positionH relativeFrom="column">
+              <wp:posOffset>-43180</wp:posOffset>
+            </wp:positionH>
+            <wp:positionV relativeFrom="paragraph">
+              <wp:posOffset>84455</wp:posOffset>
+            </wp:positionV>
+            <wp:extent cx="4893945" cy="557530"/>
+            <wp:effectExtent l="57150" t="57150" r="97155" b="90170"/>
+            <wp:wrapSquare wrapText="bothSides"/>
+            <wp:docPr id="37" name="Immagine 37" descr="P83#y1"/>
+            <wp:cNvGraphicFramePr>
+              <a:graphicFrameLocks xmlns:a="http://schemas.openxmlformats.org/drawingml/2006/main" noChangeAspect="1"/>
+            </wp:cNvGraphicFramePr>
+            <a:graphic xmlns:a="http://schemas.openxmlformats.org/drawingml/2006/main">
+              <a:graphicData uri="http://schemas.openxmlformats.org/drawingml/2006/picture">
+                <pic:pic xmlns:pic="http://schemas.openxmlformats.org/drawingml/2006/picture">
+                  <pic:nvPicPr>
+                    <pic:cNvPr id="37" name="Immagine 37" descr="P83#y1"/>
+                    <pic:cNvPicPr/>
+                  </pic:nvPicPr>
+                  <pic:blipFill>
+                    <a:blip r:embed="rId37"/>
+                    <a:stretch>
+                      <a:fillRect/>
+                    </a:stretch>
+                  </pic:blipFill>
+                  <pic:spPr>
+                    <a:xfrm>
+                      <a:off x="0" y="0"/>
+                      <a:ext cx="4893945" cy="557530"/>
+                    </a:xfrm>
+                    <a:prstGeom prst="rect">
+                      <a:avLst/>
+                    </a:prstGeom>
+                    <a:ln>
+                      <a:solidFill>
+                        <a:srgbClr val="E7E6E6"/>
+                      </a:solidFill>
+                    </a:ln>
+                    <a:effectLst>
+                      <a:outerShdw blurRad="50800" dist="38100" dir="2700000" algn="tl" rotWithShape="0">
+                        <a:prstClr val="black">
+                          <a:alpha val="12000"/>
+                        </a:prstClr>
+                      </a:outerShdw>
+                    </a:effectLst>
+                  </pic:spPr>
+                </pic:pic>
+              </a:graphicData>
+            </a:graphic>
+            <wp14:sizeRelH relativeFrom="margin">
+              <wp14:pctWidth>0</wp14:pctWidth>
+            </wp14:sizeRelH>
+            <wp14:sizeRelV relativeFrom="margin">
+              <wp14:pctHeight>0</wp14:pctHeight>
+            </wp14:sizeRelV>
+          </wp:anchor>
+        </w:drawing>
+      </w:r>
+      <w:r>
+        <w:br w:type="page"/>
+      </w:r>
+    </w:p>
+    <w:p>
+      <w:pPr>
+        <w:keepNext/>
+        <w:keepLines/>
+        <w:spacing w:before="40" w:after="0"/>
+        <w:contextualSpacing/>
+        <w:outlineLvl w:val="2"/>
+        <w:rPr>
+          <w:rFonts w:eastAsiaTheme="majorEastAsia" w:cstheme="majorBidi"/>
+          <w:b/>
+          <w:sz w:val="24"/>
+          <w:szCs w:val="24"/>
+        </w:rPr>
+      </w:pPr>
+      <w:r>
+        <w:rPr>
+          <w:rFonts w:eastAsiaTheme="majorEastAsia" w:cstheme="majorBidi"/>
+          <w:b/>
+          <w:noProof/>
+          <w:sz w:val="24"/>
+          <w:szCs w:val="24"/>
+        </w:rPr>
+        <w:lastRenderedPageBreak/>
+        <w:drawing>
+          <wp:anchor distT="0" distB="0" distL="114300" distR="114300" simplePos="0" relativeHeight="251694080" behindDoc="0" locked="0" layoutInCell="1" allowOverlap="1" wp14:anchorId="60EB622D" wp14:editId="41223D0D">
+            <wp:simplePos x="0" y="0"/>
+            <wp:positionH relativeFrom="column">
+              <wp:posOffset>12609</wp:posOffset>
+            </wp:positionH>
+            <wp:positionV relativeFrom="paragraph">
+              <wp:posOffset>245745</wp:posOffset>
+            </wp:positionV>
+            <wp:extent cx="6591935" cy="3158490"/>
+            <wp:effectExtent l="0" t="0" r="0" b="3810"/>
+            <wp:wrapTopAndBottom/>
+            <wp:docPr id="31" name="Immagine 31" descr="P84#y1"/>
+            <wp:cNvGraphicFramePr>
+              <a:graphicFrameLocks xmlns:a="http://schemas.openxmlformats.org/drawingml/2006/main" noChangeAspect="1"/>
+            </wp:cNvGraphicFramePr>
+            <a:graphic xmlns:a="http://schemas.openxmlformats.org/drawingml/2006/main">
+              <a:graphicData uri="http://schemas.openxmlformats.org/drawingml/2006/picture">
+                <pic:pic xmlns:pic="http://schemas.openxmlformats.org/drawingml/2006/picture">
+                  <pic:nvPicPr>
+                    <pic:cNvPr id="31" name="Immagine 31" descr="P84#y1"/>
+                    <pic:cNvPicPr/>
+                  </pic:nvPicPr>
+                  <pic:blipFill>
+                    <a:blip r:embed="rId38">
+                      <a:extLst>
+                        <a:ext uri="{28A0092B-C50C-407E-A947-70E740481C1C}">
+                          <a14:useLocalDpi xmlns:a14="http://schemas.microsoft.com/office/drawing/2010/main" val="0"/>
+                        </a:ext>
+                      </a:extLst>
+                    </a:blip>
+                    <a:stretch>
+                      <a:fillRect/>
+                    </a:stretch>
+                  </pic:blipFill>
+                  <pic:spPr>
+                    <a:xfrm>
+                      <a:off x="0" y="0"/>
+                      <a:ext cx="6591935" cy="3158490"/>
+                    </a:xfrm>
+                    <a:prstGeom prst="rect">
+                      <a:avLst/>
+                    </a:prstGeom>
+                  </pic:spPr>
+                </pic:pic>
+              </a:graphicData>
+            </a:graphic>
+            <wp14:sizeRelH relativeFrom="margin">
+              <wp14:pctWidth>0</wp14:pctWidth>
+            </wp14:sizeRelH>
+            <wp14:sizeRelV relativeFrom="margin">
+              <wp14:pctHeight>0</wp14:pctHeight>
+            </wp14:sizeRelV>
+          </wp:anchor>
+        </w:drawing>
+      </w:r>
+      <w:r>
+        <w:rPr>
+          <w:rFonts w:eastAsiaTheme="majorEastAsia" w:cstheme="majorBidi"/>
+          <w:b/>
+          <w:sz w:val="24"/>
+          <w:szCs w:val="24"/>
+        </w:rPr>
+        <w:t>&lt;</w:t>
+      </w:r>
+      <w:proofErr w:type="spellStart"/>
+      <w:r>
+        <w:rPr>
+          <w:rFonts w:eastAsiaTheme="majorEastAsia" w:cstheme="majorBidi"/>
+          <w:b/>
+          <w:sz w:val="24"/>
+          <w:szCs w:val="24"/>
+        </w:rPr>
+        <w:t>profileDesc</w:t>
+      </w:r>
+      <w:proofErr w:type="spellEnd"/>
+      <w:r>
+        <w:rPr>
+          <w:rFonts w:eastAsiaTheme="majorEastAsia" w:cstheme="majorBidi"/>
+          <w:b/>
+          <w:sz w:val="24"/>
+          <w:szCs w:val="24"/>
+        </w:rPr>
+        <w:t>&gt;</w:t>
+      </w:r>
+    </w:p>
+    <w:p>
+      <w:pPr>
+        <w:keepNext/>
+        <w:keepLines/>
+        <w:spacing w:before="40" w:after="0"/>
+        <w:contextualSpacing/>
+        <w:outlineLvl w:val="3"/>
+        <w:rPr>
+          <w:rFonts w:eastAsiaTheme="majorEastAsia" w:cstheme="majorBidi"/>
+          <w:b/>
+          <w:iCs/>
+        </w:rPr>
+      </w:pPr>
+      <w:r>
+        <w:rPr>
+          <w:rFonts w:eastAsiaTheme="majorEastAsia" w:cstheme="majorBidi"/>
+          <w:b/>
+          <w:iCs/>
+        </w:rPr>
+        <w:t>&lt;</w:t>
+      </w:r>
+      <w:proofErr w:type="spellStart"/>
+      <w:r>
+        <w:rPr>
+          <w:rFonts w:eastAsiaTheme="majorEastAsia" w:cstheme="majorBidi"/>
+          <w:b/>
+          <w:iCs/>
+        </w:rPr>
+        <w:t>textClass</w:t>
+      </w:r>
+      <w:proofErr w:type="spellEnd"/>
+      <w:r>
+        <w:rPr>
+          <w:rFonts w:eastAsiaTheme="majorEastAsia" w:cstheme="majorBidi"/>
+          <w:b/>
+          <w:iCs/>
+        </w:rPr>
+        <w:t>&gt;</w:t>
+      </w:r>
+    </w:p>
+    <w:p>
+      <w:pPr>
+        <w:contextualSpacing/>
+      </w:pPr>
+      <w:r>
+        <w:rPr>
+          <w:noProof/>
+        </w:rPr>
+        <w:drawing>
+          <wp:anchor distT="0" distB="0" distL="114300" distR="114300" simplePos="0" relativeHeight="251695104" behindDoc="0" locked="0" layoutInCell="1" allowOverlap="1" wp14:anchorId="598CFA5B" wp14:editId="106D5EB6">
+            <wp:simplePos x="0" y="0"/>
+            <wp:positionH relativeFrom="column">
+              <wp:posOffset>12337</wp:posOffset>
+            </wp:positionH>
+            <wp:positionV relativeFrom="paragraph">
+              <wp:posOffset>24674</wp:posOffset>
+            </wp:positionV>
+            <wp:extent cx="2089150" cy="1027430"/>
+            <wp:effectExtent l="0" t="0" r="6350" b="1270"/>
+            <wp:wrapSquare wrapText="bothSides"/>
+            <wp:docPr id="12" name="Immagine 12" descr="P86#y1"/>
+            <wp:cNvGraphicFramePr>
+              <a:graphicFrameLocks xmlns:a="http://schemas.openxmlformats.org/drawingml/2006/main" noChangeAspect="1"/>
+            </wp:cNvGraphicFramePr>
+            <a:graphic xmlns:a="http://schemas.openxmlformats.org/drawingml/2006/main">
+              <a:graphicData uri="http://schemas.openxmlformats.org/drawingml/2006/picture">
+                <pic:pic xmlns:pic="http://schemas.openxmlformats.org/drawingml/2006/picture">
+                  <pic:nvPicPr>
+                    <pic:cNvPr id="12" name="Immagine 12" descr="P86#y1"/>
+                    <pic:cNvPicPr/>
+                  </pic:nvPicPr>
+                  <pic:blipFill>
+                    <a:blip r:embed="rId39"/>
+                    <a:stretch>
+                      <a:fillRect/>
+                    </a:stretch>
+                  </pic:blipFill>
+                  <pic:spPr>
+                    <a:xfrm>
+                      <a:off x="0" y="0"/>
+                      <a:ext cx="2089150" cy="1027430"/>
+                    </a:xfrm>
+                    <a:prstGeom prst="rect">
+                      <a:avLst/>
+                    </a:prstGeom>
+                  </pic:spPr>
+                </pic:pic>
+              </a:graphicData>
+            </a:graphic>
+            <wp14:sizeRelH relativeFrom="margin">
+              <wp14:pctWidth>0</wp14:pctWidth>
+            </wp14:sizeRelH>
+            <wp14:sizeRelV relativeFrom="margin">
+              <wp14:pctHeight>0</wp14:pctHeight>
+            </wp14:sizeRelV>
+          </wp:anchor>
+        </w:drawing>
+      </w:r>
+      <w:r>
+        <w:t>Contiene una selezione delle parole chiave definite precedentemente nell’&lt;</w:t>
+      </w:r>
+      <w:proofErr w:type="spellStart"/>
+      <w:r>
+        <w:t>encodingDesc</w:t>
+      </w:r>
+      <w:proofErr w:type="spellEnd"/>
+      <w:r>
+        <w:t xml:space="preserve">&gt;, che definisce i macro-argomenti del testo, in questo caso: </w:t>
+      </w:r>
+      <w:proofErr w:type="spellStart"/>
+      <w:r>
+        <w:t>linguistics</w:t>
+      </w:r>
+      <w:proofErr w:type="spellEnd"/>
+      <w:r>
+        <w:t xml:space="preserve">, </w:t>
+      </w:r>
+      <w:proofErr w:type="spellStart"/>
+      <w:r>
+        <w:t>university</w:t>
+      </w:r>
+      <w:proofErr w:type="spellEnd"/>
+      <w:r>
+        <w:t xml:space="preserve"> e </w:t>
+      </w:r>
+      <w:proofErr w:type="spellStart"/>
+      <w:r>
+        <w:t>teaching</w:t>
+      </w:r>
+      <w:proofErr w:type="spellEnd"/>
+      <w:r>
+        <w:t>.</w:t>
+      </w:r>
+    </w:p>
+    <w:p>
+      <w:pPr>
+        <w:contextualSpacing/>
+      </w:pPr>
+    </w:p>
+    <w:p>
+      <w:pPr>
+        <w:contextualSpacing/>
+      </w:pPr>
+    </w:p>
+    <w:p>
+      <w:pPr>
+        <w:contextualSpacing/>
+      </w:pPr>
+    </w:p>
+    <w:p>
+      <w:pPr>
+        <w:keepNext/>
+        <w:keepLines/>
+        <w:spacing w:before="40" w:after="0"/>
+        <w:contextualSpacing/>
+        <w:outlineLvl w:val="3"/>
+        <w:rPr>
+          <w:rFonts w:eastAsiaTheme="majorEastAsia" w:cstheme="majorBidi"/>
+          <w:b/>
+          <w:iCs/>
+        </w:rPr>
+      </w:pPr>
+      <w:r>
+        <w:rPr>
+          <w:rFonts w:eastAsiaTheme="majorEastAsia" w:cstheme="majorBidi"/>
+          <w:b/>
+          <w:iCs/>
+          <w:noProof/>
+        </w:rPr>
+        <w:drawing>
+          <wp:anchor distT="0" distB="0" distL="114300" distR="114300" simplePos="0" relativeHeight="251696128" behindDoc="0" locked="0" layoutInCell="1" allowOverlap="1" wp14:anchorId="4ED723F0" wp14:editId="2E8A9464">
+            <wp:simplePos x="0" y="0"/>
+            <wp:positionH relativeFrom="column">
+              <wp:posOffset>3810</wp:posOffset>
+            </wp:positionH>
+            <wp:positionV relativeFrom="paragraph">
+              <wp:posOffset>178435</wp:posOffset>
+            </wp:positionV>
+            <wp:extent cx="2180590" cy="417830"/>
+            <wp:effectExtent l="0" t="0" r="0" b="1270"/>
+            <wp:wrapTopAndBottom/>
+            <wp:docPr id="16" name="Immagine 16" descr="P90#y1"/>
+            <wp:cNvGraphicFramePr>
+              <a:graphicFrameLocks xmlns:a="http://schemas.openxmlformats.org/drawingml/2006/main" noChangeAspect="1"/>
+            </wp:cNvGraphicFramePr>
+            <a:graphic xmlns:a="http://schemas.openxmlformats.org/drawingml/2006/main">
+              <a:graphicData uri="http://schemas.openxmlformats.org/drawingml/2006/picture">
+                <pic:pic xmlns:pic="http://schemas.openxmlformats.org/drawingml/2006/picture">
+                  <pic:nvPicPr>
+                    <pic:cNvPr id="16" name="Immagine 16" descr="P90#y1"/>
+                    <pic:cNvPicPr/>
+                  </pic:nvPicPr>
+                  <pic:blipFill>
+                    <a:blip r:embed="rId40"/>
+                    <a:stretch>
+                      <a:fillRect/>
+                    </a:stretch>
+                  </pic:blipFill>
+                  <pic:spPr>
+                    <a:xfrm>
+                      <a:off x="0" y="0"/>
+                      <a:ext cx="2180590" cy="417830"/>
+                    </a:xfrm>
+                    <a:prstGeom prst="rect">
+                      <a:avLst/>
+                    </a:prstGeom>
+                  </pic:spPr>
+                </pic:pic>
+              </a:graphicData>
+            </a:graphic>
+            <wp14:sizeRelH relativeFrom="margin">
+              <wp14:pctWidth>0</wp14:pctWidth>
+            </wp14:sizeRelH>
+            <wp14:sizeRelV relativeFrom="margin">
+              <wp14:pctHeight>0</wp14:pctHeight>
+            </wp14:sizeRelV>
+          </wp:anchor>
+        </w:drawing>
+      </w:r>
+      <w:r>
+        <w:rPr>
+          <w:rFonts w:eastAsiaTheme="majorEastAsia" w:cstheme="majorBidi"/>
+          <w:b/>
+          <w:iCs/>
+        </w:rPr>
+        <w:t>&lt;</w:t>
+      </w:r>
+      <w:proofErr w:type="spellStart"/>
+      <w:r>
+        <w:rPr>
+          <w:rFonts w:eastAsiaTheme="majorEastAsia" w:cstheme="majorBidi"/>
+          <w:b/>
+          <w:iCs/>
+        </w:rPr>
+        <w:t>langUsage</w:t>
+      </w:r>
+      <w:proofErr w:type="spellEnd"/>
+      <w:r>
+        <w:rPr>
+          <w:rFonts w:eastAsiaTheme="majorEastAsia" w:cstheme="majorBidi"/>
+          <w:b/>
+          <w:iCs/>
+        </w:rPr>
+        <w:t>&gt;</w:t>
+      </w:r>
+      <w:r>
+        <w:rPr>
+          <w:rFonts w:eastAsiaTheme="majorEastAsia" w:cstheme="majorBidi"/>
+          <w:b/>
+          <w:iCs/>
+          <w:noProof/>
+        </w:rPr>
+        <w:t xml:space="preserve"> </w:t>
+      </w:r>
+    </w:p>
+    <w:p>
+      <w:pPr>
+        <w:contextualSpacing/>
+      </w:pPr>
+      <w:r>
+        <w:t>Il linguaggio principale del documento manoscritto originale e della trascrizione su cui ci basiamo è il francese. La presenza di esempi in lingue differenti dal francese è segnalata puntualmente nel cor</w:t>
+      </w:r>
+      <w:r>
+        <w:t>p</w:t>
+      </w:r>
+      <w:r>
+        <w:t>o del testo codificato con il tag &lt;</w:t>
+      </w:r>
+      <w:proofErr w:type="spellStart"/>
+      <w:r>
+        <w:t>foreign</w:t>
+      </w:r>
+      <w:proofErr w:type="spellEnd"/>
+      <w:r>
+        <w:t xml:space="preserve"> </w:t>
+      </w:r>
+      <w:proofErr w:type="spellStart"/>
+      <w:r>
+        <w:t>lang</w:t>
+      </w:r>
+      <w:proofErr w:type="spellEnd"/>
+      <w:r>
+        <w:t>=</w:t>
+      </w:r>
+      <w:r>
+        <w:rPr>
+          <w:rFonts w:cstheme="minorHAnsi"/>
+        </w:rPr>
+        <w:t>″</w:t>
+      </w:r>
+      <w:r>
+        <w:t>...”&gt; spesso come figlio del tag &lt;</w:t>
+      </w:r>
+      <w:proofErr w:type="spellStart"/>
+      <w:r>
+        <w:t>eg</w:t>
+      </w:r>
+      <w:proofErr w:type="spellEnd"/>
+      <w:r>
+        <w:t>&gt; in quanto solitamente sono degli esempi utili alla spiegazione e relativi al contesto.</w:t>
+      </w:r>
+    </w:p>
+    <w:p>
+      <w:pPr>
+        <w:keepNext/>
+        <w:keepLines/>
+        <w:spacing w:before="40" w:after="0"/>
+        <w:contextualSpacing/>
+        <w:outlineLvl w:val="3"/>
+        <w:rPr>
+          <w:rFonts w:eastAsiaTheme="majorEastAsia" w:cstheme="majorBidi"/>
+          <w:b/>
+          <w:iCs/>
+        </w:rPr>
+      </w:pPr>
+      <w:r>
+        <w:rPr>
+          <w:rFonts w:eastAsiaTheme="majorEastAsia" w:cstheme="majorBidi"/>
+          <w:b/>
+          <w:iCs/>
+        </w:rPr>
+        <w:drawing>
+          <wp:anchor distT="0" distB="0" distL="114300" distR="114300" simplePos="0" relativeHeight="251697152" behindDoc="0" locked="0" layoutInCell="1" allowOverlap="1" wp14:anchorId="156B90E1" wp14:editId="5AA1C554">
+            <wp:simplePos x="0" y="0"/>
+            <wp:positionH relativeFrom="column">
+              <wp:posOffset>3810</wp:posOffset>
+            </wp:positionH>
+            <wp:positionV relativeFrom="paragraph">
+              <wp:posOffset>249646</wp:posOffset>
+            </wp:positionV>
+            <wp:extent cx="6832600" cy="1704340"/>
+            <wp:effectExtent l="0" t="0" r="6350" b="0"/>
+            <wp:wrapTopAndBottom/>
+            <wp:docPr id="18" name="Immagine 18" descr="P92#y1"/>
+            <wp:cNvGraphicFramePr>
+              <a:graphicFrameLocks xmlns:a="http://schemas.openxmlformats.org/drawingml/2006/main" noChangeAspect="1"/>
+            </wp:cNvGraphicFramePr>
+            <a:graphic xmlns:a="http://schemas.openxmlformats.org/drawingml/2006/main">
+              <a:graphicData uri="http://schemas.openxmlformats.org/drawingml/2006/picture">
+                <pic:pic xmlns:pic="http://schemas.openxmlformats.org/drawingml/2006/picture">
+                  <pic:nvPicPr>
+                    <pic:cNvPr id="18" name="Immagine 18" descr="P92#y1"/>
+                    <pic:cNvPicPr/>
+                  </pic:nvPicPr>
+                  <pic:blipFill>
+                    <a:blip r:embed="rId41"/>
+                    <a:stretch>
+                      <a:fillRect/>
+                    </a:stretch>
+                  </pic:blipFill>
+                  <pic:spPr>
+                    <a:xfrm>
+                      <a:off x="0" y="0"/>
+                      <a:ext cx="6832600" cy="1704340"/>
+                    </a:xfrm>
+                    <a:prstGeom prst="rect">
+                      <a:avLst/>
+                    </a:prstGeom>
+                  </pic:spPr>
+                </pic:pic>
+              </a:graphicData>
+            </a:graphic>
+          </wp:anchor>
+        </w:drawing>
+      </w:r>
+      <w:r>
+        <w:rPr>
+          <w:rFonts w:eastAsiaTheme="majorEastAsia" w:cstheme="majorBidi"/>
+          <w:b/>
+          <w:iCs/>
+        </w:rPr>
+        <w:t>&lt;</w:t>
+      </w:r>
+      <w:proofErr w:type="spellStart"/>
+      <w:r>
+        <w:rPr>
+          <w:rFonts w:eastAsiaTheme="majorEastAsia" w:cstheme="majorBidi"/>
+          <w:b/>
+          <w:iCs/>
+        </w:rPr>
+        <w:t>creation</w:t>
+      </w:r>
+      <w:proofErr w:type="spellEnd"/>
+      <w:r>
+        <w:rPr>
+          <w:rFonts w:eastAsiaTheme="majorEastAsia" w:cstheme="majorBidi"/>
+          <w:b/>
+          <w:iCs/>
+        </w:rPr>
+        <w:t>&gt;</w:t>
+      </w:r>
+    </w:p>
+    <w:p>
+      <w:pPr>
+        <w:contextualSpacing/>
+      </w:pPr>
+      <w:r>
+        <w:t>Dimostrazione</w:t>
+      </w:r>
+      <w:r>
+        <w:t xml:space="preserve"> di classificazione de</w:t>
+      </w:r>
+      <w:r>
+        <w:t>lle</w:t>
+      </w:r>
+      <w:r>
+        <w:t xml:space="preserve"> divers</w:t>
+      </w:r>
+      <w:r>
+        <w:t xml:space="preserve">e </w:t>
+      </w:r>
+      <w:r>
+        <w:t>fasi</w:t>
+      </w:r>
+      <w:r>
+        <w:t xml:space="preserve"> di stesura della prima pagina del manoscritto, tenendo conto principalmente dell’ordine temporale di scrittura della versione “bella”, ignorando le bozze dei manoscritti.</w:t>
+      </w:r>
+    </w:p>
+    <w:p>
+      <w:pPr>
+        <w:contextualSpacing/>
+      </w:pPr>
+      <w:r>
+        <w:t>Riferendoci, ad esempio, a Prolusioni:</w:t>
+      </w:r>
+    </w:p>
+    <w:p>
+      <w:pPr>
+        <w:numPr>
+          <w:ilvl w:val="0"/>
+          <w:numId w:val="4"/>
+        </w:numPr>
+        <w:contextualSpacing/>
+      </w:pPr>
+      <w:r>
+        <w:t xml:space="preserve">Una prima stesura è quella fatta scrivendo la maggior parte del testo, </w:t>
+      </w:r>
+    </w:p>
+    <w:p>
+      <w:pPr>
+        <w:numPr>
+          <w:ilvl w:val="0"/>
+          <w:numId w:val="4"/>
+        </w:numPr>
+        <w:contextualSpacing/>
+      </w:pPr>
+      <w:r>
+        <w:t xml:space="preserve">la seconda facendo piccole correzioni e aggiunte durante la prima seguendo e proseguendo il flusso di quella stesura, </w:t>
+      </w:r>
+    </w:p>
+    <w:p>
+      <w:pPr>
+        <w:numPr>
+          <w:ilvl w:val="0"/>
+          <w:numId w:val="4"/>
+        </w:numPr>
+        <w:contextualSpacing/>
+      </w:pPr>
+      <w:r>
+        <w:t>La terza stesura ritorna sulle prime due e fa piccole correzioni e aggiunte, in un momento successivo alle prime due,</w:t>
+      </w:r>
+    </w:p>
+    <w:p>
+      <w:pPr>
+        <w:numPr>
+          <w:ilvl w:val="0"/>
+          <w:numId w:val="4"/>
+        </w:numPr>
+        <w:contextualSpacing/>
+      </w:pPr>
+      <w:r>
+        <w:lastRenderedPageBreak/>
+        <w:t>La quarta inserisce consistenti parte di testo a margine, in un momento temporalmente successivo alle prime tre,</w:t>
+      </w:r>
+    </w:p>
+    <w:p>
+      <w:pPr>
+        <w:numPr>
+          <w:ilvl w:val="0"/>
+          <w:numId w:val="4"/>
+        </w:numPr>
+        <w:contextualSpacing/>
+      </w:pPr>
+      <w:r>
+        <w:t>La quinta stesura corregge ciò che è stato scritto a margine durante la quarta</w:t>
+      </w:r>
+    </w:p>
+    <w:p>
+      <w:pPr>
+        <w:numPr>
+          <w:ilvl w:val="0"/>
+          <w:numId w:val="4"/>
+        </w:numPr>
+        <w:contextualSpacing/>
+      </w:pPr>
+      <w:r>
+        <w:t xml:space="preserve">Tre linee sottili a fondo pagina, sopra </w:t>
+      </w:r>
+      <w:proofErr w:type="spellStart"/>
+      <w:r>
+        <w:t>THVP</w:t>
+      </w:r>
+      <w:proofErr w:type="spellEnd"/>
+      <w:r>
+        <w:t>, mi sono sembrate appartenenti ad un flusso differente dal resto della pagin</w:t>
+      </w:r>
+      <w:r>
+        <w:t>a</w:t>
+      </w:r>
+    </w:p>
+    <w:p>
+      <w:pPr>
+        <w:contextualSpacing/>
+      </w:pPr>
+    </w:p>
+    <w:p>
+      <w:pPr>
+        <w:keepNext/>
+        <w:keepLines/>
+        <w:spacing w:before="240" w:after="0"/>
+        <w:contextualSpacing/>
+        <w:outlineLvl w:val="0"/>
+        <w:rPr>
+          <w:rFonts w:eastAsiaTheme="majorEastAsia" w:cstheme="majorBidi"/>
+          <w:b/>
+          <w:sz w:val="32"/>
+          <w:szCs w:val="32"/>
+        </w:rPr>
+      </w:pPr>
+      <w:r>
+        <w:rPr>
+          <w:rFonts w:eastAsiaTheme="majorEastAsia" w:cstheme="majorBidi"/>
+          <w:b/>
+          <w:noProof/>
+          <w:sz w:val="32"/>
+          <w:szCs w:val="32"/>
+        </w:rPr>
+        <w:drawing>
+          <wp:anchor distT="0" distB="0" distL="114300" distR="114300" simplePos="0" relativeHeight="251700224" behindDoc="0" locked="0" layoutInCell="1" allowOverlap="1" wp14:anchorId="0258FBE1" wp14:editId="2AC3A993">
+            <wp:simplePos x="0" y="0"/>
+            <wp:positionH relativeFrom="column">
+              <wp:posOffset>6350</wp:posOffset>
+            </wp:positionH>
+            <wp:positionV relativeFrom="paragraph">
+              <wp:posOffset>1444625</wp:posOffset>
+            </wp:positionV>
+            <wp:extent cx="4594860" cy="927100"/>
+            <wp:effectExtent l="0" t="0" r="0" b="6350"/>
+            <wp:wrapTopAndBottom/>
+            <wp:docPr id="9" name="Immagine 9" descr="P102#y2"/>
+            <wp:cNvGraphicFramePr>
+              <a:graphicFrameLocks xmlns:a="http://schemas.openxmlformats.org/drawingml/2006/main" noChangeAspect="1"/>
+            </wp:cNvGraphicFramePr>
+            <a:graphic xmlns:a="http://schemas.openxmlformats.org/drawingml/2006/main">
+              <a:graphicData uri="http://schemas.openxmlformats.org/drawingml/2006/picture">
+                <pic:pic xmlns:pic="http://schemas.openxmlformats.org/drawingml/2006/picture">
+                  <pic:nvPicPr>
+                    <pic:cNvPr id="9" name="Immagine 9" descr="P102#y2"/>
+                    <pic:cNvPicPr/>
+                  </pic:nvPicPr>
+                  <pic:blipFill>
+                    <a:blip r:embed="rId42"/>
+                    <a:stretch>
+                      <a:fillRect/>
+                    </a:stretch>
+                  </pic:blipFill>
+                  <pic:spPr>
+                    <a:xfrm>
+                      <a:off x="0" y="0"/>
+                      <a:ext cx="4594860" cy="927100"/>
+                    </a:xfrm>
+                    <a:prstGeom prst="rect">
+                      <a:avLst/>
+                    </a:prstGeom>
+                  </pic:spPr>
+                </pic:pic>
+              </a:graphicData>
+            </a:graphic>
+            <wp14:sizeRelH relativeFrom="margin">
+              <wp14:pctWidth>0</wp14:pctWidth>
+            </wp14:sizeRelH>
+            <wp14:sizeRelV relativeFrom="margin">
+              <wp14:pctHeight>0</wp14:pctHeight>
+            </wp14:sizeRelV>
+          </wp:anchor>
+        </w:drawing>
+      </w:r>
+      <w:r>
+        <w:rPr>
+          <w:rFonts w:eastAsiaTheme="majorEastAsia" w:cstheme="majorBidi"/>
+          <w:b/>
+          <w:noProof/>
+          <w:sz w:val="32"/>
+          <w:szCs w:val="32"/>
+        </w:rPr>
+        <w:drawing>
+          <wp:anchor distT="0" distB="0" distL="114300" distR="114300" simplePos="0" relativeHeight="251699200" behindDoc="0" locked="0" layoutInCell="1" allowOverlap="1" wp14:anchorId="2F4D4725" wp14:editId="42AF1FA6">
+            <wp:simplePos x="0" y="0"/>
+            <wp:positionH relativeFrom="column">
+              <wp:posOffset>0</wp:posOffset>
+            </wp:positionH>
+            <wp:positionV relativeFrom="paragraph">
+              <wp:posOffset>340995</wp:posOffset>
+            </wp:positionV>
+            <wp:extent cx="1789430" cy="1046480"/>
+            <wp:effectExtent l="0" t="0" r="1270" b="1270"/>
+            <wp:wrapTopAndBottom/>
+            <wp:docPr id="23" name="Immagine 23" descr="P102#y1"/>
+            <wp:cNvGraphicFramePr>
+              <a:graphicFrameLocks xmlns:a="http://schemas.openxmlformats.org/drawingml/2006/main" noChangeAspect="1"/>
+            </wp:cNvGraphicFramePr>
+            <a:graphic xmlns:a="http://schemas.openxmlformats.org/drawingml/2006/main">
+              <a:graphicData uri="http://schemas.openxmlformats.org/drawingml/2006/picture">
+                <pic:pic xmlns:pic="http://schemas.openxmlformats.org/drawingml/2006/picture">
+                  <pic:nvPicPr>
+                    <pic:cNvPr id="23" name="Immagine 23" descr="P102#y1"/>
+                    <pic:cNvPicPr/>
+                  </pic:nvPicPr>
+                  <pic:blipFill>
+                    <a:blip r:embed="rId43"/>
+                    <a:stretch>
+                      <a:fillRect/>
+                    </a:stretch>
+                  </pic:blipFill>
+                  <pic:spPr>
+                    <a:xfrm>
+                      <a:off x="0" y="0"/>
+                      <a:ext cx="1789430" cy="1046480"/>
+                    </a:xfrm>
+                    <a:prstGeom prst="rect">
+                      <a:avLst/>
+                    </a:prstGeom>
+                  </pic:spPr>
+                </pic:pic>
+              </a:graphicData>
+            </a:graphic>
+            <wp14:sizeRelH relativeFrom="margin">
+              <wp14:pctWidth>0</wp14:pctWidth>
+            </wp14:sizeRelH>
+            <wp14:sizeRelV relativeFrom="margin">
+              <wp14:pctHeight>0</wp14:pctHeight>
+            </wp14:sizeRelV>
+          </wp:anchor>
+        </w:drawing>
+      </w:r>
+      <w:r>
+        <w:rPr>
+          <w:rFonts w:eastAsiaTheme="majorEastAsia" w:cstheme="majorBidi"/>
+          <w:b/>
+          <w:sz w:val="32"/>
+          <w:szCs w:val="32"/>
+        </w:rPr>
+        <w:t>&lt;facsimile&gt;</w:t>
+      </w:r>
+    </w:p>
+    <w:p>
+      <w:pPr>
+        <w:contextualSpacing/>
+      </w:pPr>
+      <w:r>
+        <w:t>La rappresentazione del testo tramite immagini del manoscritto viene fatta nel &lt;facsimile&gt;, che sarà comunque affiancato al &lt;text&gt; contenente il corpo della trascrizione.</w:t>
+      </w:r>
+    </w:p>
+    <w:p>
+      <w:pPr>
+        <w:contextualSpacing/>
+      </w:pPr>
+      <w:r>
+        <w:t>Vi è un unico facsimile, il quale può contenere una suddivisione in base alle pagine del manoscritto: ogni pagina ha un proprio tag &lt;</w:t>
+      </w:r>
+      <w:proofErr w:type="spellStart"/>
+      <w:r>
+        <w:t>surface</w:t>
+      </w:r>
+      <w:proofErr w:type="spellEnd"/>
+      <w:r>
+        <w:t>&gt; nel quale sono marcate le pericopi, gli hotspot della scannerizzazione, le righe, e altri fenomeni testuali a cui si fa riferimento nel corpo del testo.</w:t>
+      </w:r>
+    </w:p>
+    <w:p>
+      <w:pPr>
+        <w:contextualSpacing/>
+      </w:pPr>
+      <w:r>
+        <w:t>Ogni pericope ha una propria zone, se la pericope è divisa in più pagine ha tante zone quante divisioni: ad esempio, se vi è un cambio pagina soltanto, abbiamo una zone per la pericope nella prima pagina, e una zone per la pericope nella seconda pagina. Il corpo del testo segue questo principio: la prima parte della pericope ha un “</w:t>
+      </w:r>
+      <w:proofErr w:type="spellStart"/>
+      <w:r>
+        <w:t>xml:id</w:t>
+      </w:r>
+      <w:proofErr w:type="spellEnd"/>
+      <w:r>
+        <w:t>” proprio mentre la seconda parte porterà il valore dell’id della prima nel suo attributo “</w:t>
+      </w:r>
+      <w:proofErr w:type="spellStart"/>
+      <w:r>
+        <w:t>corresp</w:t>
+      </w:r>
+      <w:proofErr w:type="spellEnd"/>
+      <w:r>
+        <w:t>”.</w:t>
+      </w:r>
+    </w:p>
+    <w:p>
+      <w:pPr>
+        <w:keepNext/>
+        <w:keepLines/>
+        <w:spacing w:before="240" w:after="0"/>
+        <w:contextualSpacing/>
+        <w:outlineLvl w:val="0"/>
+        <w:rPr>
+          <w:rFonts w:eastAsiaTheme="majorEastAsia" w:cstheme="majorBidi"/>
+          <w:b/>
+          <w:sz w:val="32"/>
+          <w:szCs w:val="32"/>
+        </w:rPr>
+      </w:pPr>
+      <w:r>
+        <w:rPr>
+          <w:rFonts w:eastAsiaTheme="majorEastAsia" w:cstheme="majorBidi"/>
+          <w:b/>
+          <w:noProof/>
+          <w:sz w:val="32"/>
+          <w:szCs w:val="32"/>
+        </w:rPr>
+        <w:drawing>
+          <wp:anchor distT="0" distB="0" distL="114300" distR="114300" simplePos="0" relativeHeight="251701248" behindDoc="0" locked="0" layoutInCell="1" allowOverlap="1" wp14:anchorId="535DE88A" wp14:editId="54AEC9AD">
+            <wp:simplePos x="0" y="0"/>
+            <wp:positionH relativeFrom="column">
+              <wp:posOffset>32385</wp:posOffset>
+            </wp:positionH>
+            <wp:positionV relativeFrom="paragraph">
+              <wp:posOffset>333375</wp:posOffset>
+            </wp:positionV>
+            <wp:extent cx="3193415" cy="1270000"/>
+            <wp:effectExtent l="0" t="0" r="6985" b="6350"/>
+            <wp:wrapTopAndBottom/>
+            <wp:docPr id="10" name="Immagine 10" descr="P106#y1"/>
+            <wp:cNvGraphicFramePr>
+              <a:graphicFrameLocks xmlns:a="http://schemas.openxmlformats.org/drawingml/2006/main" noChangeAspect="1"/>
+            </wp:cNvGraphicFramePr>
+            <a:graphic xmlns:a="http://schemas.openxmlformats.org/drawingml/2006/main">
+              <a:graphicData uri="http://schemas.openxmlformats.org/drawingml/2006/picture">
+                <pic:pic xmlns:pic="http://schemas.openxmlformats.org/drawingml/2006/picture">
+                  <pic:nvPicPr>
+                    <pic:cNvPr id="10" name="Immagine 10" descr="P106#y1"/>
+                    <pic:cNvPicPr/>
+                  </pic:nvPicPr>
+                  <pic:blipFill>
+                    <a:blip r:embed="rId44"/>
+                    <a:stretch>
+                      <a:fillRect/>
+                    </a:stretch>
+                  </pic:blipFill>
+                  <pic:spPr>
+                    <a:xfrm>
+                      <a:off x="0" y="0"/>
+                      <a:ext cx="3193415" cy="1270000"/>
+                    </a:xfrm>
+                    <a:prstGeom prst="rect">
+                      <a:avLst/>
+                    </a:prstGeom>
+                  </pic:spPr>
+                </pic:pic>
+              </a:graphicData>
+            </a:graphic>
+            <wp14:sizeRelH relativeFrom="margin">
+              <wp14:pctWidth>0</wp14:pctWidth>
+            </wp14:sizeRelH>
+            <wp14:sizeRelV relativeFrom="margin">
+              <wp14:pctHeight>0</wp14:pctHeight>
+            </wp14:sizeRelV>
+          </wp:anchor>
+        </w:drawing>
+      </w:r>
+      <w:r>
+        <w:rPr>
+          <w:rFonts w:eastAsiaTheme="majorEastAsia" w:cstheme="majorBidi"/>
+          <w:b/>
+          <w:sz w:val="32"/>
+          <w:szCs w:val="32"/>
+        </w:rPr>
+        <w:t>&lt;text&gt;</w:t>
+      </w:r>
+    </w:p>
+    <w:p>
+      <w:pPr>
+        <w:contextualSpacing/>
+      </w:pPr>
+      <w:r>
+        <w:t>Contiene un &lt;group&gt; nel quale sono marcati i testi, e un &lt;back&gt; contenente le annotazioni e le liste.</w:t>
+      </w:r>
+    </w:p>
+    <w:p>
+      <w:pPr>
+        <w:keepNext/>
+        <w:keepLines/>
+        <w:spacing w:before="40" w:after="0"/>
+        <w:contextualSpacing/>
+        <w:outlineLvl w:val="1"/>
+        <w:rPr>
+          <w:rFonts w:eastAsiaTheme="majorEastAsia" w:cstheme="majorBidi"/>
+          <w:b/>
+          <w:sz w:val="26"/>
+          <w:szCs w:val="26"/>
+        </w:rPr>
+      </w:pPr>
+      <w:r>
+        <w:rPr>
+          <w:rFonts w:eastAsiaTheme="majorEastAsia" w:cstheme="majorBidi"/>
+          <w:b/>
+          <w:noProof/>
+          <w:sz w:val="26"/>
+          <w:szCs w:val="26"/>
+        </w:rPr>
+        <w:lastRenderedPageBreak/>
+        <w:drawing>
+          <wp:anchor distT="0" distB="0" distL="114300" distR="114300" simplePos="0" relativeHeight="251703296" behindDoc="0" locked="0" layoutInCell="1" allowOverlap="1" wp14:anchorId="1C69D763" wp14:editId="2378AFC2">
+            <wp:simplePos x="0" y="0"/>
+            <wp:positionH relativeFrom="column">
+              <wp:posOffset>0</wp:posOffset>
+            </wp:positionH>
+            <wp:positionV relativeFrom="paragraph">
+              <wp:posOffset>275590</wp:posOffset>
+            </wp:positionV>
+            <wp:extent cx="4272280" cy="3579495"/>
+            <wp:effectExtent l="0" t="0" r="0" b="1905"/>
+            <wp:wrapTopAndBottom/>
+            <wp:docPr id="29" name="Immagine 29" descr="P108#y1"/>
+            <wp:cNvGraphicFramePr>
+              <a:graphicFrameLocks xmlns:a="http://schemas.openxmlformats.org/drawingml/2006/main" noChangeAspect="1"/>
+            </wp:cNvGraphicFramePr>
+            <a:graphic xmlns:a="http://schemas.openxmlformats.org/drawingml/2006/main">
+              <a:graphicData uri="http://schemas.openxmlformats.org/drawingml/2006/picture">
+                <pic:pic xmlns:pic="http://schemas.openxmlformats.org/drawingml/2006/picture">
+                  <pic:nvPicPr>
+                    <pic:cNvPr id="29" name="Immagine 29" descr="P108#y1"/>
+                    <pic:cNvPicPr/>
+                  </pic:nvPicPr>
+                  <pic:blipFill>
+                    <a:blip r:embed="rId45"/>
+                    <a:stretch>
+                      <a:fillRect/>
+                    </a:stretch>
+                  </pic:blipFill>
+                  <pic:spPr>
+                    <a:xfrm>
+                      <a:off x="0" y="0"/>
+                      <a:ext cx="4272280" cy="3579495"/>
+                    </a:xfrm>
+                    <a:prstGeom prst="rect">
+                      <a:avLst/>
+                    </a:prstGeom>
+                  </pic:spPr>
+                </pic:pic>
+              </a:graphicData>
+            </a:graphic>
+            <wp14:sizeRelH relativeFrom="margin">
+              <wp14:pctWidth>0</wp14:pctWidth>
+            </wp14:sizeRelH>
+            <wp14:sizeRelV relativeFrom="margin">
+              <wp14:pctHeight>0</wp14:pctHeight>
+            </wp14:sizeRelV>
+          </wp:anchor>
+        </w:drawing>
+      </w:r>
+      <w:r>
+        <w:rPr>
+          <w:rFonts w:eastAsiaTheme="majorEastAsia" w:cstheme="majorBidi"/>
+          <w:b/>
+          <w:sz w:val="26"/>
+          <w:szCs w:val="26"/>
+        </w:rPr>
+        <w:t>&lt;group&gt;</w:t>
+      </w:r>
+    </w:p>
+    <w:p>
+      <w:pPr>
+        <w:spacing w:line="240" w:lineRule="atLeast"/>
+        <w:contextualSpacing/>
+      </w:pPr>
+    </w:p>
+    <w:p>
+      <w:pPr>
+        <w:spacing w:line="240" w:lineRule="atLeast"/>
+        <w:contextualSpacing/>
+      </w:pPr>
+      <w:r>
+        <w:t xml:space="preserve">La suddivisione di &lt;group&gt; segue un criterio linguistico: </w:t>
+      </w:r>
+    </w:p>
+    <w:p>
+      <w:pPr>
+        <w:numPr>
+          <w:ilvl w:val="0"/>
+          <w:numId w:val="5"/>
+        </w:numPr>
+        <w:spacing w:line="240" w:lineRule="atLeast"/>
+        <w:ind w:left="426"/>
+        <w:contextualSpacing/>
+      </w:pPr>
+      <w:r>
+        <w:t>Nel primo sottogruppo sono inseriti e marcati i testi presi dalla trascrizione del manoscritto, nel caso delle prolusioni sono tre &lt;text&gt; in quanto abbiamo tre prolusioni</w:t>
+      </w:r>
+    </w:p>
+    <w:p>
+      <w:pPr>
+        <w:numPr>
+          <w:ilvl w:val="0"/>
+          <w:numId w:val="5"/>
+        </w:numPr>
+        <w:spacing w:line="240" w:lineRule="atLeast"/>
+        <w:ind w:left="426"/>
+        <w:contextualSpacing/>
+      </w:pPr>
+      <w:r>
+        <w:t>Nel secondo, è riportata la traduzione italiana di ogni testo</w:t>
+      </w:r>
+    </w:p>
+    <w:p>
+      <w:pPr>
+        <w:numPr>
+          <w:ilvl w:val="0"/>
+          <w:numId w:val="5"/>
+        </w:numPr>
+        <w:spacing w:line="240" w:lineRule="atLeast"/>
+        <w:ind w:left="426"/>
+        <w:contextualSpacing/>
+      </w:pPr>
+      <w:r>
+        <w:t>Nel terzo quella inglese</w:t>
+      </w:r>
+    </w:p>
+    <w:p>
+      <w:pPr>
+        <w:spacing w:line="240" w:lineRule="atLeast"/>
+        <w:contextualSpacing/>
+      </w:pPr>
+    </w:p>
+    <w:p>
+      <w:pPr>
+        <w:spacing w:line="240" w:lineRule="atLeast"/>
+        <w:contextualSpacing/>
+      </w:pPr>
+      <w:r>
+        <w:t>Saltiamo momentaneamente il primo sottogruppo, e vediamo come è organizzata la traduzione.</w:t>
+      </w:r>
+    </w:p>
+    <w:p>
+      <w:pPr>
+        <w:keepNext/>
+        <w:keepLines/>
+        <w:spacing w:before="40" w:after="0"/>
+        <w:contextualSpacing/>
+        <w:outlineLvl w:val="2"/>
+        <w:rPr>
+          <w:rFonts w:eastAsiaTheme="majorEastAsia" w:cstheme="majorBidi"/>
+          <w:b/>
+          <w:sz w:val="24"/>
+          <w:szCs w:val="24"/>
+        </w:rPr>
+      </w:pPr>
+      <w:r>
+        <w:rPr>
+          <w:rFonts w:eastAsiaTheme="majorEastAsia" w:cstheme="majorBidi"/>
+          <w:b/>
+          <w:noProof/>
+          <w:sz w:val="24"/>
+          <w:szCs w:val="24"/>
+        </w:rPr>
+        <w:lastRenderedPageBreak/>
+        <w:drawing>
+          <wp:anchor distT="0" distB="0" distL="114300" distR="114300" simplePos="0" relativeHeight="251706368" behindDoc="0" locked="0" layoutInCell="1" allowOverlap="1" wp14:anchorId="3F8D702C" wp14:editId="30151E87">
+            <wp:simplePos x="0" y="0"/>
+            <wp:positionH relativeFrom="column">
+              <wp:posOffset>-353060</wp:posOffset>
+            </wp:positionH>
+            <wp:positionV relativeFrom="paragraph">
+              <wp:posOffset>302009</wp:posOffset>
+            </wp:positionV>
+            <wp:extent cx="3660775" cy="4101465"/>
+            <wp:effectExtent l="0" t="0" r="0" b="0"/>
+            <wp:wrapTopAndBottom/>
+            <wp:docPr id="28" name="Immagine 28" descr="P116#y1"/>
+            <wp:cNvGraphicFramePr>
+              <a:graphicFrameLocks xmlns:a="http://schemas.openxmlformats.org/drawingml/2006/main" noChangeAspect="1"/>
+            </wp:cNvGraphicFramePr>
+            <a:graphic xmlns:a="http://schemas.openxmlformats.org/drawingml/2006/main">
+              <a:graphicData uri="http://schemas.openxmlformats.org/drawingml/2006/picture">
+                <pic:pic xmlns:pic="http://schemas.openxmlformats.org/drawingml/2006/picture">
+                  <pic:nvPicPr>
+                    <pic:cNvPr id="28" name="Immagine 28" descr="P116#y1"/>
+                    <pic:cNvPicPr/>
+                  </pic:nvPicPr>
+                  <pic:blipFill>
+                    <a:blip r:embed="rId46"/>
+                    <a:stretch>
+                      <a:fillRect/>
+                    </a:stretch>
+                  </pic:blipFill>
+                  <pic:spPr>
+                    <a:xfrm>
+                      <a:off x="0" y="0"/>
+                      <a:ext cx="3660775" cy="4101465"/>
+                    </a:xfrm>
+                    <a:prstGeom prst="rect">
+                      <a:avLst/>
+                    </a:prstGeom>
+                  </pic:spPr>
+                </pic:pic>
+              </a:graphicData>
+            </a:graphic>
+            <wp14:sizeRelH relativeFrom="margin">
+              <wp14:pctWidth>0</wp14:pctWidth>
+            </wp14:sizeRelH>
+            <wp14:sizeRelV relativeFrom="margin">
+              <wp14:pctHeight>0</wp14:pctHeight>
+            </wp14:sizeRelV>
+          </wp:anchor>
+        </w:drawing>
+      </w:r>
+      <w:r>
+        <w:rPr>
+          <w:rFonts w:eastAsiaTheme="majorEastAsia" w:cstheme="majorBidi"/>
+          <w:b/>
+          <w:noProof/>
+          <w:sz w:val="24"/>
+          <w:szCs w:val="24"/>
+        </w:rPr>
+        <w:drawing>
+          <wp:anchor distT="0" distB="0" distL="114300" distR="114300" simplePos="0" relativeHeight="251707392" behindDoc="0" locked="0" layoutInCell="1" allowOverlap="1" wp14:anchorId="3540F304" wp14:editId="17B7AF5B">
+            <wp:simplePos x="0" y="0"/>
+            <wp:positionH relativeFrom="column">
+              <wp:posOffset>3335918</wp:posOffset>
+            </wp:positionH>
+            <wp:positionV relativeFrom="paragraph">
+              <wp:posOffset>299085</wp:posOffset>
+            </wp:positionV>
+            <wp:extent cx="3691890" cy="3697605"/>
+            <wp:effectExtent l="0" t="0" r="3810" b="0"/>
+            <wp:wrapTopAndBottom/>
+            <wp:docPr id="35" name="Immagine 35" descr="P116#y2"/>
+            <wp:cNvGraphicFramePr>
+              <a:graphicFrameLocks xmlns:a="http://schemas.openxmlformats.org/drawingml/2006/main" noChangeAspect="1"/>
+            </wp:cNvGraphicFramePr>
+            <a:graphic xmlns:a="http://schemas.openxmlformats.org/drawingml/2006/main">
+              <a:graphicData uri="http://schemas.openxmlformats.org/drawingml/2006/picture">
+                <pic:pic xmlns:pic="http://schemas.openxmlformats.org/drawingml/2006/picture">
+                  <pic:nvPicPr>
+                    <pic:cNvPr id="35" name="Immagine 35" descr="P116#y2"/>
+                    <pic:cNvPicPr/>
+                  </pic:nvPicPr>
+                  <pic:blipFill>
+                    <a:blip r:embed="rId47"/>
+                    <a:stretch>
+                      <a:fillRect/>
+                    </a:stretch>
+                  </pic:blipFill>
+                  <pic:spPr>
+                    <a:xfrm>
+                      <a:off x="0" y="0"/>
+                      <a:ext cx="3691890" cy="3697605"/>
+                    </a:xfrm>
+                    <a:prstGeom prst="rect">
+                      <a:avLst/>
+                    </a:prstGeom>
+                  </pic:spPr>
+                </pic:pic>
+              </a:graphicData>
+            </a:graphic>
+            <wp14:sizeRelH relativeFrom="margin">
+              <wp14:pctWidth>0</wp14:pctWidth>
+            </wp14:sizeRelH>
+            <wp14:sizeRelV relativeFrom="margin">
+              <wp14:pctHeight>0</wp14:pctHeight>
+            </wp14:sizeRelV>
+          </wp:anchor>
+        </w:drawing>
+      </w:r>
+      <w:r>
+        <w:rPr>
+          <w:rFonts w:eastAsiaTheme="majorEastAsia" w:cstheme="majorBidi"/>
+          <w:b/>
+          <w:sz w:val="24"/>
+          <w:szCs w:val="24"/>
+        </w:rPr>
+        <w:t>Traduzione (per ITA - EN)</w:t>
+      </w:r>
+    </w:p>
+    <w:p>
+      <w:pPr>
+        <w:spacing w:line="240" w:lineRule="atLeast"/>
+        <w:contextualSpacing/>
+      </w:pPr>
+    </w:p>
+    <w:p>
+      <w:pPr>
+        <w:spacing w:line="240" w:lineRule="atLeast"/>
+        <w:contextualSpacing/>
+      </w:pPr>
+      <w:r>
+        <w:rPr>
+          <w:noProof/>
+        </w:rPr>
+        <w:drawing>
+          <wp:anchor distT="0" distB="0" distL="114300" distR="114300" simplePos="0" relativeHeight="251705344" behindDoc="0" locked="0" layoutInCell="1" allowOverlap="1" wp14:anchorId="7CCEF3CC" wp14:editId="2A6BCCBA">
+            <wp:simplePos x="0" y="0"/>
+            <wp:positionH relativeFrom="column">
+              <wp:posOffset>0</wp:posOffset>
+            </wp:positionH>
+            <wp:positionV relativeFrom="paragraph">
+              <wp:posOffset>559785</wp:posOffset>
+            </wp:positionV>
+            <wp:extent cx="4752340" cy="267970"/>
+            <wp:effectExtent l="0" t="0" r="0" b="0"/>
+            <wp:wrapTopAndBottom/>
+            <wp:docPr id="36" name="Immagine 36" descr="P118#y1"/>
+            <wp:cNvGraphicFramePr>
+              <a:graphicFrameLocks xmlns:a="http://schemas.openxmlformats.org/drawingml/2006/main" noChangeAspect="1"/>
+            </wp:cNvGraphicFramePr>
+            <a:graphic xmlns:a="http://schemas.openxmlformats.org/drawingml/2006/main">
+              <a:graphicData uri="http://schemas.openxmlformats.org/drawingml/2006/picture">
+                <pic:pic xmlns:pic="http://schemas.openxmlformats.org/drawingml/2006/picture">
+                  <pic:nvPicPr>
+                    <pic:cNvPr id="36" name="Immagine 36" descr="P118#y1"/>
+                    <pic:cNvPicPr/>
+                  </pic:nvPicPr>
+                  <pic:blipFill>
+                    <a:blip r:embed="rId48"/>
+                    <a:stretch>
+                      <a:fillRect/>
+                    </a:stretch>
+                  </pic:blipFill>
+                  <pic:spPr>
+                    <a:xfrm>
+                      <a:off x="0" y="0"/>
+                      <a:ext cx="4752340" cy="267970"/>
+                    </a:xfrm>
+                    <a:prstGeom prst="rect">
+                      <a:avLst/>
+                    </a:prstGeom>
+                  </pic:spPr>
+                </pic:pic>
+              </a:graphicData>
+            </a:graphic>
+            <wp14:sizeRelH relativeFrom="margin">
+              <wp14:pctWidth>0</wp14:pctWidth>
+            </wp14:sizeRelH>
+            <wp14:sizeRelV relativeFrom="margin">
+              <wp14:pctHeight>0</wp14:pctHeight>
+            </wp14:sizeRelV>
+          </wp:anchor>
+        </w:drawing>
+      </w:r>
+      <w:r>
+        <w:t>Nel corpo è presente la traduzione di ciascuna pericope in modo da creare una corrispondenza tra la traduzione e la trascrizione francese. Difatti, il tag &lt;ab&gt; che indica l’inizio della pericope tradotta, riporta la pericope francese corrispondente nel “</w:t>
+      </w:r>
+      <w:proofErr w:type="spellStart"/>
+      <w:r>
+        <w:t>corresp</w:t>
+      </w:r>
+      <w:proofErr w:type="spellEnd"/>
+      <w:r>
+        <w:t>” e viceversa fa la pericope del corpo francese:</w:t>
+      </w:r>
+    </w:p>
+    <w:p>
+      <w:pPr>
+        <w:spacing w:line="240" w:lineRule="atLeast"/>
+        <w:contextualSpacing/>
+      </w:pPr>
+      <w:r>
+        <w:t>La traduzione italiana è tratta dal lavoro di Emanuele Fadda,</w:t>
+      </w:r>
+      <w:r>
+        <w:rPr>
+          <w:i/>
+          <w:iCs/>
+        </w:rPr>
+        <w:t xml:space="preserve"> Lingua e mente sociale</w:t>
+      </w:r>
+      <w:r>
+        <w:t xml:space="preserve">, ed è esplicitato tramite gli attributi source e </w:t>
+      </w:r>
+      <w:proofErr w:type="spellStart"/>
+      <w:r>
+        <w:t>resp</w:t>
+      </w:r>
+      <w:proofErr w:type="spellEnd"/>
+      <w:r>
+        <w:t>; mentre per la traduzione inglese la responsabilità è mia, in quanto è un mio tentativo di traduzione, e perciò non è riportata una fonte autorevole.</w:t>
+      </w:r>
+    </w:p>
+    <w:p>
+      <w:pPr>
+        <w:contextualSpacing/>
+      </w:pPr>
+    </w:p>
+    <w:p>
+      <w:pPr>
+        <w:keepNext/>
+        <w:keepLines/>
+        <w:spacing w:before="40" w:after="0"/>
+        <w:contextualSpacing/>
+        <w:outlineLvl w:val="2"/>
+        <w:rPr>
+          <w:rFonts w:eastAsiaTheme="majorEastAsia" w:cstheme="majorBidi"/>
+          <w:b/>
+          <w:sz w:val="24"/>
+          <w:szCs w:val="24"/>
+        </w:rPr>
+      </w:pPr>
+      <w:r>
+        <w:rPr>
+          <w:rFonts w:eastAsiaTheme="majorEastAsia" w:cstheme="majorBidi"/>
+          <w:b/>
+          <w:noProof/>
+          <w:sz w:val="24"/>
+          <w:szCs w:val="24"/>
+        </w:rPr>
+        <w:lastRenderedPageBreak/>
+        <w:drawing>
+          <wp:anchor distT="0" distB="0" distL="114300" distR="114300" simplePos="0" relativeHeight="251709440" behindDoc="0" locked="0" layoutInCell="1" allowOverlap="1" wp14:anchorId="20356A60" wp14:editId="3C3EB9EB">
+            <wp:simplePos x="0" y="0"/>
+            <wp:positionH relativeFrom="column">
+              <wp:posOffset>-3618</wp:posOffset>
+            </wp:positionH>
+            <wp:positionV relativeFrom="paragraph">
+              <wp:posOffset>239262</wp:posOffset>
+            </wp:positionV>
+            <wp:extent cx="4826635" cy="3770630"/>
+            <wp:effectExtent l="0" t="0" r="0" b="1270"/>
+            <wp:wrapTopAndBottom/>
+            <wp:docPr id="32" name="Immagine 32" descr="P121#y1"/>
+            <wp:cNvGraphicFramePr>
+              <a:graphicFrameLocks xmlns:a="http://schemas.openxmlformats.org/drawingml/2006/main" noChangeAspect="1"/>
+            </wp:cNvGraphicFramePr>
+            <a:graphic xmlns:a="http://schemas.openxmlformats.org/drawingml/2006/main">
+              <a:graphicData uri="http://schemas.openxmlformats.org/drawingml/2006/picture">
+                <pic:pic xmlns:pic="http://schemas.openxmlformats.org/drawingml/2006/picture">
+                  <pic:nvPicPr>
+                    <pic:cNvPr id="32" name="Immagine 32" descr="P121#y1"/>
+                    <pic:cNvPicPr/>
+                  </pic:nvPicPr>
+                  <pic:blipFill>
+                    <a:blip r:embed="rId49"/>
+                    <a:stretch>
+                      <a:fillRect/>
+                    </a:stretch>
+                  </pic:blipFill>
+                  <pic:spPr>
+                    <a:xfrm>
+                      <a:off x="0" y="0"/>
+                      <a:ext cx="4826635" cy="3770630"/>
+                    </a:xfrm>
+                    <a:prstGeom prst="rect">
+                      <a:avLst/>
+                    </a:prstGeom>
+                  </pic:spPr>
+                </pic:pic>
+              </a:graphicData>
+            </a:graphic>
+            <wp14:sizeRelH relativeFrom="margin">
+              <wp14:pctWidth>0</wp14:pctWidth>
+            </wp14:sizeRelH>
+            <wp14:sizeRelV relativeFrom="margin">
+              <wp14:pctHeight>0</wp14:pctHeight>
+            </wp14:sizeRelV>
+          </wp:anchor>
+        </w:drawing>
+      </w:r>
+      <w:r>
+        <w:rPr>
+          <w:rFonts w:eastAsiaTheme="majorEastAsia" w:cstheme="majorBidi"/>
+          <w:b/>
+          <w:sz w:val="24"/>
+          <w:szCs w:val="24"/>
+        </w:rPr>
+        <w:t>Trascrizione marcata francese</w:t>
+      </w:r>
+    </w:p>
+    <w:p>
+      <w:pPr>
+        <w:contextualSpacing/>
+      </w:pPr>
+    </w:p>
+    <w:p>
+      <w:pPr>
+        <w:contextualSpacing/>
+      </w:pPr>
+      <w:r>
+        <w:t>Il &lt;body&gt; contiene l’intero corpo in francese di ogni prolusione.</w:t>
+      </w:r>
+    </w:p>
+    <w:p>
+      <w:pPr>
+        <w:contextualSpacing/>
+      </w:pPr>
+      <w:r>
+        <w:t>Ogni pagina è annunciata da una milestone &lt;</w:t>
+      </w:r>
+      <w:proofErr w:type="spellStart"/>
+      <w:r>
+        <w:t>pb</w:t>
+      </w:r>
+      <w:proofErr w:type="spellEnd"/>
+      <w:r>
+        <w:t xml:space="preserve">/&gt; che ne indica l’inizio. Per quanto riguarda gli attributi, il valore di “n” indica quale folio sia, retro o verso, e che pagina, il valore di </w:t>
+      </w:r>
+      <w:proofErr w:type="spellStart"/>
+      <w:r>
+        <w:t>facs</w:t>
+      </w:r>
+      <w:proofErr w:type="spellEnd"/>
+      <w:r>
+        <w:t xml:space="preserve"> è il valore dell’</w:t>
+      </w:r>
+      <w:proofErr w:type="spellStart"/>
+      <w:r>
+        <w:t>xml:id</w:t>
+      </w:r>
+      <w:proofErr w:type="spellEnd"/>
+      <w:r>
+        <w:t xml:space="preserve"> della </w:t>
+      </w:r>
+      <w:proofErr w:type="spellStart"/>
+      <w:r>
+        <w:t>surface</w:t>
+      </w:r>
+      <w:proofErr w:type="spellEnd"/>
+      <w:r>
+        <w:t xml:space="preserve"> del facsimile. </w:t>
+      </w:r>
+    </w:p>
+    <w:p>
+      <w:pPr>
+        <w:contextualSpacing/>
+      </w:pPr>
+      <w:r>
+        <w:t xml:space="preserve">L’uso della milestone permette di aggirare alcuni problemi di annidamento, tuttavia, </w:t>
+      </w:r>
+      <w:r>
+        <w:t xml:space="preserve">data la volontà di </w:t>
+      </w:r>
+      <w:r>
+        <w:t xml:space="preserve">usare lo stesso criterio di marcatura delle pericopi sia nel facsimile che nel corpo testuale, ho comunque diviso le pericopi in modo che la fine del tag rispettasse l’inizio di una nuova pagina. </w:t>
+      </w:r>
+    </w:p>
+    <w:p>
+      <w:pPr>
+        <w:contextualSpacing/>
+      </w:pPr>
+      <w:r>
+        <w:t>Inoltre, il secondo motivo di questa scelta è anche dato dalla presenza di un contenitore &lt;div&gt; per le pericopi di una stessa pagina.</w:t>
+      </w:r>
+    </w:p>
+    <w:p>
+      <w:pPr>
+        <w:contextualSpacing/>
+      </w:pPr>
+      <w:r>
+        <w:rPr>
+          <w:noProof/>
+        </w:rPr>
+        <w:drawing>
+          <wp:anchor distT="0" distB="0" distL="114300" distR="114300" simplePos="0" relativeHeight="251711488" behindDoc="0" locked="0" layoutInCell="1" allowOverlap="1" wp14:anchorId="4D6F4C6E" wp14:editId="41D3EC8E">
+            <wp:simplePos x="0" y="0"/>
+            <wp:positionH relativeFrom="column">
+              <wp:posOffset>-310618</wp:posOffset>
+            </wp:positionH>
+            <wp:positionV relativeFrom="paragraph">
+              <wp:posOffset>1367790</wp:posOffset>
+            </wp:positionV>
+            <wp:extent cx="7346315" cy="1374775"/>
+            <wp:effectExtent l="0" t="0" r="6985" b="0"/>
+            <wp:wrapTopAndBottom/>
+            <wp:docPr id="42" name="Immagine 42" descr="P127#y2"/>
+            <wp:cNvGraphicFramePr>
+              <a:graphicFrameLocks xmlns:a="http://schemas.openxmlformats.org/drawingml/2006/main" noChangeAspect="1"/>
+            </wp:cNvGraphicFramePr>
+            <a:graphic xmlns:a="http://schemas.openxmlformats.org/drawingml/2006/main">
+              <a:graphicData uri="http://schemas.openxmlformats.org/drawingml/2006/picture">
+                <pic:pic xmlns:pic="http://schemas.openxmlformats.org/drawingml/2006/picture">
+                  <pic:nvPicPr>
+                    <pic:cNvPr id="42" name="Immagine 42" descr="P127#y2"/>
+                    <pic:cNvPicPr/>
+                  </pic:nvPicPr>
+                  <pic:blipFill>
+                    <a:blip r:embed="rId50"/>
+                    <a:stretch>
+                      <a:fillRect/>
+                    </a:stretch>
+                  </pic:blipFill>
+                  <pic:spPr>
+                    <a:xfrm>
+                      <a:off x="0" y="0"/>
+                      <a:ext cx="7346315" cy="1374775"/>
+                    </a:xfrm>
+                    <a:prstGeom prst="rect">
+                      <a:avLst/>
+                    </a:prstGeom>
+                  </pic:spPr>
+                </pic:pic>
+              </a:graphicData>
+            </a:graphic>
+            <wp14:sizeRelH relativeFrom="margin">
+              <wp14:pctWidth>0</wp14:pctWidth>
+            </wp14:sizeRelH>
+            <wp14:sizeRelV relativeFrom="margin">
+              <wp14:pctHeight>0</wp14:pctHeight>
+            </wp14:sizeRelV>
+          </wp:anchor>
+        </w:drawing>
+      </w:r>
+      <w:r>
+        <w:rPr>
+          <w:noProof/>
+        </w:rPr>
+        <mc:AlternateContent>
+          <mc:Choice Requires="wps">
+            <w:drawing>
+              <wp:anchor distT="0" distB="0" distL="114300" distR="114300" simplePos="0" relativeHeight="251712512" behindDoc="0" locked="0" layoutInCell="1" allowOverlap="1" wp14:anchorId="7A26E032" wp14:editId="632B3F5D">
+                <wp:simplePos x="0" y="0"/>
+                <wp:positionH relativeFrom="column">
+                  <wp:posOffset>5745126</wp:posOffset>
+                </wp:positionH>
+                <wp:positionV relativeFrom="paragraph">
+                  <wp:posOffset>318460</wp:posOffset>
+                </wp:positionV>
+                <wp:extent cx="1240465" cy="956930"/>
+                <wp:effectExtent l="0" t="0" r="17145" b="15240"/>
+                <wp:wrapNone/>
+                <wp:docPr id="41" name="Casella di testo 41" descr="P127TB35#y1"/>
+                <wp:cNvGraphicFramePr/>
+                <a:graphic xmlns:a="http://schemas.openxmlformats.org/drawingml/2006/main">
+                  <a:graphicData uri="http://schemas.microsoft.com/office/word/2010/wordprocessingShape">
+                    <wps:wsp>
+                      <wps:cNvSpPr txBox="1"/>
+                      <wps:spPr>
+                        <a:xfrm>
+                          <a:off x="0" y="0"/>
+                          <a:ext cx="1240465" cy="956930"/>
+                        </a:xfrm>
+                        <a:prstGeom prst="rect">
+                          <a:avLst/>
+                        </a:prstGeom>
+                        <a:noFill/>
+                        <a:ln w="6350">
+                          <a:solidFill>
+                            <a:sysClr val="window" lastClr="FFFFFF"/>
+                          </a:solidFill>
+                        </a:ln>
+                      </wps:spPr>
+                      <wps:txbx>
+                        <w:txbxContent>
+                          <w:p>
+                            <w:r>
+                              <w:t xml:space="preserve">Esempio inizio pericope </w:t>
+                            </w:r>
+                            <w:r>
+                              <w:rPr>
+                                <w:rFonts w:cstheme="minorHAnsi"/>
+                              </w:rPr>
+                              <w:t>←</w:t>
+                            </w:r>
+                          </w:p>
+                          <w:p>
+                            <w:r>
+                              <w:t xml:space="preserve">Esempio fine pericope </w:t>
+                            </w:r>
+                            <w:r>
+                              <w:rPr>
+                                <w:rFonts w:cstheme="minorHAnsi"/>
+                              </w:rPr>
+                              <w:t>↓</w:t>
+                            </w:r>
+                          </w:p>
+                        </w:txbxContent>
+                      </wps:txbx>
+                      <wps:bodyPr rot="0" spcFirstLastPara="0" vertOverflow="overflow" horzOverflow="overflow" vert="horz" wrap="square" lIns="91440" tIns="45720" rIns="91440" bIns="45720" numCol="1" spcCol="0" rtlCol="0" fromWordArt="0" anchor="t" anchorCtr="0" forceAA="0" compatLnSpc="1">
+                        <a:prstTxWarp prst="textNoShape">
+                          <a:avLst/>
+                        </a:prstTxWarp>
+                        <a:noAutofit/>
+                      </wps:bodyPr>
+                    </wps:wsp>
+                  </a:graphicData>
+                </a:graphic>
+                <wp14:sizeRelH relativeFrom="margin">
+                  <wp14:pctWidth>0</wp14:pctWidth>
+                </wp14:sizeRelH>
+                <wp14:sizeRelV relativeFrom="margin">
+                  <wp14:pctHeight>0</wp14:pctHeight>
+                </wp14:sizeRelV>
+              </wp:anchor>
+            </w:drawing>
+          </mc:Choice>
+          <mc:Fallback>
+            <w:pict>
+              <v:shape w14:anchorId="7A26E032" id="Casella di testo 41" o:spid="_x0000_s1027" type="#_x0000_t202" alt="P127TB35#y1" style="position:absolute;margin-left:452.35pt;margin-top:25.1pt;width:97.65pt;height:75.35pt;z-index:251712512;visibility:visible;mso-wrap-style:square;mso-width-percent:0;mso-height-percent:0;mso-wrap-distance-left:9pt;mso-wrap-distance-top:0;mso-wrap-distance-right:9pt;mso-wrap-distance-bottom:0;mso-position-horizontal:absolute;mso-position-horizontal-relative:text;mso-position-vertical:absolute;mso-position-vertical-relative:text;mso-width-percent:0;mso-height-percent:0;mso-width-relative:margin;mso-height-relative:margin;v-text-anchor:top" o:gfxdata="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" filled="f" strokecolor="window" strokeweight=".5pt">
+                <v:textbox>
+                  <w:txbxContent>
+                    <w:p>
+                      <w:r>
+                        <w:t xml:space="preserve">Esempio inizio pericope </w:t>
+                      </w:r>
+                      <w:r>
+                        <w:rPr>
+                          <w:rFonts w:cstheme="minorHAnsi"/>
+                        </w:rPr>
+                        <w:t>←</w:t>
+                      </w:r>
+                    </w:p>
+                    <w:p>
+                      <w:r>
+                        <w:t xml:space="preserve">Esempio fine pericope </w:t>
+                      </w:r>
+                      <w:r>
+                        <w:rPr>
+                          <w:rFonts w:cstheme="minorHAnsi"/>
+                        </w:rPr>
+                        <w:t>↓</w:t>
+                      </w:r>
+                    </w:p>
+                  </w:txbxContent>
+                </v:textbox>
+              </v:shape>
+            </w:pict>
+          </mc:Fallback>
+        </mc:AlternateContent>
+      </w:r>
+      <w:r>
+        <w:rPr>
+          <w:noProof/>
+        </w:rPr>
+        <w:drawing>
+          <wp:anchor distT="0" distB="0" distL="114300" distR="114300" simplePos="0" relativeHeight="251710464" behindDoc="0" locked="0" layoutInCell="1" allowOverlap="1" wp14:anchorId="35522E7C" wp14:editId="2CCE2E1B">
+            <wp:simplePos x="0" y="0"/>
+            <wp:positionH relativeFrom="column">
+              <wp:posOffset>-3810</wp:posOffset>
+            </wp:positionH>
+            <wp:positionV relativeFrom="paragraph">
+              <wp:posOffset>268605</wp:posOffset>
+            </wp:positionV>
+            <wp:extent cx="5681345" cy="963930"/>
+            <wp:effectExtent l="0" t="0" r="0" b="7620"/>
+            <wp:wrapTopAndBottom/>
+            <wp:docPr id="33" name="Immagine 33" descr="P127#y1"/>
+            <wp:cNvGraphicFramePr>
+              <a:graphicFrameLocks xmlns:a="http://schemas.openxmlformats.org/drawingml/2006/main" noChangeAspect="1"/>
+            </wp:cNvGraphicFramePr>
+            <a:graphic xmlns:a="http://schemas.openxmlformats.org/drawingml/2006/main">
+              <a:graphicData uri="http://schemas.openxmlformats.org/drawingml/2006/picture">
+                <pic:pic xmlns:pic="http://schemas.openxmlformats.org/drawingml/2006/picture">
+                  <pic:nvPicPr>
+                    <pic:cNvPr id="33" name="Immagine 33" descr="P127#y1"/>
+                    <pic:cNvPicPr/>
+                  </pic:nvPicPr>
+                  <pic:blipFill>
+                    <a:blip r:embed="rId51"/>
+                    <a:stretch>
+                      <a:fillRect/>
+                    </a:stretch>
+                  </pic:blipFill>
+                  <pic:spPr>
+                    <a:xfrm>
+                      <a:off x="0" y="0"/>
+                      <a:ext cx="5681345" cy="963930"/>
+                    </a:xfrm>
+                    <a:prstGeom prst="rect">
+                      <a:avLst/>
+                    </a:prstGeom>
+                  </pic:spPr>
+                </pic:pic>
+              </a:graphicData>
+            </a:graphic>
+            <wp14:sizeRelH relativeFrom="margin">
+              <wp14:pctWidth>0</wp14:pctWidth>
+            </wp14:sizeRelH>
+            <wp14:sizeRelV relativeFrom="margin">
+              <wp14:pctHeight>0</wp14:pctHeight>
+            </wp14:sizeRelV>
+          </wp:anchor>
+        </w:drawing>
+      </w:r>
+      <w:r>
+        <w:t>L’&lt;ab&gt; viene anche usato come contenitore di stampe o numeri che necessitavano di un contenitore.</w:t>
+      </w:r>
+    </w:p>
+    <w:p>
+      <w:pPr>
+        <w:contextualSpacing/>
+      </w:pPr>
+    </w:p>
+    <w:p>
+      <w:pPr>
+        <w:contextualSpacing/>
+      </w:pPr>
+    </w:p>
+    <w:p>
+      <w:r>
+        <w:br w:type="page"/>
+      </w:r>
+    </w:p>
+    <w:p>
+      <w:pPr>
+        <w:contextualSpacing/>
+      </w:pPr>
+      <w:r>
+        <w:rPr>
+          <w:noProof/>
+        </w:rPr>
+        <w:lastRenderedPageBreak/>
+        <w:drawing>
+          <wp:anchor distT="0" distB="0" distL="114300" distR="114300" simplePos="0" relativeHeight="251713536" behindDoc="0" locked="0" layoutInCell="1" allowOverlap="1" wp14:anchorId="7CCB7A3A" wp14:editId="62BEE101">
+            <wp:simplePos x="0" y="0"/>
+            <wp:positionH relativeFrom="column">
+              <wp:posOffset>15445</wp:posOffset>
+            </wp:positionH>
+            <wp:positionV relativeFrom="paragraph">
+              <wp:posOffset>117987</wp:posOffset>
+            </wp:positionV>
+            <wp:extent cx="3807460" cy="3232785"/>
+            <wp:effectExtent l="0" t="0" r="2540" b="5715"/>
+            <wp:wrapTopAndBottom/>
+            <wp:docPr id="39" name="Immagine 39" descr="P131#y1"/>
+            <wp:cNvGraphicFramePr>
+              <a:graphicFrameLocks xmlns:a="http://schemas.openxmlformats.org/drawingml/2006/main" noChangeAspect="1"/>
+            </wp:cNvGraphicFramePr>
+            <a:graphic xmlns:a="http://schemas.openxmlformats.org/drawingml/2006/main">
+              <a:graphicData uri="http://schemas.openxmlformats.org/drawingml/2006/picture">
+                <pic:pic xmlns:pic="http://schemas.openxmlformats.org/drawingml/2006/picture">
+                  <pic:nvPicPr>
+                    <pic:cNvPr id="39" name="Immagine 39" descr="P131#y1"/>
+                    <pic:cNvPicPr/>
+                  </pic:nvPicPr>
+                  <pic:blipFill>
+                    <a:blip r:embed="rId52">
+                      <a:extLst>
+                        <a:ext uri="{28A0092B-C50C-407E-A947-70E740481C1C}">
+                          <a14:useLocalDpi xmlns:a14="http://schemas.microsoft.com/office/drawing/2010/main" val="0"/>
+                        </a:ext>
+                      </a:extLst>
+                    </a:blip>
+                    <a:stretch>
+                      <a:fillRect/>
+                    </a:stretch>
+                  </pic:blipFill>
+                  <pic:spPr>
+                    <a:xfrm>
+                      <a:off x="0" y="0"/>
+                      <a:ext cx="3807460" cy="3232785"/>
+                    </a:xfrm>
+                    <a:prstGeom prst="rect">
+                      <a:avLst/>
+                    </a:prstGeom>
+                  </pic:spPr>
+                </pic:pic>
+              </a:graphicData>
+            </a:graphic>
+            <wp14:sizeRelH relativeFrom="margin">
+              <wp14:pctWidth>0</wp14:pctWidth>
+            </wp14:sizeRelH>
+          </wp:anchor>
+        </w:drawing>
+      </w:r>
+      <w:r>
+        <w:t xml:space="preserve"> </w:t>
+      </w:r>
+    </w:p>
+    <w:p>
+      <w:pPr>
+        <w:contextualSpacing/>
+      </w:pPr>
+      <w:r>
+        <w:t xml:space="preserve">Questo </w:t>
+      </w:r>
+      <w:r>
+        <w:rPr>
+          <w:rFonts w:cstheme="minorHAnsi"/>
+        </w:rPr>
+        <w:t>↑</w:t>
+      </w:r>
+      <w:r>
+        <w:t xml:space="preserve"> esempio rappresenta una pericope “a cavallo” di due pagine.</w:t>
+      </w:r>
+    </w:p>
+    <w:p>
+      <w:pPr>
+        <w:contextualSpacing/>
+      </w:pPr>
+      <w:r>
+        <w:t>Nella prima pagina c’è la prima parte della pericope 2, nella seconda la fine della stessa.</w:t>
+      </w:r>
+    </w:p>
+    <w:p>
+      <w:pPr>
+        <w:contextualSpacing/>
+      </w:pPr>
+      <w:r>
+        <w:t>La seconda parte si riallaccia alla prima usando il valore dell’</w:t>
+      </w:r>
+      <w:proofErr w:type="spellStart"/>
+      <w:r>
+        <w:t>xml:id</w:t>
+      </w:r>
+      <w:proofErr w:type="spellEnd"/>
+      <w:r>
+        <w:t xml:space="preserve"> della prima come valore dell’attributo </w:t>
+      </w:r>
+      <w:proofErr w:type="spellStart"/>
+      <w:r>
+        <w:t>corresp</w:t>
+      </w:r>
+      <w:proofErr w:type="spellEnd"/>
+      <w:r>
+        <w:t xml:space="preserve"> della seconda (insieme alle traduzioni della relativa pericope). La seconda parte della pericope ha una zone propria nel facsimile, perciò l’attributo </w:t>
+      </w:r>
+      <w:proofErr w:type="spellStart"/>
+      <w:r>
+        <w:t>facs</w:t>
+      </w:r>
+      <w:proofErr w:type="spellEnd"/>
+      <w:r>
+        <w:t xml:space="preserve"> sarà proprio.</w:t>
+      </w:r>
+    </w:p>
+    <w:p>
+      <w:pPr>
+        <w:contextualSpacing/>
       </w:pPr>
     </w:p>
     <w:sectPr>
@@ -260,9 +5113,545 @@
 </w:document>
 </file>
 
+<file path=word/endnotes.xml><?xml version="1.0" encoding="utf-8"?>
+<w:endnotes xmlns:wpc="http://schemas.microsoft.com/office/word/2010/wordprocessingCanvas" xmlns:cx="http://schemas.microsoft.com/office/drawing/2014/chartex" xmlns:cx1="http://schemas.microsoft.com/office/drawing/2015/9/8/chartex" xmlns:cx2="http://schemas.microsoft.com/office/drawing/2015/10/21/chartex" xmlns:cx3="http://schemas.microsoft.com/office/drawing/2016/5/9/chartex" xmlns:cx4="http://schemas.microsoft.com/office/drawing/2016/5/10/chartex" xmlns:cx5="http://schemas.microsoft.com/office/drawing/2016/5/11/chartex" xmlns:cx6="http://schemas.microsoft.com/office/drawing/2016/5/12/chartex" xmlns:cx7="http://schemas.microsoft.com/office/drawing/2016/5/13/chartex" xmlns:cx8="http://schemas.microsoft.com/office/drawing/2016/5/14/chartex" xmlns:mc="http://schemas.openxmlformats.org/markup-compatibility/2006" xmlns:aink="http://schemas.microsoft.com/office/drawing/2016/ink" xmlns:am3d="http://schemas.microsoft.com/office/drawing/2017/model3d" xmlns:o="urn:schemas-microsoft-com:office:office" xmlns:r="http://schemas.openxmlformats.org/officeDocument/2006/relationships" xmlns:m="http://schemas.openxmlformats.org/officeDocument/2006/math" xmlns:v="urn:schemas-microsoft-com:vml" xmlns:wp14="http://schemas.microsoft.com/office/word/2010/wordprocessingDrawing" xmlns:wp="http://schemas.openxmlformats.org/drawingml/2006/wordprocessingDrawing" xmlns:w10="urn:schemas-microsoft-com:office:word" xmlns:w="http://schemas.openxmlformats.org/wordprocessingml/2006/main" xmlns:w14="http://schemas.microsoft.com/office/word/2010/wordml" xmlns:w15="http://schemas.microsoft.com/office/word/2012/wordml" xmlns:w16cex="http://schemas.microsoft.com/office/word/2018/wordml/cex" xmlns:w16cid="http://schemas.microsoft.com/office/word/2016/wordml/cid" xmlns:w16="http://schemas.microsoft.com/office/word/2018/wordml" xmlns:w16sdtdh="http://schemas.microsoft.com/office/word/2020/wordml/sdtdatahash" xmlns:w16se="http://schemas.microsoft.com/office/word/2015/wordml/symex" xmlns:wpg="http://schemas.microsoft.com/office/word/2010/wordprocessingGroup" xmlns:wpi="http://schemas.microsoft.com/office/word/2010/wordprocessingInk" xmlns:wne="http://schemas.microsoft.com/office/word/2006/wordml" xmlns:wps="http://schemas.microsoft.com/office/word/2010/wordprocessingShape" mc:Ignorable="w14 w15 w16se w16cid w16 w16cex w16sdtdh wp14">
+  <w:endnote w:type="separator" w:id="-1">
+    <w:p>
+      <w:pPr>
+        <w:spacing w:after="0" w:line="240" w:lineRule="auto"/>
+      </w:pPr>
+      <w:r>
+        <w:separator/>
+      </w:r>
+    </w:p>
+  </w:endnote>
+  <w:endnote w:type="continuationSeparator" w:id="0">
+    <w:p>
+      <w:pPr>
+        <w:spacing w:after="0" w:line="240" w:lineRule="auto"/>
+      </w:pPr>
+      <w:r>
+        <w:continuationSeparator/>
+      </w:r>
+    </w:p>
+  </w:endnote>
+</w:endnotes>
+</file>
+
+<file path=word/footnotes.xml><?xml version="1.0" encoding="utf-8"?>
+<w:footnotes xmlns:wpc="http://schemas.microsoft.com/office/word/2010/wordprocessingCanvas" xmlns:cx="http://schemas.microsoft.com/office/drawing/2014/chartex" xmlns:cx1="http://schemas.microsoft.com/office/drawing/2015/9/8/chartex" xmlns:cx2="http://schemas.microsoft.com/office/drawing/2015/10/21/chartex" xmlns:cx3="http://schemas.microsoft.com/office/drawing/2016/5/9/chartex" xmlns:cx4="http://schemas.microsoft.com/office/drawing/2016/5/10/chartex" xmlns:cx5="http://schemas.microsoft.com/office/drawing/2016/5/11/chartex" xmlns:cx6="http://schemas.microsoft.com/office/drawing/2016/5/12/chartex" xmlns:cx7="http://schemas.microsoft.com/office/drawing/2016/5/13/chartex" xmlns:cx8="http://schemas.microsoft.com/office/drawing/2016/5/14/chartex" xmlns:mc="http://schemas.openxmlformats.org/markup-compatibility/2006" xmlns:aink="http://schemas.microsoft.com/office/drawing/2016/ink" xmlns:am3d="http://schemas.microsoft.com/office/drawing/2017/model3d" xmlns:o="urn:schemas-microsoft-com:office:office" xmlns:r="http://schemas.openxmlformats.org/officeDocument/2006/relationships" xmlns:m="http://schemas.openxmlformats.org/officeDocument/2006/math" xmlns:v="urn:schemas-microsoft-com:vml" xmlns:wp14="http://schemas.microsoft.com/office/word/2010/wordprocessingDrawing" xmlns:wp="http://schemas.openxmlformats.org/drawingml/2006/wordprocessingDrawing" xmlns:w10="urn:schemas-microsoft-com:office:word" xmlns:w="http://schemas.openxmlformats.org/wordprocessingml/2006/main" xmlns:w14="http://schemas.microsoft.com/office/word/2010/wordml" xmlns:w15="http://schemas.microsoft.com/office/word/2012/wordml" xmlns:w16cex="http://schemas.microsoft.com/office/word/2018/wordml/cex" xmlns:w16cid="http://schemas.microsoft.com/office/word/2016/wordml/cid" xmlns:w16="http://schemas.microsoft.com/office/word/2018/wordml" xmlns:w16sdtdh="http://schemas.microsoft.com/office/word/2020/wordml/sdtdatahash" xmlns:w16se="http://schemas.microsoft.com/office/word/2015/wordml/symex" xmlns:wpg="http://schemas.microsoft.com/office/word/2010/wordprocessingGroup" xmlns:wpi="http://schemas.microsoft.com/office/word/2010/wordprocessingInk" xmlns:wne="http://schemas.microsoft.com/office/word/2006/wordml" xmlns:wps="http://schemas.microsoft.com/office/word/2010/wordprocessingShape" mc:Ignorable="w14 w15 w16se w16cid w16 w16cex w16sdtdh wp14">
+  <w:footnote w:type="separator" w:id="-1">
+    <w:p>
+      <w:pPr>
+        <w:spacing w:after="0" w:line="240" w:lineRule="auto"/>
+      </w:pPr>
+      <w:r>
+        <w:separator/>
+      </w:r>
+    </w:p>
+  </w:footnote>
+  <w:footnote w:type="continuationSeparator" w:id="0">
+    <w:p>
+      <w:pPr>
+        <w:spacing w:after="0" w:line="240" w:lineRule="auto"/>
+      </w:pPr>
+      <w:r>
+        <w:continuationSeparator/>
+      </w:r>
+    </w:p>
+  </w:footnote>
+</w:footnotes>
+</file>
+
 <file path=word/numbering.xml><?xml version="1.0" encoding="utf-8"?>
 <w:numbering xmlns:wpc="http://schemas.microsoft.com/office/word/2010/wordprocessingCanvas" xmlns:cx="http://schemas.microsoft.com/office/drawing/2014/chartex" xmlns:cx1="http://schemas.microsoft.com/office/drawing/2015/9/8/chartex" xmlns:cx2="http://schemas.microsoft.com/office/drawing/2015/10/21/chartex" xmlns:cx3="http://schemas.microsoft.com/office/drawing/2016/5/9/chartex" xmlns:cx4="http://schemas.microsoft.com/office/drawing/2016/5/10/chartex" xmlns:cx5="http://schemas.microsoft.com/office/drawing/2016/5/11/chartex" xmlns:cx6="http://schemas.microsoft.com/office/drawing/2016/5/12/chartex" xmlns:cx7="http://schemas.microsoft.com/office/drawing/2016/5/13/chartex" xmlns:cx8="http://schemas.microsoft.com/office/drawing/2016/5/14/chartex" xmlns:mc="http://schemas.openxmlformats.org/markup-compatibility/2006" xmlns:aink="http://schemas.microsoft.com/office/drawing/2016/ink" xmlns:am3d="http://schemas.microsoft.com/office/drawing/2017/model3d" xmlns:o="urn:schemas-microsoft-com:office:office" xmlns:r="http://schemas.openxmlformats.org/officeDocument/2006/relationships" xmlns:m="http://schemas.openxmlformats.org/officeDocument/2006/math" xmlns:v="urn:schemas-microsoft-com:vml" xmlns:wp14="http://schemas.microsoft.com/office/word/2010/wordprocessingDrawing" xmlns:wp="http://schemas.openxmlformats.org/drawingml/2006/wordprocessingDrawing" xmlns:w10="urn:schemas-microsoft-com:office:word" xmlns:w="http://schemas.openxmlformats.org/wordprocessingml/2006/main" xmlns:w14="http://schemas.microsoft.com/office/word/2010/wordml" xmlns:w15="http://schemas.microsoft.com/office/word/2012/wordml" xmlns:w16cex="http://schemas.microsoft.com/office/word/2018/wordml/cex" xmlns:w16cid="http://schemas.microsoft.com/office/word/2016/wordml/cid" xmlns:w16="http://schemas.microsoft.com/office/word/2018/wordml" xmlns:w16sdtdh="http://schemas.microsoft.com/office/word/2020/wordml/sdtdatahash" xmlns:w16se="http://schemas.microsoft.com/office/word/2015/wordml/symex" xmlns:wpg="http://schemas.microsoft.com/office/word/2010/wordprocessingGroup" xmlns:wpi="http://schemas.microsoft.com/office/word/2010/wordprocessingInk" xmlns:wne="http://schemas.microsoft.com/office/word/2006/wordml" xmlns:wps="http://schemas.microsoft.com/office/word/2010/wordprocessingShape" mc:Ignorable="w14 w15 w16se w16cid w16 w16cex w16sdtdh wp14">
   <w:abstractNum w:abstractNumId="0" w15:restartNumberingAfterBreak="0">
+    <w:nsid w:val="FFFFFF7C"/>
+    <w:multiLevelType w:val="singleLevel"/>
+    <w:tmpl w:val="C70CB4AE"/>
+    <w:lvl w:ilvl="0">
+      <w:start w:val="1"/>
+      <w:numFmt w:val="decimal"/>
+      <w:pStyle w:val="Numeroelenco5"/>
+      <w:lvlText w:val="%1."/>
+      <w:lvlJc w:val="left"/>
+      <w:pPr>
+        <w:tabs>
+          <w:tab w:val="num" w:pos="1492"/>
+        </w:tabs>
+        <w:ind w:left="1492" w:hanging="360"/>
+      </w:pPr>
+    </w:lvl>
+  </w:abstractNum>
+  <w:abstractNum w:abstractNumId="1" w15:restartNumberingAfterBreak="0">
+    <w:nsid w:val="FFFFFF7D"/>
+    <w:multiLevelType w:val="singleLevel"/>
+    <w:tmpl w:val="DF60FBD4"/>
+    <w:lvl w:ilvl="0">
+      <w:start w:val="1"/>
+      <w:numFmt w:val="decimal"/>
+      <w:pStyle w:val="Numeroelenco4"/>
+      <w:lvlText w:val="%1."/>
+      <w:lvlJc w:val="left"/>
+      <w:pPr>
+        <w:tabs>
+          <w:tab w:val="num" w:pos="1209"/>
+        </w:tabs>
+        <w:ind w:left="1209" w:hanging="360"/>
+      </w:pPr>
+    </w:lvl>
+  </w:abstractNum>
+  <w:abstractNum w:abstractNumId="2" w15:restartNumberingAfterBreak="0">
+    <w:nsid w:val="FFFFFF7E"/>
+    <w:multiLevelType w:val="singleLevel"/>
+    <w:tmpl w:val="546047CA"/>
+    <w:lvl w:ilvl="0">
+      <w:start w:val="1"/>
+      <w:numFmt w:val="decimal"/>
+      <w:pStyle w:val="Numeroelenco3"/>
+      <w:lvlText w:val="%1."/>
+      <w:lvlJc w:val="left"/>
+      <w:pPr>
+        <w:tabs>
+          <w:tab w:val="num" w:pos="926"/>
+        </w:tabs>
+        <w:ind w:left="926" w:hanging="360"/>
+      </w:pPr>
+    </w:lvl>
+  </w:abstractNum>
+  <w:abstractNum w:abstractNumId="3" w15:restartNumberingAfterBreak="0">
+    <w:nsid w:val="FFFFFF7F"/>
+    <w:multiLevelType w:val="singleLevel"/>
+    <w:tmpl w:val="4E0ED9D0"/>
+    <w:lvl w:ilvl="0">
+      <w:start w:val="1"/>
+      <w:numFmt w:val="decimal"/>
+      <w:pStyle w:val="Numeroelenco2"/>
+      <w:lvlText w:val="%1."/>
+      <w:lvlJc w:val="left"/>
+      <w:pPr>
+        <w:tabs>
+          <w:tab w:val="num" w:pos="643"/>
+        </w:tabs>
+        <w:ind w:left="643" w:hanging="360"/>
+      </w:pPr>
+    </w:lvl>
+  </w:abstractNum>
+  <w:abstractNum w:abstractNumId="4" w15:restartNumberingAfterBreak="0">
+    <w:nsid w:val="FFFFFF80"/>
+    <w:multiLevelType w:val="singleLevel"/>
+    <w:tmpl w:val="DF4260CC"/>
+    <w:lvl w:ilvl="0">
+      <w:start w:val="1"/>
+      <w:numFmt w:val="bullet"/>
+      <w:pStyle w:val="Puntoelenco5"/>
+      <w:lvlText w:val=""/>
+      <w:lvlJc w:val="left"/>
+      <w:pPr>
+        <w:tabs>
+          <w:tab w:val="num" w:pos="1492"/>
+        </w:tabs>
+        <w:ind w:left="1492" w:hanging="360"/>
+      </w:pPr>
+      <w:rPr>
+        <w:rFonts w:ascii="Symbol" w:hAnsi="Symbol" w:hint="default"/>
+      </w:rPr>
+    </w:lvl>
+  </w:abstractNum>
+  <w:abstractNum w:abstractNumId="5" w15:restartNumberingAfterBreak="0">
+    <w:nsid w:val="FFFFFF81"/>
+    <w:multiLevelType w:val="singleLevel"/>
+    <w:tmpl w:val="F8AC79E4"/>
+    <w:lvl w:ilvl="0">
+      <w:start w:val="1"/>
+      <w:numFmt w:val="bullet"/>
+      <w:pStyle w:val="Puntoelenco4"/>
+      <w:lvlText w:val=""/>
+      <w:lvlJc w:val="left"/>
+      <w:pPr>
+        <w:tabs>
+          <w:tab w:val="num" w:pos="1209"/>
+        </w:tabs>
+        <w:ind w:left="1209" w:hanging="360"/>
+      </w:pPr>
+      <w:rPr>
+        <w:rFonts w:ascii="Symbol" w:hAnsi="Symbol" w:hint="default"/>
+      </w:rPr>
+    </w:lvl>
+  </w:abstractNum>
+  <w:abstractNum w:abstractNumId="6" w15:restartNumberingAfterBreak="0">
+    <w:nsid w:val="FFFFFF82"/>
+    <w:multiLevelType w:val="singleLevel"/>
+    <w:tmpl w:val="A61607EC"/>
+    <w:lvl w:ilvl="0">
+      <w:start w:val="1"/>
+      <w:numFmt w:val="bullet"/>
+      <w:pStyle w:val="Puntoelenco3"/>
+      <w:lvlText w:val=""/>
+      <w:lvlJc w:val="left"/>
+      <w:pPr>
+        <w:tabs>
+          <w:tab w:val="num" w:pos="926"/>
+        </w:tabs>
+        <w:ind w:left="926" w:hanging="360"/>
+      </w:pPr>
+      <w:rPr>
+        <w:rFonts w:ascii="Symbol" w:hAnsi="Symbol" w:hint="default"/>
+      </w:rPr>
+    </w:lvl>
+  </w:abstractNum>
+  <w:abstractNum w:abstractNumId="7" w15:restartNumberingAfterBreak="0">
+    <w:nsid w:val="FFFFFF83"/>
+    <w:multiLevelType w:val="singleLevel"/>
+    <w:tmpl w:val="652CC04E"/>
+    <w:lvl w:ilvl="0">
+      <w:start w:val="1"/>
+      <w:numFmt w:val="bullet"/>
+      <w:pStyle w:val="Puntoelenco2"/>
+      <w:lvlText w:val=""/>
+      <w:lvlJc w:val="left"/>
+      <w:pPr>
+        <w:tabs>
+          <w:tab w:val="num" w:pos="643"/>
+        </w:tabs>
+        <w:ind w:left="643" w:hanging="360"/>
+      </w:pPr>
+      <w:rPr>
+        <w:rFonts w:ascii="Symbol" w:hAnsi="Symbol" w:hint="default"/>
+      </w:rPr>
+    </w:lvl>
+  </w:abstractNum>
+  <w:abstractNum w:abstractNumId="8" w15:restartNumberingAfterBreak="0">
+    <w:nsid w:val="FFFFFF88"/>
+    <w:multiLevelType w:val="singleLevel"/>
+    <w:tmpl w:val="BDF4B68E"/>
+    <w:lvl w:ilvl="0">
+      <w:start w:val="1"/>
+      <w:numFmt w:val="decimal"/>
+      <w:pStyle w:val="Numeroelenco"/>
+      <w:lvlText w:val="%1."/>
+      <w:lvlJc w:val="left"/>
+      <w:pPr>
+        <w:tabs>
+          <w:tab w:val="num" w:pos="360"/>
+        </w:tabs>
+        <w:ind w:left="360" w:hanging="360"/>
+      </w:pPr>
+    </w:lvl>
+  </w:abstractNum>
+  <w:abstractNum w:abstractNumId="9" w15:restartNumberingAfterBreak="0">
+    <w:nsid w:val="FFFFFF89"/>
+    <w:multiLevelType w:val="singleLevel"/>
+    <w:tmpl w:val="FA52B70E"/>
+    <w:lvl w:ilvl="0">
+      <w:start w:val="1"/>
+      <w:numFmt w:val="bullet"/>
+      <w:pStyle w:val="Puntoelenco"/>
+      <w:lvlText w:val=""/>
+      <w:lvlJc w:val="left"/>
+      <w:pPr>
+        <w:tabs>
+          <w:tab w:val="num" w:pos="360"/>
+        </w:tabs>
+        <w:ind w:left="360" w:hanging="360"/>
+      </w:pPr>
+      <w:rPr>
+        <w:rFonts w:ascii="Symbol" w:hAnsi="Symbol" w:hint="default"/>
+      </w:rPr>
+    </w:lvl>
+  </w:abstractNum>
+  <w:abstractNum w:abstractNumId="10" w15:restartNumberingAfterBreak="0">
+    <w:nsid w:val="1E4E4830"/>
+    <w:multiLevelType w:val="hybridMultilevel"/>
+    <w:tmpl w:val="4DD0911E"/>
+    <w:lvl w:ilvl="0" w:tplc="04100001">
+      <w:start w:val="1"/>
+      <w:numFmt w:val="bullet"/>
+      <w:lvlText w:val=""/>
+      <w:lvlJc w:val="left"/>
+      <w:pPr>
+        <w:ind w:left="1080" w:hanging="360"/>
+      </w:pPr>
+      <w:rPr>
+        <w:rFonts w:ascii="Symbol" w:hAnsi="Symbol" w:hint="default"/>
+      </w:rPr>
+    </w:lvl>
+    <w:lvl w:ilvl="1" w:tplc="04100003" w:tentative="1">
+      <w:start w:val="1"/>
+      <w:numFmt w:val="bullet"/>
+      <w:lvlText w:val="o"/>
+      <w:lvlJc w:val="left"/>
+      <w:pPr>
+        <w:ind w:left="1800" w:hanging="360"/>
+      </w:pPr>
+      <w:rPr>
+        <w:rFonts w:ascii="Courier New" w:hAnsi="Courier New" w:cs="Courier New" w:hint="default"/>
+      </w:rPr>
+    </w:lvl>
+    <w:lvl w:ilvl="2" w:tplc="04100005" w:tentative="1">
+      <w:start w:val="1"/>
+      <w:numFmt w:val="bullet"/>
+      <w:lvlText w:val=""/>
+      <w:lvlJc w:val="left"/>
+      <w:pPr>
+        <w:ind w:left="2520" w:hanging="360"/>
+      </w:pPr>
+      <w:rPr>
+        <w:rFonts w:ascii="Wingdings" w:hAnsi="Wingdings" w:hint="default"/>
+      </w:rPr>
+    </w:lvl>
+    <w:lvl w:ilvl="3" w:tplc="04100001" w:tentative="1">
+      <w:start w:val="1"/>
+      <w:numFmt w:val="bullet"/>
+      <w:lvlText w:val=""/>
+      <w:lvlJc w:val="left"/>
+      <w:pPr>
+        <w:ind w:left="3240" w:hanging="360"/>
+      </w:pPr>
+      <w:rPr>
+        <w:rFonts w:ascii="Symbol" w:hAnsi="Symbol" w:hint="default"/>
+      </w:rPr>
+    </w:lvl>
+    <w:lvl w:ilvl="4" w:tplc="04100003" w:tentative="1">
+      <w:start w:val="1"/>
+      <w:numFmt w:val="bullet"/>
+      <w:lvlText w:val="o"/>
+      <w:lvlJc w:val="left"/>
+      <w:pPr>
+        <w:ind w:left="3960" w:hanging="360"/>
+      </w:pPr>
+      <w:rPr>
+        <w:rFonts w:ascii="Courier New" w:hAnsi="Courier New" w:cs="Courier New" w:hint="default"/>
+      </w:rPr>
+    </w:lvl>
+    <w:lvl w:ilvl="5" w:tplc="04100005" w:tentative="1">
+      <w:start w:val="1"/>
+      <w:numFmt w:val="bullet"/>
+      <w:lvlText w:val=""/>
+      <w:lvlJc w:val="left"/>
+      <w:pPr>
+        <w:ind w:left="4680" w:hanging="360"/>
+      </w:pPr>
+      <w:rPr>
+        <w:rFonts w:ascii="Wingdings" w:hAnsi="Wingdings" w:hint="default"/>
+      </w:rPr>
+    </w:lvl>
+    <w:lvl w:ilvl="6" w:tplc="04100001" w:tentative="1">
+      <w:start w:val="1"/>
+      <w:numFmt w:val="bullet"/>
+      <w:lvlText w:val=""/>
+      <w:lvlJc w:val="left"/>
+      <w:pPr>
+        <w:ind w:left="5400" w:hanging="360"/>
+      </w:pPr>
+      <w:rPr>
+        <w:rFonts w:ascii="Symbol" w:hAnsi="Symbol" w:hint="default"/>
+      </w:rPr>
+    </w:lvl>
+    <w:lvl w:ilvl="7" w:tplc="04100003" w:tentative="1">
+      <w:start w:val="1"/>
+      <w:numFmt w:val="bullet"/>
+      <w:lvlText w:val="o"/>
+      <w:lvlJc w:val="left"/>
+      <w:pPr>
+        <w:ind w:left="6120" w:hanging="360"/>
+      </w:pPr>
+      <w:rPr>
+        <w:rFonts w:ascii="Courier New" w:hAnsi="Courier New" w:cs="Courier New" w:hint="default"/>
+      </w:rPr>
+    </w:lvl>
+    <w:lvl w:ilvl="8" w:tplc="04100005" w:tentative="1">
+      <w:start w:val="1"/>
+      <w:numFmt w:val="bullet"/>
+      <w:lvlText w:val=""/>
+      <w:lvlJc w:val="left"/>
+      <w:pPr>
+        <w:ind w:left="6840" w:hanging="360"/>
+      </w:pPr>
+      <w:rPr>
+        <w:rFonts w:ascii="Wingdings" w:hAnsi="Wingdings" w:hint="default"/>
+      </w:rPr>
+    </w:lvl>
+  </w:abstractNum>
+  <w:abstractNum w:abstractNumId="11" w15:restartNumberingAfterBreak="0">
+    <w:nsid w:val="31345C93"/>
+    <w:multiLevelType w:val="hybridMultilevel"/>
+    <w:tmpl w:val="7DA8286C"/>
+    <w:lvl w:ilvl="0" w:tplc="04100011">
+      <w:start w:val="1"/>
+      <w:numFmt w:val="decimal"/>
+      <w:lvlText w:val="%1)"/>
+      <w:lvlJc w:val="left"/>
+      <w:pPr>
+        <w:ind w:left="720" w:hanging="360"/>
+      </w:pPr>
+      <w:rPr>
+        <w:rFonts w:hint="default"/>
+      </w:rPr>
+    </w:lvl>
+    <w:lvl w:ilvl="1" w:tplc="04100019" w:tentative="1">
+      <w:start w:val="1"/>
+      <w:numFmt w:val="lowerLetter"/>
+      <w:lvlText w:val="%2."/>
+      <w:lvlJc w:val="left"/>
+      <w:pPr>
+        <w:ind w:left="1440" w:hanging="360"/>
+      </w:pPr>
+    </w:lvl>
+    <w:lvl w:ilvl="2" w:tplc="0410001B" w:tentative="1">
+      <w:start w:val="1"/>
+      <w:numFmt w:val="lowerRoman"/>
+      <w:lvlText w:val="%3."/>
+      <w:lvlJc w:val="right"/>
+      <w:pPr>
+        <w:ind w:left="2160" w:hanging="180"/>
+      </w:pPr>
+    </w:lvl>
+    <w:lvl w:ilvl="3" w:tplc="0410000F" w:tentative="1">
+      <w:start w:val="1"/>
+      <w:numFmt w:val="decimal"/>
+      <w:lvlText w:val="%4."/>
+      <w:lvlJc w:val="left"/>
+      <w:pPr>
+        <w:ind w:left="2880" w:hanging="360"/>
+      </w:pPr>
+    </w:lvl>
+    <w:lvl w:ilvl="4" w:tplc="04100019" w:tentative="1">
+      <w:start w:val="1"/>
+      <w:numFmt w:val="lowerLetter"/>
+      <w:lvlText w:val="%5."/>
+      <w:lvlJc w:val="left"/>
+      <w:pPr>
+        <w:ind w:left="3600" w:hanging="360"/>
+      </w:pPr>
+    </w:lvl>
+    <w:lvl w:ilvl="5" w:tplc="0410001B" w:tentative="1">
+      <w:start w:val="1"/>
+      <w:numFmt w:val="lowerRoman"/>
+      <w:lvlText w:val="%6."/>
+      <w:lvlJc w:val="right"/>
+      <w:pPr>
+        <w:ind w:left="4320" w:hanging="180"/>
+      </w:pPr>
+    </w:lvl>
+    <w:lvl w:ilvl="6" w:tplc="0410000F" w:tentative="1">
+      <w:start w:val="1"/>
+      <w:numFmt w:val="decimal"/>
+      <w:lvlText w:val="%7."/>
+      <w:lvlJc w:val="left"/>
+      <w:pPr>
+        <w:ind w:left="5040" w:hanging="360"/>
+      </w:pPr>
+    </w:lvl>
+    <w:lvl w:ilvl="7" w:tplc="04100019" w:tentative="1">
+      <w:start w:val="1"/>
+      <w:numFmt w:val="lowerLetter"/>
+      <w:lvlText w:val="%8."/>
+      <w:lvlJc w:val="left"/>
+      <w:pPr>
+        <w:ind w:left="5760" w:hanging="360"/>
+      </w:pPr>
+    </w:lvl>
+    <w:lvl w:ilvl="8" w:tplc="0410001B" w:tentative="1">
+      <w:start w:val="1"/>
+      <w:numFmt w:val="lowerRoman"/>
+      <w:lvlText w:val="%9."/>
+      <w:lvlJc w:val="right"/>
+      <w:pPr>
+        <w:ind w:left="6480" w:hanging="180"/>
+      </w:pPr>
+    </w:lvl>
+  </w:abstractNum>
+  <w:abstractNum w:abstractNumId="12" w15:restartNumberingAfterBreak="0">
+    <w:nsid w:val="31F11C3C"/>
+    <w:multiLevelType w:val="hybridMultilevel"/>
+    <w:tmpl w:val="D786CC2E"/>
+    <w:lvl w:ilvl="0" w:tplc="04100011">
+      <w:start w:val="1"/>
+      <w:numFmt w:val="decimal"/>
+      <w:lvlText w:val="%1)"/>
+      <w:lvlJc w:val="left"/>
+      <w:pPr>
+        <w:ind w:left="720" w:hanging="360"/>
+      </w:pPr>
+      <w:rPr>
+        <w:rFonts w:hint="default"/>
+      </w:rPr>
+    </w:lvl>
+    <w:lvl w:ilvl="1" w:tplc="04100019" w:tentative="1">
+      <w:start w:val="1"/>
+      <w:numFmt w:val="lowerLetter"/>
+      <w:lvlText w:val="%2."/>
+      <w:lvlJc w:val="left"/>
+      <w:pPr>
+        <w:ind w:left="1440" w:hanging="360"/>
+      </w:pPr>
+    </w:lvl>
+    <w:lvl w:ilvl="2" w:tplc="0410001B" w:tentative="1">
+      <w:start w:val="1"/>
+      <w:numFmt w:val="lowerRoman"/>
+      <w:lvlText w:val="%3."/>
+      <w:lvlJc w:val="right"/>
+      <w:pPr>
+        <w:ind w:left="2160" w:hanging="180"/>
+      </w:pPr>
+    </w:lvl>
+    <w:lvl w:ilvl="3" w:tplc="0410000F" w:tentative="1">
+      <w:start w:val="1"/>
+      <w:numFmt w:val="decimal"/>
+      <w:lvlText w:val="%4."/>
+      <w:lvlJc w:val="left"/>
+      <w:pPr>
+        <w:ind w:left="2880" w:hanging="360"/>
+      </w:pPr>
+    </w:lvl>
+    <w:lvl w:ilvl="4" w:tplc="04100019" w:tentative="1">
+      <w:start w:val="1"/>
+      <w:numFmt w:val="lowerLetter"/>
+      <w:lvlText w:val="%5."/>
+      <w:lvlJc w:val="left"/>
+      <w:pPr>
+        <w:ind w:left="3600" w:hanging="360"/>
+      </w:pPr>
+    </w:lvl>
+    <w:lvl w:ilvl="5" w:tplc="0410001B" w:tentative="1">
+      <w:start w:val="1"/>
+      <w:numFmt w:val="lowerRoman"/>
+      <w:lvlText w:val="%6."/>
+      <w:lvlJc w:val="right"/>
+      <w:pPr>
+        <w:ind w:left="4320" w:hanging="180"/>
+      </w:pPr>
+    </w:lvl>
+    <w:lvl w:ilvl="6" w:tplc="0410000F" w:tentative="1">
+      <w:start w:val="1"/>
+      <w:numFmt w:val="decimal"/>
+      <w:lvlText w:val="%7."/>
+      <w:lvlJc w:val="left"/>
+      <w:pPr>
+        <w:ind w:left="5040" w:hanging="360"/>
+      </w:pPr>
+    </w:lvl>
+    <w:lvl w:ilvl="7" w:tplc="04100019" w:tentative="1">
+      <w:start w:val="1"/>
+      <w:numFmt w:val="lowerLetter"/>
+      <w:lvlText w:val="%8."/>
+      <w:lvlJc w:val="left"/>
+      <w:pPr>
+        <w:ind w:left="5760" w:hanging="360"/>
+      </w:pPr>
+    </w:lvl>
+    <w:lvl w:ilvl="8" w:tplc="0410001B" w:tentative="1">
+      <w:start w:val="1"/>
+      <w:numFmt w:val="lowerRoman"/>
+      <w:lvlText w:val="%9."/>
+      <w:lvlJc w:val="right"/>
+      <w:pPr>
+        <w:ind w:left="6480" w:hanging="180"/>
+      </w:pPr>
+    </w:lvl>
+  </w:abstractNum>
+  <w:abstractNum w:abstractNumId="13" w15:restartNumberingAfterBreak="0">
     <w:nsid w:val="43A37D5F"/>
     <w:multiLevelType w:val="hybridMultilevel"/>
     <w:tmpl w:val="0B064C5E"/>
@@ -374,7 +5763,7 @@
       </w:rPr>
     </w:lvl>
   </w:abstractNum>
-  <w:abstractNum w:abstractNumId="1" w15:restartNumberingAfterBreak="0">
+  <w:abstractNum w:abstractNumId="14" w15:restartNumberingAfterBreak="0">
     <w:nsid w:val="484C4F00"/>
     <w:multiLevelType w:val="hybridMultilevel"/>
     <w:tmpl w:val="1EB2E69E"/>
@@ -487,10 +5876,49 @@
     </w:lvl>
   </w:abstractNum>
   <w:num w:numId="1">
+    <w:abstractNumId w:val="14"/>
+  </w:num>
+  <w:num w:numId="2">
+    <w:abstractNumId w:val="13"/>
+  </w:num>
+  <w:num w:numId="3">
+    <w:abstractNumId w:val="10"/>
+  </w:num>
+  <w:num w:numId="4">
+    <w:abstractNumId w:val="12"/>
+  </w:num>
+  <w:num w:numId="5">
+    <w:abstractNumId w:val="11"/>
+  </w:num>
+  <w:num w:numId="6">
+    <w:abstractNumId w:val="8"/>
+  </w:num>
+  <w:num w:numId="7">
+    <w:abstractNumId w:val="3"/>
+  </w:num>
+  <w:num w:numId="8">
+    <w:abstractNumId w:val="2"/>
+  </w:num>
+  <w:num w:numId="9">
     <w:abstractNumId w:val="1"/>
   </w:num>
-  <w:num w:numId="2">
+  <w:num w:numId="10">
     <w:abstractNumId w:val="0"/>
+  </w:num>
+  <w:num w:numId="11">
+    <w:abstractNumId w:val="9"/>
+  </w:num>
+  <w:num w:numId="12">
+    <w:abstractNumId w:val="7"/>
+  </w:num>
+  <w:num w:numId="13">
+    <w:abstractNumId w:val="6"/>
+  </w:num>
+  <w:num w:numId="14">
+    <w:abstractNumId w:val="5"/>
+  </w:num>
+  <w:num w:numId="15">
+    <w:abstractNumId w:val="4"/>
   </w:num>
 </w:numbering>
 </file>
@@ -894,6 +6322,208 @@
     <w:name w:val="Normal"/>
     <w:qFormat/>
   </w:style>
+  <w:style w:type="paragraph" w:styleId="Titolo1">
+    <w:name w:val="heading 1"/>
+    <w:basedOn w:val="Normale"/>
+    <w:next w:val="Normale"/>
+    <w:link w:val="Titolo1Carattere"/>
+    <w:uiPriority w:val="9"/>
+    <w:qFormat/>
+    <w:rsid w:val="009D526F"/>
+    <w:pPr>
+      <w:keepNext/>
+      <w:keepLines/>
+      <w:spacing w:before="240" w:after="0"/>
+      <w:outlineLvl w:val="0"/>
+    </w:pPr>
+    <w:rPr>
+      <w:rFonts w:asciiTheme="majorHAnsi" w:eastAsiaTheme="majorEastAsia" w:hAnsiTheme="majorHAnsi" w:cstheme="majorBidi"/>
+      <w:color w:val="2F5496" w:themeColor="accent1" w:themeShade="BF"/>
+      <w:sz w:val="32"/>
+      <w:szCs w:val="32"/>
+    </w:rPr>
+  </w:style>
+  <w:style w:type="paragraph" w:styleId="Titolo2">
+    <w:name w:val="heading 2"/>
+    <w:basedOn w:val="Normale"/>
+    <w:next w:val="Normale"/>
+    <w:link w:val="Titolo2Carattere"/>
+    <w:uiPriority w:val="9"/>
+    <w:semiHidden/>
+    <w:unhideWhenUsed/>
+    <w:qFormat/>
+    <w:rsid w:val="008F290A"/>
+    <w:pPr>
+      <w:keepNext/>
+      <w:keepLines/>
+      <w:spacing w:before="40" w:after="0"/>
+      <w:outlineLvl w:val="1"/>
+    </w:pPr>
+    <w:rPr>
+      <w:rFonts w:asciiTheme="majorHAnsi" w:eastAsiaTheme="majorEastAsia" w:hAnsiTheme="majorHAnsi" w:cstheme="majorBidi"/>
+      <w:color w:val="2F5496" w:themeColor="accent1" w:themeShade="BF"/>
+      <w:sz w:val="26"/>
+      <w:szCs w:val="26"/>
+    </w:rPr>
+  </w:style>
+  <w:style w:type="paragraph" w:styleId="Titolo3">
+    <w:name w:val="heading 3"/>
+    <w:basedOn w:val="Normale"/>
+    <w:next w:val="Normale"/>
+    <w:link w:val="Titolo3Carattere"/>
+    <w:uiPriority w:val="9"/>
+    <w:semiHidden/>
+    <w:unhideWhenUsed/>
+    <w:qFormat/>
+    <w:rsid w:val="00604E56"/>
+    <w:pPr>
+      <w:keepNext/>
+      <w:keepLines/>
+      <w:spacing w:before="40" w:after="0"/>
+      <w:outlineLvl w:val="2"/>
+    </w:pPr>
+    <w:rPr>
+      <w:rFonts w:asciiTheme="majorHAnsi" w:eastAsiaTheme="majorEastAsia" w:hAnsiTheme="majorHAnsi" w:cstheme="majorBidi"/>
+      <w:color w:val="1F3763" w:themeColor="accent1" w:themeShade="7F"/>
+      <w:sz w:val="24"/>
+      <w:szCs w:val="24"/>
+    </w:rPr>
+  </w:style>
+  <w:style w:type="paragraph" w:styleId="Titolo4">
+    <w:name w:val="heading 4"/>
+    <w:basedOn w:val="Normale"/>
+    <w:next w:val="Normale"/>
+    <w:link w:val="Titolo4Carattere"/>
+    <w:uiPriority w:val="9"/>
+    <w:unhideWhenUsed/>
+    <w:qFormat/>
+    <w:rsid w:val="00D35393"/>
+    <w:pPr>
+      <w:keepNext/>
+      <w:keepLines/>
+      <w:spacing w:before="40" w:after="0"/>
+      <w:outlineLvl w:val="3"/>
+    </w:pPr>
+    <w:rPr>
+      <w:rFonts w:asciiTheme="majorHAnsi" w:eastAsiaTheme="majorEastAsia" w:hAnsiTheme="majorHAnsi" w:cstheme="majorBidi"/>
+      <w:i/>
+      <w:iCs/>
+      <w:color w:val="2F5496" w:themeColor="accent1" w:themeShade="BF"/>
+    </w:rPr>
+  </w:style>
+  <w:style w:type="paragraph" w:styleId="Titolo5">
+    <w:name w:val="heading 5"/>
+    <w:basedOn w:val="Normale"/>
+    <w:next w:val="Normale"/>
+    <w:link w:val="Titolo5Carattere"/>
+    <w:uiPriority w:val="9"/>
+    <w:semiHidden/>
+    <w:unhideWhenUsed/>
+    <w:qFormat/>
+    <w:rsid w:val="001B3D46"/>
+    <w:pPr>
+      <w:keepNext/>
+      <w:keepLines/>
+      <w:spacing w:before="40" w:after="0"/>
+      <w:outlineLvl w:val="4"/>
+    </w:pPr>
+    <w:rPr>
+      <w:rFonts w:asciiTheme="majorHAnsi" w:eastAsiaTheme="majorEastAsia" w:hAnsiTheme="majorHAnsi" w:cstheme="majorBidi"/>
+      <w:color w:val="2F5496" w:themeColor="accent1" w:themeShade="BF"/>
+    </w:rPr>
+  </w:style>
+  <w:style w:type="paragraph" w:styleId="Titolo6">
+    <w:name w:val="heading 6"/>
+    <w:basedOn w:val="Normale"/>
+    <w:next w:val="Normale"/>
+    <w:link w:val="Titolo6Carattere"/>
+    <w:uiPriority w:val="9"/>
+    <w:semiHidden/>
+    <w:unhideWhenUsed/>
+    <w:qFormat/>
+    <w:rsid w:val="001B3D46"/>
+    <w:pPr>
+      <w:keepNext/>
+      <w:keepLines/>
+      <w:spacing w:before="40" w:after="0"/>
+      <w:outlineLvl w:val="5"/>
+    </w:pPr>
+    <w:rPr>
+      <w:rFonts w:asciiTheme="majorHAnsi" w:eastAsiaTheme="majorEastAsia" w:hAnsiTheme="majorHAnsi" w:cstheme="majorBidi"/>
+      <w:color w:val="1F3763" w:themeColor="accent1" w:themeShade="7F"/>
+    </w:rPr>
+  </w:style>
+  <w:style w:type="paragraph" w:styleId="Titolo7">
+    <w:name w:val="heading 7"/>
+    <w:basedOn w:val="Normale"/>
+    <w:next w:val="Normale"/>
+    <w:link w:val="Titolo7Carattere"/>
+    <w:uiPriority w:val="9"/>
+    <w:semiHidden/>
+    <w:unhideWhenUsed/>
+    <w:qFormat/>
+    <w:rsid w:val="001B3D46"/>
+    <w:pPr>
+      <w:keepNext/>
+      <w:keepLines/>
+      <w:spacing w:before="40" w:after="0"/>
+      <w:outlineLvl w:val="6"/>
+    </w:pPr>
+    <w:rPr>
+      <w:rFonts w:asciiTheme="majorHAnsi" w:eastAsiaTheme="majorEastAsia" w:hAnsiTheme="majorHAnsi" w:cstheme="majorBidi"/>
+      <w:i/>
+      <w:iCs/>
+      <w:color w:val="1F3763" w:themeColor="accent1" w:themeShade="7F"/>
+    </w:rPr>
+  </w:style>
+  <w:style w:type="paragraph" w:styleId="Titolo8">
+    <w:name w:val="heading 8"/>
+    <w:basedOn w:val="Normale"/>
+    <w:next w:val="Normale"/>
+    <w:link w:val="Titolo8Carattere"/>
+    <w:uiPriority w:val="9"/>
+    <w:semiHidden/>
+    <w:unhideWhenUsed/>
+    <w:qFormat/>
+    <w:rsid w:val="001B3D46"/>
+    <w:pPr>
+      <w:keepNext/>
+      <w:keepLines/>
+      <w:spacing w:before="40" w:after="0"/>
+      <w:outlineLvl w:val="7"/>
+    </w:pPr>
+    <w:rPr>
+      <w:rFonts w:asciiTheme="majorHAnsi" w:eastAsiaTheme="majorEastAsia" w:hAnsiTheme="majorHAnsi" w:cstheme="majorBidi"/>
+      <w:color w:val="272727" w:themeColor="text1" w:themeTint="D8"/>
+      <w:sz w:val="21"/>
+      <w:szCs w:val="21"/>
+    </w:rPr>
+  </w:style>
+  <w:style w:type="paragraph" w:styleId="Titolo9">
+    <w:name w:val="heading 9"/>
+    <w:basedOn w:val="Normale"/>
+    <w:next w:val="Normale"/>
+    <w:link w:val="Titolo9Carattere"/>
+    <w:uiPriority w:val="9"/>
+    <w:semiHidden/>
+    <w:unhideWhenUsed/>
+    <w:qFormat/>
+    <w:rsid w:val="001B3D46"/>
+    <w:pPr>
+      <w:keepNext/>
+      <w:keepLines/>
+      <w:spacing w:before="40" w:after="0"/>
+      <w:outlineLvl w:val="8"/>
+    </w:pPr>
+    <w:rPr>
+      <w:rFonts w:asciiTheme="majorHAnsi" w:eastAsiaTheme="majorEastAsia" w:hAnsiTheme="majorHAnsi" w:cstheme="majorBidi"/>
+      <w:i/>
+      <w:iCs/>
+      <w:color w:val="272727" w:themeColor="text1" w:themeTint="D8"/>
+      <w:sz w:val="21"/>
+      <w:szCs w:val="21"/>
+    </w:rPr>
+  </w:style>
   <w:style w:type="character" w:default="1" w:styleId="Carpredefinitoparagrafo">
     <w:name w:val="Default Paragraph Font"/>
     <w:uiPriority w:val="1"/>
@@ -920,6 +6550,1694 @@
     <w:uiPriority w:val="99"/>
     <w:semiHidden/>
     <w:unhideWhenUsed/>
+  </w:style>
+  <w:style w:type="character" w:customStyle="1" w:styleId="Titolo3Carattere">
+    <w:name w:val="Titolo 3 Carattere"/>
+    <w:basedOn w:val="Carpredefinitoparagrafo"/>
+    <w:link w:val="Titolo3"/>
+    <w:uiPriority w:val="9"/>
+    <w:semiHidden/>
+    <w:rsid w:val="00604E56"/>
+    <w:rPr>
+      <w:rFonts w:asciiTheme="majorHAnsi" w:eastAsiaTheme="majorEastAsia" w:hAnsiTheme="majorHAnsi" w:cstheme="majorBidi"/>
+      <w:color w:val="1F3763" w:themeColor="accent1" w:themeShade="7F"/>
+      <w:sz w:val="24"/>
+      <w:szCs w:val="24"/>
+    </w:rPr>
+  </w:style>
+  <w:style w:type="character" w:customStyle="1" w:styleId="Titolo4Carattere">
+    <w:name w:val="Titolo 4 Carattere"/>
+    <w:basedOn w:val="Carpredefinitoparagrafo"/>
+    <w:link w:val="Titolo4"/>
+    <w:uiPriority w:val="9"/>
+    <w:rsid w:val="00D35393"/>
+    <w:rPr>
+      <w:rFonts w:asciiTheme="majorHAnsi" w:eastAsiaTheme="majorEastAsia" w:hAnsiTheme="majorHAnsi" w:cstheme="majorBidi"/>
+      <w:i/>
+      <w:iCs/>
+      <w:color w:val="2F5496" w:themeColor="accent1" w:themeShade="BF"/>
+    </w:rPr>
+  </w:style>
+  <w:style w:type="character" w:styleId="Rimandocommento">
+    <w:name w:val="annotation reference"/>
+    <w:basedOn w:val="Carpredefinitoparagrafo"/>
+    <w:uiPriority w:val="99"/>
+    <w:semiHidden/>
+    <w:unhideWhenUsed/>
+    <w:rsid w:val="000E75C6"/>
+    <w:rPr>
+      <w:sz w:val="16"/>
+      <w:szCs w:val="16"/>
+    </w:rPr>
+  </w:style>
+  <w:style w:type="paragraph" w:styleId="Testocommento">
+    <w:name w:val="annotation text"/>
+    <w:basedOn w:val="Normale"/>
+    <w:link w:val="TestocommentoCarattere"/>
+    <w:uiPriority w:val="99"/>
+    <w:semiHidden/>
+    <w:unhideWhenUsed/>
+    <w:rsid w:val="000E75C6"/>
+    <w:pPr>
+      <w:spacing w:line="240" w:lineRule="auto"/>
+    </w:pPr>
+    <w:rPr>
+      <w:sz w:val="20"/>
+      <w:szCs w:val="20"/>
+    </w:rPr>
+  </w:style>
+  <w:style w:type="character" w:customStyle="1" w:styleId="TestocommentoCarattere">
+    <w:name w:val="Testo commento Carattere"/>
+    <w:basedOn w:val="Carpredefinitoparagrafo"/>
+    <w:link w:val="Testocommento"/>
+    <w:uiPriority w:val="99"/>
+    <w:semiHidden/>
+    <w:rsid w:val="000E75C6"/>
+    <w:rPr>
+      <w:sz w:val="20"/>
+      <w:szCs w:val="20"/>
+    </w:rPr>
+  </w:style>
+  <w:style w:type="character" w:styleId="Collegamentoipertestuale">
+    <w:name w:val="Hyperlink"/>
+    <w:basedOn w:val="Carpredefinitoparagrafo"/>
+    <w:uiPriority w:val="99"/>
+    <w:unhideWhenUsed/>
+    <w:rsid w:val="0068334C"/>
+    <w:rPr>
+      <w:color w:val="0563C1" w:themeColor="hyperlink"/>
+      <w:u w:val="single"/>
+    </w:rPr>
+  </w:style>
+  <w:style w:type="character" w:styleId="Menzionenonrisolta">
+    <w:name w:val="Unresolved Mention"/>
+    <w:basedOn w:val="Carpredefinitoparagrafo"/>
+    <w:uiPriority w:val="99"/>
+    <w:semiHidden/>
+    <w:unhideWhenUsed/>
+    <w:rsid w:val="0068334C"/>
+    <w:rPr>
+      <w:color w:val="605E5C"/>
+      <w:shd w:val="clear" w:color="auto" w:fill="E1DFDD"/>
+    </w:rPr>
+  </w:style>
+  <w:style w:type="character" w:customStyle="1" w:styleId="Titolo1Carattere">
+    <w:name w:val="Titolo 1 Carattere"/>
+    <w:basedOn w:val="Carpredefinitoparagrafo"/>
+    <w:link w:val="Titolo1"/>
+    <w:uiPriority w:val="9"/>
+    <w:rsid w:val="009D526F"/>
+    <w:rPr>
+      <w:rFonts w:asciiTheme="majorHAnsi" w:eastAsiaTheme="majorEastAsia" w:hAnsiTheme="majorHAnsi" w:cstheme="majorBidi"/>
+      <w:color w:val="2F5496" w:themeColor="accent1" w:themeShade="BF"/>
+      <w:sz w:val="32"/>
+      <w:szCs w:val="32"/>
+    </w:rPr>
+  </w:style>
+  <w:style w:type="character" w:customStyle="1" w:styleId="Titolo2Carattere">
+    <w:name w:val="Titolo 2 Carattere"/>
+    <w:basedOn w:val="Carpredefinitoparagrafo"/>
+    <w:link w:val="Titolo2"/>
+    <w:uiPriority w:val="9"/>
+    <w:semiHidden/>
+    <w:rsid w:val="008F290A"/>
+    <w:rPr>
+      <w:rFonts w:asciiTheme="majorHAnsi" w:eastAsiaTheme="majorEastAsia" w:hAnsiTheme="majorHAnsi" w:cstheme="majorBidi"/>
+      <w:color w:val="2F5496" w:themeColor="accent1" w:themeShade="BF"/>
+      <w:sz w:val="26"/>
+      <w:szCs w:val="26"/>
+    </w:rPr>
+  </w:style>
+  <w:style w:type="paragraph" w:styleId="Bibliografia">
+    <w:name w:val="Bibliography"/>
+    <w:basedOn w:val="Normale"/>
+    <w:next w:val="Normale"/>
+    <w:uiPriority w:val="37"/>
+    <w:semiHidden/>
+    <w:unhideWhenUsed/>
+    <w:rsid w:val="001B3D46"/>
+  </w:style>
+  <w:style w:type="paragraph" w:styleId="Citazione">
+    <w:name w:val="Quote"/>
+    <w:basedOn w:val="Normale"/>
+    <w:next w:val="Normale"/>
+    <w:link w:val="CitazioneCarattere"/>
+    <w:uiPriority w:val="29"/>
+    <w:qFormat/>
+    <w:rsid w:val="001B3D46"/>
+    <w:pPr>
+      <w:spacing w:before="200"/>
+      <w:ind w:left="864" w:right="864"/>
+      <w:jc w:val="center"/>
+    </w:pPr>
+    <w:rPr>
+      <w:i/>
+      <w:iCs/>
+      <w:color w:val="404040" w:themeColor="text1" w:themeTint="BF"/>
+    </w:rPr>
+  </w:style>
+  <w:style w:type="character" w:customStyle="1" w:styleId="CitazioneCarattere">
+    <w:name w:val="Citazione Carattere"/>
+    <w:basedOn w:val="Carpredefinitoparagrafo"/>
+    <w:link w:val="Citazione"/>
+    <w:uiPriority w:val="29"/>
+    <w:rsid w:val="001B3D46"/>
+    <w:rPr>
+      <w:i/>
+      <w:iCs/>
+      <w:color w:val="404040" w:themeColor="text1" w:themeTint="BF"/>
+    </w:rPr>
+  </w:style>
+  <w:style w:type="paragraph" w:styleId="Citazioneintensa">
+    <w:name w:val="Intense Quote"/>
+    <w:basedOn w:val="Normale"/>
+    <w:next w:val="Normale"/>
+    <w:link w:val="CitazioneintensaCarattere"/>
+    <w:uiPriority w:val="30"/>
+    <w:qFormat/>
+    <w:rsid w:val="001B3D46"/>
+    <w:pPr>
+      <w:pBdr>
+        <w:top w:val="single" w:sz="4" w:space="10" w:color="4472C4" w:themeColor="accent1"/>
+        <w:bottom w:val="single" w:sz="4" w:space="10" w:color="4472C4" w:themeColor="accent1"/>
+      </w:pBdr>
+      <w:spacing w:before="360" w:after="360"/>
+      <w:ind w:left="864" w:right="864"/>
+      <w:jc w:val="center"/>
+    </w:pPr>
+    <w:rPr>
+      <w:i/>
+      <w:iCs/>
+      <w:color w:val="4472C4" w:themeColor="accent1"/>
+    </w:rPr>
+  </w:style>
+  <w:style w:type="character" w:customStyle="1" w:styleId="CitazioneintensaCarattere">
+    <w:name w:val="Citazione intensa Carattere"/>
+    <w:basedOn w:val="Carpredefinitoparagrafo"/>
+    <w:link w:val="Citazioneintensa"/>
+    <w:uiPriority w:val="30"/>
+    <w:rsid w:val="001B3D46"/>
+    <w:rPr>
+      <w:i/>
+      <w:iCs/>
+      <w:color w:val="4472C4" w:themeColor="accent1"/>
+    </w:rPr>
+  </w:style>
+  <w:style w:type="paragraph" w:styleId="Corpodeltesto2">
+    <w:name w:val="Body Text 2"/>
+    <w:basedOn w:val="Normale"/>
+    <w:link w:val="Corpodeltesto2Carattere"/>
+    <w:uiPriority w:val="99"/>
+    <w:semiHidden/>
+    <w:unhideWhenUsed/>
+    <w:rsid w:val="001B3D46"/>
+    <w:pPr>
+      <w:spacing w:after="120" w:line="480" w:lineRule="auto"/>
+    </w:pPr>
+  </w:style>
+  <w:style w:type="character" w:customStyle="1" w:styleId="Corpodeltesto2Carattere">
+    <w:name w:val="Corpo del testo 2 Carattere"/>
+    <w:basedOn w:val="Carpredefinitoparagrafo"/>
+    <w:link w:val="Corpodeltesto2"/>
+    <w:uiPriority w:val="99"/>
+    <w:semiHidden/>
+    <w:rsid w:val="001B3D46"/>
+  </w:style>
+  <w:style w:type="paragraph" w:styleId="Corpodeltesto3">
+    <w:name w:val="Body Text 3"/>
+    <w:basedOn w:val="Normale"/>
+    <w:link w:val="Corpodeltesto3Carattere"/>
+    <w:uiPriority w:val="99"/>
+    <w:semiHidden/>
+    <w:unhideWhenUsed/>
+    <w:rsid w:val="001B3D46"/>
+    <w:pPr>
+      <w:spacing w:after="120"/>
+    </w:pPr>
+    <w:rPr>
+      <w:sz w:val="16"/>
+      <w:szCs w:val="16"/>
+    </w:rPr>
+  </w:style>
+  <w:style w:type="character" w:customStyle="1" w:styleId="Corpodeltesto3Carattere">
+    <w:name w:val="Corpo del testo 3 Carattere"/>
+    <w:basedOn w:val="Carpredefinitoparagrafo"/>
+    <w:link w:val="Corpodeltesto3"/>
+    <w:uiPriority w:val="99"/>
+    <w:semiHidden/>
+    <w:rsid w:val="001B3D46"/>
+    <w:rPr>
+      <w:sz w:val="16"/>
+      <w:szCs w:val="16"/>
+    </w:rPr>
+  </w:style>
+  <w:style w:type="paragraph" w:styleId="Corpotesto">
+    <w:name w:val="Body Text"/>
+    <w:basedOn w:val="Normale"/>
+    <w:link w:val="CorpotestoCarattere"/>
+    <w:uiPriority w:val="99"/>
+    <w:semiHidden/>
+    <w:unhideWhenUsed/>
+    <w:rsid w:val="001B3D46"/>
+    <w:pPr>
+      <w:spacing w:after="120"/>
+    </w:pPr>
+  </w:style>
+  <w:style w:type="character" w:customStyle="1" w:styleId="CorpotestoCarattere">
+    <w:name w:val="Corpo testo Carattere"/>
+    <w:basedOn w:val="Carpredefinitoparagrafo"/>
+    <w:link w:val="Corpotesto"/>
+    <w:uiPriority w:val="99"/>
+    <w:semiHidden/>
+    <w:rsid w:val="001B3D46"/>
+  </w:style>
+  <w:style w:type="paragraph" w:styleId="Data">
+    <w:name w:val="Date"/>
+    <w:basedOn w:val="Normale"/>
+    <w:next w:val="Normale"/>
+    <w:link w:val="DataCarattere"/>
+    <w:uiPriority w:val="99"/>
+    <w:semiHidden/>
+    <w:unhideWhenUsed/>
+    <w:rsid w:val="001B3D46"/>
+  </w:style>
+  <w:style w:type="character" w:customStyle="1" w:styleId="DataCarattere">
+    <w:name w:val="Data Carattere"/>
+    <w:basedOn w:val="Carpredefinitoparagrafo"/>
+    <w:link w:val="Data"/>
+    <w:uiPriority w:val="99"/>
+    <w:semiHidden/>
+    <w:rsid w:val="001B3D46"/>
+  </w:style>
+  <w:style w:type="paragraph" w:styleId="Didascalia">
+    <w:name w:val="caption"/>
+    <w:basedOn w:val="Normale"/>
+    <w:next w:val="Normale"/>
+    <w:uiPriority w:val="35"/>
+    <w:semiHidden/>
+    <w:unhideWhenUsed/>
+    <w:qFormat/>
+    <w:rsid w:val="001B3D46"/>
+    <w:pPr>
+      <w:spacing w:after="200" w:line="240" w:lineRule="auto"/>
+    </w:pPr>
+    <w:rPr>
+      <w:i/>
+      <w:iCs/>
+      <w:color w:val="44546A" w:themeColor="text2"/>
+      <w:sz w:val="18"/>
+      <w:szCs w:val="18"/>
+    </w:rPr>
+  </w:style>
+  <w:style w:type="paragraph" w:styleId="Elenco">
+    <w:name w:val="List"/>
+    <w:basedOn w:val="Normale"/>
+    <w:uiPriority w:val="99"/>
+    <w:semiHidden/>
+    <w:unhideWhenUsed/>
+    <w:rsid w:val="001B3D46"/>
+    <w:pPr>
+      <w:ind w:left="283" w:hanging="283"/>
+      <w:contextualSpacing/>
+    </w:pPr>
+  </w:style>
+  <w:style w:type="paragraph" w:styleId="Elenco2">
+    <w:name w:val="List 2"/>
+    <w:basedOn w:val="Normale"/>
+    <w:uiPriority w:val="99"/>
+    <w:semiHidden/>
+    <w:unhideWhenUsed/>
+    <w:rsid w:val="001B3D46"/>
+    <w:pPr>
+      <w:ind w:left="566" w:hanging="283"/>
+      <w:contextualSpacing/>
+    </w:pPr>
+  </w:style>
+  <w:style w:type="paragraph" w:styleId="Elenco3">
+    <w:name w:val="List 3"/>
+    <w:basedOn w:val="Normale"/>
+    <w:uiPriority w:val="99"/>
+    <w:semiHidden/>
+    <w:unhideWhenUsed/>
+    <w:rsid w:val="001B3D46"/>
+    <w:pPr>
+      <w:ind w:left="849" w:hanging="283"/>
+      <w:contextualSpacing/>
+    </w:pPr>
+  </w:style>
+  <w:style w:type="paragraph" w:styleId="Elenco4">
+    <w:name w:val="List 4"/>
+    <w:basedOn w:val="Normale"/>
+    <w:uiPriority w:val="99"/>
+    <w:semiHidden/>
+    <w:unhideWhenUsed/>
+    <w:rsid w:val="001B3D46"/>
+    <w:pPr>
+      <w:ind w:left="1132" w:hanging="283"/>
+      <w:contextualSpacing/>
+    </w:pPr>
+  </w:style>
+  <w:style w:type="paragraph" w:styleId="Elenco5">
+    <w:name w:val="List 5"/>
+    <w:basedOn w:val="Normale"/>
+    <w:uiPriority w:val="99"/>
+    <w:semiHidden/>
+    <w:unhideWhenUsed/>
+    <w:rsid w:val="001B3D46"/>
+    <w:pPr>
+      <w:ind w:left="1415" w:hanging="283"/>
+      <w:contextualSpacing/>
+    </w:pPr>
+  </w:style>
+  <w:style w:type="paragraph" w:styleId="Elencocontinua">
+    <w:name w:val="List Continue"/>
+    <w:basedOn w:val="Normale"/>
+    <w:uiPriority w:val="99"/>
+    <w:semiHidden/>
+    <w:unhideWhenUsed/>
+    <w:rsid w:val="001B3D46"/>
+    <w:pPr>
+      <w:spacing w:after="120"/>
+      <w:ind w:left="283"/>
+      <w:contextualSpacing/>
+    </w:pPr>
+  </w:style>
+  <w:style w:type="paragraph" w:styleId="Elencocontinua2">
+    <w:name w:val="List Continue 2"/>
+    <w:basedOn w:val="Normale"/>
+    <w:uiPriority w:val="99"/>
+    <w:semiHidden/>
+    <w:unhideWhenUsed/>
+    <w:rsid w:val="001B3D46"/>
+    <w:pPr>
+      <w:spacing w:after="120"/>
+      <w:ind w:left="566"/>
+      <w:contextualSpacing/>
+    </w:pPr>
+  </w:style>
+  <w:style w:type="paragraph" w:styleId="Elencocontinua3">
+    <w:name w:val="List Continue 3"/>
+    <w:basedOn w:val="Normale"/>
+    <w:uiPriority w:val="99"/>
+    <w:semiHidden/>
+    <w:unhideWhenUsed/>
+    <w:rsid w:val="001B3D46"/>
+    <w:pPr>
+      <w:spacing w:after="120"/>
+      <w:ind w:left="849"/>
+      <w:contextualSpacing/>
+    </w:pPr>
+  </w:style>
+  <w:style w:type="paragraph" w:styleId="Elencocontinua4">
+    <w:name w:val="List Continue 4"/>
+    <w:basedOn w:val="Normale"/>
+    <w:uiPriority w:val="99"/>
+    <w:semiHidden/>
+    <w:unhideWhenUsed/>
+    <w:rsid w:val="001B3D46"/>
+    <w:pPr>
+      <w:spacing w:after="120"/>
+      <w:ind w:left="1132"/>
+      <w:contextualSpacing/>
+    </w:pPr>
+  </w:style>
+  <w:style w:type="paragraph" w:styleId="Elencocontinua5">
+    <w:name w:val="List Continue 5"/>
+    <w:basedOn w:val="Normale"/>
+    <w:uiPriority w:val="99"/>
+    <w:semiHidden/>
+    <w:unhideWhenUsed/>
+    <w:rsid w:val="001B3D46"/>
+    <w:pPr>
+      <w:spacing w:after="120"/>
+      <w:ind w:left="1415"/>
+      <w:contextualSpacing/>
+    </w:pPr>
+  </w:style>
+  <w:style w:type="paragraph" w:styleId="Firma">
+    <w:name w:val="Signature"/>
+    <w:basedOn w:val="Normale"/>
+    <w:link w:val="FirmaCarattere"/>
+    <w:uiPriority w:val="99"/>
+    <w:semiHidden/>
+    <w:unhideWhenUsed/>
+    <w:rsid w:val="001B3D46"/>
+    <w:pPr>
+      <w:spacing w:after="0" w:line="240" w:lineRule="auto"/>
+      <w:ind w:left="4252"/>
+    </w:pPr>
+  </w:style>
+  <w:style w:type="character" w:customStyle="1" w:styleId="FirmaCarattere">
+    <w:name w:val="Firma Carattere"/>
+    <w:basedOn w:val="Carpredefinitoparagrafo"/>
+    <w:link w:val="Firma"/>
+    <w:uiPriority w:val="99"/>
+    <w:semiHidden/>
+    <w:rsid w:val="001B3D46"/>
+  </w:style>
+  <w:style w:type="paragraph" w:styleId="Firmadipostaelettronica">
+    <w:name w:val="E-mail Signature"/>
+    <w:basedOn w:val="Normale"/>
+    <w:link w:val="FirmadipostaelettronicaCarattere"/>
+    <w:uiPriority w:val="99"/>
+    <w:semiHidden/>
+    <w:unhideWhenUsed/>
+    <w:rsid w:val="001B3D46"/>
+    <w:pPr>
+      <w:spacing w:after="0" w:line="240" w:lineRule="auto"/>
+    </w:pPr>
+  </w:style>
+  <w:style w:type="character" w:customStyle="1" w:styleId="FirmadipostaelettronicaCarattere">
+    <w:name w:val="Firma di posta elettronica Carattere"/>
+    <w:basedOn w:val="Carpredefinitoparagrafo"/>
+    <w:link w:val="Firmadipostaelettronica"/>
+    <w:uiPriority w:val="99"/>
+    <w:semiHidden/>
+    <w:rsid w:val="001B3D46"/>
+  </w:style>
+  <w:style w:type="paragraph" w:styleId="Formuladiapertura">
+    <w:name w:val="Salutation"/>
+    <w:basedOn w:val="Normale"/>
+    <w:next w:val="Normale"/>
+    <w:link w:val="FormuladiaperturaCarattere"/>
+    <w:uiPriority w:val="99"/>
+    <w:semiHidden/>
+    <w:unhideWhenUsed/>
+    <w:rsid w:val="001B3D46"/>
+  </w:style>
+  <w:style w:type="character" w:customStyle="1" w:styleId="FormuladiaperturaCarattere">
+    <w:name w:val="Formula di apertura Carattere"/>
+    <w:basedOn w:val="Carpredefinitoparagrafo"/>
+    <w:link w:val="Formuladiapertura"/>
+    <w:uiPriority w:val="99"/>
+    <w:semiHidden/>
+    <w:rsid w:val="001B3D46"/>
+  </w:style>
+  <w:style w:type="paragraph" w:styleId="Formuladichiusura">
+    <w:name w:val="Closing"/>
+    <w:basedOn w:val="Normale"/>
+    <w:link w:val="FormuladichiusuraCarattere"/>
+    <w:uiPriority w:val="99"/>
+    <w:semiHidden/>
+    <w:unhideWhenUsed/>
+    <w:rsid w:val="001B3D46"/>
+    <w:pPr>
+      <w:spacing w:after="0" w:line="240" w:lineRule="auto"/>
+      <w:ind w:left="4252"/>
+    </w:pPr>
+  </w:style>
+  <w:style w:type="character" w:customStyle="1" w:styleId="FormuladichiusuraCarattere">
+    <w:name w:val="Formula di chiusura Carattere"/>
+    <w:basedOn w:val="Carpredefinitoparagrafo"/>
+    <w:link w:val="Formuladichiusura"/>
+    <w:uiPriority w:val="99"/>
+    <w:semiHidden/>
+    <w:rsid w:val="001B3D46"/>
+  </w:style>
+  <w:style w:type="paragraph" w:styleId="Indice1">
+    <w:name w:val="index 1"/>
+    <w:basedOn w:val="Normale"/>
+    <w:next w:val="Normale"/>
+    <w:autoRedefine/>
+    <w:uiPriority w:val="99"/>
+    <w:semiHidden/>
+    <w:unhideWhenUsed/>
+    <w:rsid w:val="001B3D46"/>
+    <w:pPr>
+      <w:spacing w:after="0" w:line="240" w:lineRule="auto"/>
+      <w:ind w:left="220" w:hanging="220"/>
+    </w:pPr>
+  </w:style>
+  <w:style w:type="paragraph" w:styleId="Indice2">
+    <w:name w:val="index 2"/>
+    <w:basedOn w:val="Normale"/>
+    <w:next w:val="Normale"/>
+    <w:autoRedefine/>
+    <w:uiPriority w:val="99"/>
+    <w:semiHidden/>
+    <w:unhideWhenUsed/>
+    <w:rsid w:val="001B3D46"/>
+    <w:pPr>
+      <w:spacing w:after="0" w:line="240" w:lineRule="auto"/>
+      <w:ind w:left="440" w:hanging="220"/>
+    </w:pPr>
+  </w:style>
+  <w:style w:type="paragraph" w:styleId="Indice3">
+    <w:name w:val="index 3"/>
+    <w:basedOn w:val="Normale"/>
+    <w:next w:val="Normale"/>
+    <w:autoRedefine/>
+    <w:uiPriority w:val="99"/>
+    <w:semiHidden/>
+    <w:unhideWhenUsed/>
+    <w:rsid w:val="001B3D46"/>
+    <w:pPr>
+      <w:spacing w:after="0" w:line="240" w:lineRule="auto"/>
+      <w:ind w:left="660" w:hanging="220"/>
+    </w:pPr>
+  </w:style>
+  <w:style w:type="paragraph" w:styleId="Indice4">
+    <w:name w:val="index 4"/>
+    <w:basedOn w:val="Normale"/>
+    <w:next w:val="Normale"/>
+    <w:autoRedefine/>
+    <w:uiPriority w:val="99"/>
+    <w:semiHidden/>
+    <w:unhideWhenUsed/>
+    <w:rsid w:val="001B3D46"/>
+    <w:pPr>
+      <w:spacing w:after="0" w:line="240" w:lineRule="auto"/>
+      <w:ind w:left="880" w:hanging="220"/>
+    </w:pPr>
+  </w:style>
+  <w:style w:type="paragraph" w:styleId="Indice5">
+    <w:name w:val="index 5"/>
+    <w:basedOn w:val="Normale"/>
+    <w:next w:val="Normale"/>
+    <w:autoRedefine/>
+    <w:uiPriority w:val="99"/>
+    <w:semiHidden/>
+    <w:unhideWhenUsed/>
+    <w:rsid w:val="001B3D46"/>
+    <w:pPr>
+      <w:spacing w:after="0" w:line="240" w:lineRule="auto"/>
+      <w:ind w:left="1100" w:hanging="220"/>
+    </w:pPr>
+  </w:style>
+  <w:style w:type="paragraph" w:styleId="Indice6">
+    <w:name w:val="index 6"/>
+    <w:basedOn w:val="Normale"/>
+    <w:next w:val="Normale"/>
+    <w:autoRedefine/>
+    <w:uiPriority w:val="99"/>
+    <w:semiHidden/>
+    <w:unhideWhenUsed/>
+    <w:rsid w:val="001B3D46"/>
+    <w:pPr>
+      <w:spacing w:after="0" w:line="240" w:lineRule="auto"/>
+      <w:ind w:left="1320" w:hanging="220"/>
+    </w:pPr>
+  </w:style>
+  <w:style w:type="paragraph" w:styleId="Indice7">
+    <w:name w:val="index 7"/>
+    <w:basedOn w:val="Normale"/>
+    <w:next w:val="Normale"/>
+    <w:autoRedefine/>
+    <w:uiPriority w:val="99"/>
+    <w:semiHidden/>
+    <w:unhideWhenUsed/>
+    <w:rsid w:val="001B3D46"/>
+    <w:pPr>
+      <w:spacing w:after="0" w:line="240" w:lineRule="auto"/>
+      <w:ind w:left="1540" w:hanging="220"/>
+    </w:pPr>
+  </w:style>
+  <w:style w:type="paragraph" w:styleId="Indice8">
+    <w:name w:val="index 8"/>
+    <w:basedOn w:val="Normale"/>
+    <w:next w:val="Normale"/>
+    <w:autoRedefine/>
+    <w:uiPriority w:val="99"/>
+    <w:semiHidden/>
+    <w:unhideWhenUsed/>
+    <w:rsid w:val="001B3D46"/>
+    <w:pPr>
+      <w:spacing w:after="0" w:line="240" w:lineRule="auto"/>
+      <w:ind w:left="1760" w:hanging="220"/>
+    </w:pPr>
+  </w:style>
+  <w:style w:type="paragraph" w:styleId="Indice9">
+    <w:name w:val="index 9"/>
+    <w:basedOn w:val="Normale"/>
+    <w:next w:val="Normale"/>
+    <w:autoRedefine/>
+    <w:uiPriority w:val="99"/>
+    <w:semiHidden/>
+    <w:unhideWhenUsed/>
+    <w:rsid w:val="001B3D46"/>
+    <w:pPr>
+      <w:spacing w:after="0" w:line="240" w:lineRule="auto"/>
+      <w:ind w:left="1980" w:hanging="220"/>
+    </w:pPr>
+  </w:style>
+  <w:style w:type="paragraph" w:styleId="Indicedellefigure">
+    <w:name w:val="table of figures"/>
+    <w:basedOn w:val="Normale"/>
+    <w:next w:val="Normale"/>
+    <w:uiPriority w:val="99"/>
+    <w:semiHidden/>
+    <w:unhideWhenUsed/>
+    <w:rsid w:val="001B3D46"/>
+    <w:pPr>
+      <w:spacing w:after="0"/>
+    </w:pPr>
+  </w:style>
+  <w:style w:type="paragraph" w:styleId="Indicefonti">
+    <w:name w:val="table of authorities"/>
+    <w:basedOn w:val="Normale"/>
+    <w:next w:val="Normale"/>
+    <w:uiPriority w:val="99"/>
+    <w:semiHidden/>
+    <w:unhideWhenUsed/>
+    <w:rsid w:val="001B3D46"/>
+    <w:pPr>
+      <w:spacing w:after="0"/>
+      <w:ind w:left="220" w:hanging="220"/>
+    </w:pPr>
+  </w:style>
+  <w:style w:type="paragraph" w:styleId="Indirizzodestinatario">
+    <w:name w:val="envelope address"/>
+    <w:basedOn w:val="Normale"/>
+    <w:uiPriority w:val="99"/>
+    <w:semiHidden/>
+    <w:unhideWhenUsed/>
+    <w:rsid w:val="001B3D46"/>
+    <w:pPr>
+      <w:framePr w:w="7920" w:h="1980" w:hRule="exact" w:hSpace="141" w:wrap="auto" w:hAnchor="page" w:xAlign="center" w:yAlign="bottom"/>
+      <w:spacing w:after="0" w:line="240" w:lineRule="auto"/>
+      <w:ind w:left="2880"/>
+    </w:pPr>
+    <w:rPr>
+      <w:rFonts w:asciiTheme="majorHAnsi" w:eastAsiaTheme="majorEastAsia" w:hAnsiTheme="majorHAnsi" w:cstheme="majorBidi"/>
+      <w:sz w:val="24"/>
+      <w:szCs w:val="24"/>
+    </w:rPr>
+  </w:style>
+  <w:style w:type="paragraph" w:styleId="IndirizzoHTML">
+    <w:name w:val="HTML Address"/>
+    <w:basedOn w:val="Normale"/>
+    <w:link w:val="IndirizzoHTMLCarattere"/>
+    <w:uiPriority w:val="99"/>
+    <w:semiHidden/>
+    <w:unhideWhenUsed/>
+    <w:rsid w:val="001B3D46"/>
+    <w:pPr>
+      <w:spacing w:after="0" w:line="240" w:lineRule="auto"/>
+    </w:pPr>
+    <w:rPr>
+      <w:i/>
+      <w:iCs/>
+    </w:rPr>
+  </w:style>
+  <w:style w:type="character" w:customStyle="1" w:styleId="IndirizzoHTMLCarattere">
+    <w:name w:val="Indirizzo HTML Carattere"/>
+    <w:basedOn w:val="Carpredefinitoparagrafo"/>
+    <w:link w:val="IndirizzoHTML"/>
+    <w:uiPriority w:val="99"/>
+    <w:semiHidden/>
+    <w:rsid w:val="001B3D46"/>
+    <w:rPr>
+      <w:i/>
+      <w:iCs/>
+    </w:rPr>
+  </w:style>
+  <w:style w:type="paragraph" w:styleId="Indirizzomittente">
+    <w:name w:val="envelope return"/>
+    <w:basedOn w:val="Normale"/>
+    <w:uiPriority w:val="99"/>
+    <w:semiHidden/>
+    <w:unhideWhenUsed/>
+    <w:rsid w:val="001B3D46"/>
+    <w:pPr>
+      <w:spacing w:after="0" w:line="240" w:lineRule="auto"/>
+    </w:pPr>
+    <w:rPr>
+      <w:rFonts w:asciiTheme="majorHAnsi" w:eastAsiaTheme="majorEastAsia" w:hAnsiTheme="majorHAnsi" w:cstheme="majorBidi"/>
+      <w:sz w:val="20"/>
+      <w:szCs w:val="20"/>
+    </w:rPr>
+  </w:style>
+  <w:style w:type="paragraph" w:styleId="Intestazione">
+    <w:name w:val="header"/>
+    <w:basedOn w:val="Normale"/>
+    <w:link w:val="IntestazioneCarattere"/>
+    <w:uiPriority w:val="99"/>
+    <w:unhideWhenUsed/>
+    <w:rsid w:val="001B3D46"/>
+    <w:pPr>
+      <w:tabs>
+        <w:tab w:val="center" w:pos="4819"/>
+        <w:tab w:val="right" w:pos="9638"/>
+      </w:tabs>
+      <w:spacing w:after="0" w:line="240" w:lineRule="auto"/>
+    </w:pPr>
+  </w:style>
+  <w:style w:type="character" w:customStyle="1" w:styleId="IntestazioneCarattere">
+    <w:name w:val="Intestazione Carattere"/>
+    <w:basedOn w:val="Carpredefinitoparagrafo"/>
+    <w:link w:val="Intestazione"/>
+    <w:uiPriority w:val="99"/>
+    <w:rsid w:val="001B3D46"/>
+  </w:style>
+  <w:style w:type="paragraph" w:styleId="Intestazionemessaggio">
+    <w:name w:val="Message Header"/>
+    <w:basedOn w:val="Normale"/>
+    <w:link w:val="IntestazionemessaggioCarattere"/>
+    <w:uiPriority w:val="99"/>
+    <w:semiHidden/>
+    <w:unhideWhenUsed/>
+    <w:rsid w:val="001B3D46"/>
+    <w:pPr>
+      <w:pBdr>
+        <w:top w:val="single" w:sz="6" w:space="1" w:color="auto"/>
+        <w:left w:val="single" w:sz="6" w:space="1" w:color="auto"/>
+        <w:bottom w:val="single" w:sz="6" w:space="1" w:color="auto"/>
+        <w:right w:val="single" w:sz="6" w:space="1" w:color="auto"/>
+      </w:pBdr>
+      <w:shd w:val="pct20" w:color="auto" w:fill="auto"/>
+      <w:spacing w:after="0" w:line="240" w:lineRule="auto"/>
+      <w:ind w:left="1134" w:hanging="1134"/>
+    </w:pPr>
+    <w:rPr>
+      <w:rFonts w:asciiTheme="majorHAnsi" w:eastAsiaTheme="majorEastAsia" w:hAnsiTheme="majorHAnsi" w:cstheme="majorBidi"/>
+      <w:sz w:val="24"/>
+      <w:szCs w:val="24"/>
+    </w:rPr>
+  </w:style>
+  <w:style w:type="character" w:customStyle="1" w:styleId="IntestazionemessaggioCarattere">
+    <w:name w:val="Intestazione messaggio Carattere"/>
+    <w:basedOn w:val="Carpredefinitoparagrafo"/>
+    <w:link w:val="Intestazionemessaggio"/>
+    <w:uiPriority w:val="99"/>
+    <w:semiHidden/>
+    <w:rsid w:val="001B3D46"/>
+    <w:rPr>
+      <w:rFonts w:asciiTheme="majorHAnsi" w:eastAsiaTheme="majorEastAsia" w:hAnsiTheme="majorHAnsi" w:cstheme="majorBidi"/>
+      <w:sz w:val="24"/>
+      <w:szCs w:val="24"/>
+      <w:shd w:val="pct20" w:color="auto" w:fill="auto"/>
+    </w:rPr>
+  </w:style>
+  <w:style w:type="paragraph" w:styleId="Intestazionenota">
+    <w:name w:val="Note Heading"/>
+    <w:basedOn w:val="Normale"/>
+    <w:next w:val="Normale"/>
+    <w:link w:val="IntestazionenotaCarattere"/>
+    <w:uiPriority w:val="99"/>
+    <w:semiHidden/>
+    <w:unhideWhenUsed/>
+    <w:rsid w:val="001B3D46"/>
+    <w:pPr>
+      <w:spacing w:after="0" w:line="240" w:lineRule="auto"/>
+    </w:pPr>
+  </w:style>
+  <w:style w:type="character" w:customStyle="1" w:styleId="IntestazionenotaCarattere">
+    <w:name w:val="Intestazione nota Carattere"/>
+    <w:basedOn w:val="Carpredefinitoparagrafo"/>
+    <w:link w:val="Intestazionenota"/>
+    <w:uiPriority w:val="99"/>
+    <w:semiHidden/>
+    <w:rsid w:val="001B3D46"/>
+  </w:style>
+  <w:style w:type="paragraph" w:styleId="Mappadocumento">
+    <w:name w:val="Document Map"/>
+    <w:basedOn w:val="Normale"/>
+    <w:link w:val="MappadocumentoCarattere"/>
+    <w:uiPriority w:val="99"/>
+    <w:semiHidden/>
+    <w:unhideWhenUsed/>
+    <w:rsid w:val="001B3D46"/>
+    <w:pPr>
+      <w:spacing w:after="0" w:line="240" w:lineRule="auto"/>
+    </w:pPr>
+    <w:rPr>
+      <w:rFonts w:ascii="Segoe UI" w:hAnsi="Segoe UI" w:cs="Segoe UI"/>
+      <w:sz w:val="16"/>
+      <w:szCs w:val="16"/>
+    </w:rPr>
+  </w:style>
+  <w:style w:type="character" w:customStyle="1" w:styleId="MappadocumentoCarattere">
+    <w:name w:val="Mappa documento Carattere"/>
+    <w:basedOn w:val="Carpredefinitoparagrafo"/>
+    <w:link w:val="Mappadocumento"/>
+    <w:uiPriority w:val="99"/>
+    <w:semiHidden/>
+    <w:rsid w:val="001B3D46"/>
+    <w:rPr>
+      <w:rFonts w:ascii="Segoe UI" w:hAnsi="Segoe UI" w:cs="Segoe UI"/>
+      <w:sz w:val="16"/>
+      <w:szCs w:val="16"/>
+    </w:rPr>
+  </w:style>
+  <w:style w:type="paragraph" w:styleId="Nessunaspaziatura">
+    <w:name w:val="No Spacing"/>
+    <w:uiPriority w:val="1"/>
+    <w:qFormat/>
+    <w:rsid w:val="001B3D46"/>
+    <w:pPr>
+      <w:spacing w:after="0" w:line="240" w:lineRule="auto"/>
+    </w:pPr>
+  </w:style>
+  <w:style w:type="paragraph" w:styleId="NormaleWeb">
+    <w:name w:val="Normal (Web)"/>
+    <w:basedOn w:val="Normale"/>
+    <w:uiPriority w:val="99"/>
+    <w:semiHidden/>
+    <w:unhideWhenUsed/>
+    <w:rsid w:val="001B3D46"/>
+    <w:rPr>
+      <w:rFonts w:ascii="Times New Roman" w:hAnsi="Times New Roman" w:cs="Times New Roman"/>
+      <w:sz w:val="24"/>
+      <w:szCs w:val="24"/>
+    </w:rPr>
+  </w:style>
+  <w:style w:type="paragraph" w:styleId="Numeroelenco">
+    <w:name w:val="List Number"/>
+    <w:basedOn w:val="Normale"/>
+    <w:uiPriority w:val="99"/>
+    <w:semiHidden/>
+    <w:unhideWhenUsed/>
+    <w:rsid w:val="001B3D46"/>
+    <w:pPr>
+      <w:numPr>
+        <w:numId w:val="6"/>
+      </w:numPr>
+      <w:contextualSpacing/>
+    </w:pPr>
+  </w:style>
+  <w:style w:type="paragraph" w:styleId="Numeroelenco2">
+    <w:name w:val="List Number 2"/>
+    <w:basedOn w:val="Normale"/>
+    <w:uiPriority w:val="99"/>
+    <w:semiHidden/>
+    <w:unhideWhenUsed/>
+    <w:rsid w:val="001B3D46"/>
+    <w:pPr>
+      <w:numPr>
+        <w:numId w:val="7"/>
+      </w:numPr>
+      <w:contextualSpacing/>
+    </w:pPr>
+  </w:style>
+  <w:style w:type="paragraph" w:styleId="Numeroelenco3">
+    <w:name w:val="List Number 3"/>
+    <w:basedOn w:val="Normale"/>
+    <w:uiPriority w:val="99"/>
+    <w:semiHidden/>
+    <w:unhideWhenUsed/>
+    <w:rsid w:val="001B3D46"/>
+    <w:pPr>
+      <w:numPr>
+        <w:numId w:val="8"/>
+      </w:numPr>
+      <w:contextualSpacing/>
+    </w:pPr>
+  </w:style>
+  <w:style w:type="paragraph" w:styleId="Numeroelenco4">
+    <w:name w:val="List Number 4"/>
+    <w:basedOn w:val="Normale"/>
+    <w:uiPriority w:val="99"/>
+    <w:semiHidden/>
+    <w:unhideWhenUsed/>
+    <w:rsid w:val="001B3D46"/>
+    <w:pPr>
+      <w:numPr>
+        <w:numId w:val="9"/>
+      </w:numPr>
+      <w:contextualSpacing/>
+    </w:pPr>
+  </w:style>
+  <w:style w:type="paragraph" w:styleId="Numeroelenco5">
+    <w:name w:val="List Number 5"/>
+    <w:basedOn w:val="Normale"/>
+    <w:uiPriority w:val="99"/>
+    <w:semiHidden/>
+    <w:unhideWhenUsed/>
+    <w:rsid w:val="001B3D46"/>
+    <w:pPr>
+      <w:numPr>
+        <w:numId w:val="10"/>
+      </w:numPr>
+      <w:contextualSpacing/>
+    </w:pPr>
+  </w:style>
+  <w:style w:type="paragraph" w:styleId="Paragrafoelenco">
+    <w:name w:val="List Paragraph"/>
+    <w:basedOn w:val="Normale"/>
+    <w:uiPriority w:val="34"/>
+    <w:qFormat/>
+    <w:rsid w:val="001B3D46"/>
+    <w:pPr>
+      <w:ind w:left="720"/>
+      <w:contextualSpacing/>
+    </w:pPr>
+  </w:style>
+  <w:style w:type="paragraph" w:styleId="Pidipagina">
+    <w:name w:val="footer"/>
+    <w:basedOn w:val="Normale"/>
+    <w:link w:val="PidipaginaCarattere"/>
+    <w:uiPriority w:val="99"/>
+    <w:unhideWhenUsed/>
+    <w:rsid w:val="001B3D46"/>
+    <w:pPr>
+      <w:tabs>
+        <w:tab w:val="center" w:pos="4819"/>
+        <w:tab w:val="right" w:pos="9638"/>
+      </w:tabs>
+      <w:spacing w:after="0" w:line="240" w:lineRule="auto"/>
+    </w:pPr>
+  </w:style>
+  <w:style w:type="character" w:customStyle="1" w:styleId="PidipaginaCarattere">
+    <w:name w:val="Piè di pagina Carattere"/>
+    <w:basedOn w:val="Carpredefinitoparagrafo"/>
+    <w:link w:val="Pidipagina"/>
+    <w:uiPriority w:val="99"/>
+    <w:rsid w:val="001B3D46"/>
+  </w:style>
+  <w:style w:type="paragraph" w:styleId="PreformattatoHTML">
+    <w:name w:val="HTML Preformatted"/>
+    <w:basedOn w:val="Normale"/>
+    <w:link w:val="PreformattatoHTMLCarattere"/>
+    <w:uiPriority w:val="99"/>
+    <w:semiHidden/>
+    <w:unhideWhenUsed/>
+    <w:rsid w:val="001B3D46"/>
+    <w:pPr>
+      <w:spacing w:after="0" w:line="240" w:lineRule="auto"/>
+    </w:pPr>
+    <w:rPr>
+      <w:rFonts w:ascii="Consolas" w:hAnsi="Consolas"/>
+      <w:sz w:val="20"/>
+      <w:szCs w:val="20"/>
+    </w:rPr>
+  </w:style>
+  <w:style w:type="character" w:customStyle="1" w:styleId="PreformattatoHTMLCarattere">
+    <w:name w:val="Preformattato HTML Carattere"/>
+    <w:basedOn w:val="Carpredefinitoparagrafo"/>
+    <w:link w:val="PreformattatoHTML"/>
+    <w:uiPriority w:val="99"/>
+    <w:semiHidden/>
+    <w:rsid w:val="001B3D46"/>
+    <w:rPr>
+      <w:rFonts w:ascii="Consolas" w:hAnsi="Consolas"/>
+      <w:sz w:val="20"/>
+      <w:szCs w:val="20"/>
+    </w:rPr>
+  </w:style>
+  <w:style w:type="paragraph" w:styleId="Primorientrocorpodeltesto">
+    <w:name w:val="Body Text First Indent"/>
+    <w:basedOn w:val="Corpotesto"/>
+    <w:link w:val="PrimorientrocorpodeltestoCarattere"/>
+    <w:uiPriority w:val="99"/>
+    <w:semiHidden/>
+    <w:unhideWhenUsed/>
+    <w:rsid w:val="001B3D46"/>
+    <w:pPr>
+      <w:spacing w:after="160"/>
+      <w:ind w:firstLine="360"/>
+    </w:pPr>
+  </w:style>
+  <w:style w:type="character" w:customStyle="1" w:styleId="PrimorientrocorpodeltestoCarattere">
+    <w:name w:val="Primo rientro corpo del testo Carattere"/>
+    <w:basedOn w:val="CorpotestoCarattere"/>
+    <w:link w:val="Primorientrocorpodeltesto"/>
+    <w:uiPriority w:val="99"/>
+    <w:semiHidden/>
+    <w:rsid w:val="001B3D46"/>
+  </w:style>
+  <w:style w:type="paragraph" w:styleId="Rientrocorpodeltesto">
+    <w:name w:val="Body Text Indent"/>
+    <w:basedOn w:val="Normale"/>
+    <w:link w:val="RientrocorpodeltestoCarattere"/>
+    <w:uiPriority w:val="99"/>
+    <w:semiHidden/>
+    <w:unhideWhenUsed/>
+    <w:rsid w:val="001B3D46"/>
+    <w:pPr>
+      <w:spacing w:after="120"/>
+      <w:ind w:left="283"/>
+    </w:pPr>
+  </w:style>
+  <w:style w:type="character" w:customStyle="1" w:styleId="RientrocorpodeltestoCarattere">
+    <w:name w:val="Rientro corpo del testo Carattere"/>
+    <w:basedOn w:val="Carpredefinitoparagrafo"/>
+    <w:link w:val="Rientrocorpodeltesto"/>
+    <w:uiPriority w:val="99"/>
+    <w:semiHidden/>
+    <w:rsid w:val="001B3D46"/>
+  </w:style>
+  <w:style w:type="paragraph" w:styleId="Primorientrocorpodeltesto2">
+    <w:name w:val="Body Text First Indent 2"/>
+    <w:basedOn w:val="Rientrocorpodeltesto"/>
+    <w:link w:val="Primorientrocorpodeltesto2Carattere"/>
+    <w:uiPriority w:val="99"/>
+    <w:semiHidden/>
+    <w:unhideWhenUsed/>
+    <w:rsid w:val="001B3D46"/>
+    <w:pPr>
+      <w:spacing w:after="160"/>
+      <w:ind w:left="360" w:firstLine="360"/>
+    </w:pPr>
+  </w:style>
+  <w:style w:type="character" w:customStyle="1" w:styleId="Primorientrocorpodeltesto2Carattere">
+    <w:name w:val="Primo rientro corpo del testo 2 Carattere"/>
+    <w:basedOn w:val="RientrocorpodeltestoCarattere"/>
+    <w:link w:val="Primorientrocorpodeltesto2"/>
+    <w:uiPriority w:val="99"/>
+    <w:semiHidden/>
+    <w:rsid w:val="001B3D46"/>
+  </w:style>
+  <w:style w:type="paragraph" w:styleId="Puntoelenco">
+    <w:name w:val="List Bullet"/>
+    <w:basedOn w:val="Normale"/>
+    <w:uiPriority w:val="99"/>
+    <w:semiHidden/>
+    <w:unhideWhenUsed/>
+    <w:rsid w:val="001B3D46"/>
+    <w:pPr>
+      <w:numPr>
+        <w:numId w:val="11"/>
+      </w:numPr>
+      <w:contextualSpacing/>
+    </w:pPr>
+  </w:style>
+  <w:style w:type="paragraph" w:styleId="Puntoelenco2">
+    <w:name w:val="List Bullet 2"/>
+    <w:basedOn w:val="Normale"/>
+    <w:uiPriority w:val="99"/>
+    <w:semiHidden/>
+    <w:unhideWhenUsed/>
+    <w:rsid w:val="001B3D46"/>
+    <w:pPr>
+      <w:numPr>
+        <w:numId w:val="12"/>
+      </w:numPr>
+      <w:contextualSpacing/>
+    </w:pPr>
+  </w:style>
+  <w:style w:type="paragraph" w:styleId="Puntoelenco3">
+    <w:name w:val="List Bullet 3"/>
+    <w:basedOn w:val="Normale"/>
+    <w:uiPriority w:val="99"/>
+    <w:semiHidden/>
+    <w:unhideWhenUsed/>
+    <w:rsid w:val="001B3D46"/>
+    <w:pPr>
+      <w:numPr>
+        <w:numId w:val="13"/>
+      </w:numPr>
+      <w:contextualSpacing/>
+    </w:pPr>
+  </w:style>
+  <w:style w:type="paragraph" w:styleId="Puntoelenco4">
+    <w:name w:val="List Bullet 4"/>
+    <w:basedOn w:val="Normale"/>
+    <w:uiPriority w:val="99"/>
+    <w:semiHidden/>
+    <w:unhideWhenUsed/>
+    <w:rsid w:val="001B3D46"/>
+    <w:pPr>
+      <w:numPr>
+        <w:numId w:val="14"/>
+      </w:numPr>
+      <w:contextualSpacing/>
+    </w:pPr>
+  </w:style>
+  <w:style w:type="paragraph" w:styleId="Puntoelenco5">
+    <w:name w:val="List Bullet 5"/>
+    <w:basedOn w:val="Normale"/>
+    <w:uiPriority w:val="99"/>
+    <w:semiHidden/>
+    <w:unhideWhenUsed/>
+    <w:rsid w:val="001B3D46"/>
+    <w:pPr>
+      <w:numPr>
+        <w:numId w:val="15"/>
+      </w:numPr>
+      <w:contextualSpacing/>
+    </w:pPr>
+  </w:style>
+  <w:style w:type="paragraph" w:styleId="Rientrocorpodeltesto2">
+    <w:name w:val="Body Text Indent 2"/>
+    <w:basedOn w:val="Normale"/>
+    <w:link w:val="Rientrocorpodeltesto2Carattere"/>
+    <w:uiPriority w:val="99"/>
+    <w:semiHidden/>
+    <w:unhideWhenUsed/>
+    <w:rsid w:val="001B3D46"/>
+    <w:pPr>
+      <w:spacing w:after="120" w:line="480" w:lineRule="auto"/>
+      <w:ind w:left="283"/>
+    </w:pPr>
+  </w:style>
+  <w:style w:type="character" w:customStyle="1" w:styleId="Rientrocorpodeltesto2Carattere">
+    <w:name w:val="Rientro corpo del testo 2 Carattere"/>
+    <w:basedOn w:val="Carpredefinitoparagrafo"/>
+    <w:link w:val="Rientrocorpodeltesto2"/>
+    <w:uiPriority w:val="99"/>
+    <w:semiHidden/>
+    <w:rsid w:val="001B3D46"/>
+  </w:style>
+  <w:style w:type="paragraph" w:styleId="Rientrocorpodeltesto3">
+    <w:name w:val="Body Text Indent 3"/>
+    <w:basedOn w:val="Normale"/>
+    <w:link w:val="Rientrocorpodeltesto3Carattere"/>
+    <w:uiPriority w:val="99"/>
+    <w:semiHidden/>
+    <w:unhideWhenUsed/>
+    <w:rsid w:val="001B3D46"/>
+    <w:pPr>
+      <w:spacing w:after="120"/>
+      <w:ind w:left="283"/>
+    </w:pPr>
+    <w:rPr>
+      <w:sz w:val="16"/>
+      <w:szCs w:val="16"/>
+    </w:rPr>
+  </w:style>
+  <w:style w:type="character" w:customStyle="1" w:styleId="Rientrocorpodeltesto3Carattere">
+    <w:name w:val="Rientro corpo del testo 3 Carattere"/>
+    <w:basedOn w:val="Carpredefinitoparagrafo"/>
+    <w:link w:val="Rientrocorpodeltesto3"/>
+    <w:uiPriority w:val="99"/>
+    <w:semiHidden/>
+    <w:rsid w:val="001B3D46"/>
+    <w:rPr>
+      <w:sz w:val="16"/>
+      <w:szCs w:val="16"/>
+    </w:rPr>
+  </w:style>
+  <w:style w:type="paragraph" w:styleId="Rientronormale">
+    <w:name w:val="Normal Indent"/>
+    <w:basedOn w:val="Normale"/>
+    <w:uiPriority w:val="99"/>
+    <w:semiHidden/>
+    <w:unhideWhenUsed/>
+    <w:rsid w:val="001B3D46"/>
+    <w:pPr>
+      <w:ind w:left="708"/>
+    </w:pPr>
+  </w:style>
+  <w:style w:type="paragraph" w:styleId="Soggettocommento">
+    <w:name w:val="annotation subject"/>
+    <w:basedOn w:val="Testocommento"/>
+    <w:next w:val="Testocommento"/>
+    <w:link w:val="SoggettocommentoCarattere"/>
+    <w:uiPriority w:val="99"/>
+    <w:semiHidden/>
+    <w:unhideWhenUsed/>
+    <w:rsid w:val="001B3D46"/>
+    <w:rPr>
+      <w:b/>
+      <w:bCs/>
+    </w:rPr>
+  </w:style>
+  <w:style w:type="character" w:customStyle="1" w:styleId="SoggettocommentoCarattere">
+    <w:name w:val="Soggetto commento Carattere"/>
+    <w:basedOn w:val="TestocommentoCarattere"/>
+    <w:link w:val="Soggettocommento"/>
+    <w:uiPriority w:val="99"/>
+    <w:semiHidden/>
+    <w:rsid w:val="001B3D46"/>
+    <w:rPr>
+      <w:b/>
+      <w:bCs/>
+      <w:sz w:val="20"/>
+      <w:szCs w:val="20"/>
+    </w:rPr>
+  </w:style>
+  <w:style w:type="paragraph" w:styleId="Sommario1">
+    <w:name w:val="toc 1"/>
+    <w:basedOn w:val="Normale"/>
+    <w:next w:val="Normale"/>
+    <w:autoRedefine/>
+    <w:uiPriority w:val="39"/>
+    <w:semiHidden/>
+    <w:unhideWhenUsed/>
+    <w:rsid w:val="001B3D46"/>
+    <w:pPr>
+      <w:spacing w:after="100"/>
+    </w:pPr>
+  </w:style>
+  <w:style w:type="paragraph" w:styleId="Sommario2">
+    <w:name w:val="toc 2"/>
+    <w:basedOn w:val="Normale"/>
+    <w:next w:val="Normale"/>
+    <w:autoRedefine/>
+    <w:uiPriority w:val="39"/>
+    <w:semiHidden/>
+    <w:unhideWhenUsed/>
+    <w:rsid w:val="001B3D46"/>
+    <w:pPr>
+      <w:spacing w:after="100"/>
+      <w:ind w:left="220"/>
+    </w:pPr>
+  </w:style>
+  <w:style w:type="paragraph" w:styleId="Sommario3">
+    <w:name w:val="toc 3"/>
+    <w:basedOn w:val="Normale"/>
+    <w:next w:val="Normale"/>
+    <w:autoRedefine/>
+    <w:uiPriority w:val="39"/>
+    <w:semiHidden/>
+    <w:unhideWhenUsed/>
+    <w:rsid w:val="001B3D46"/>
+    <w:pPr>
+      <w:spacing w:after="100"/>
+      <w:ind w:left="440"/>
+    </w:pPr>
+  </w:style>
+  <w:style w:type="paragraph" w:styleId="Sommario4">
+    <w:name w:val="toc 4"/>
+    <w:basedOn w:val="Normale"/>
+    <w:next w:val="Normale"/>
+    <w:autoRedefine/>
+    <w:uiPriority w:val="39"/>
+    <w:semiHidden/>
+    <w:unhideWhenUsed/>
+    <w:rsid w:val="001B3D46"/>
+    <w:pPr>
+      <w:spacing w:after="100"/>
+      <w:ind w:left="660"/>
+    </w:pPr>
+  </w:style>
+  <w:style w:type="paragraph" w:styleId="Sommario5">
+    <w:name w:val="toc 5"/>
+    <w:basedOn w:val="Normale"/>
+    <w:next w:val="Normale"/>
+    <w:autoRedefine/>
+    <w:uiPriority w:val="39"/>
+    <w:semiHidden/>
+    <w:unhideWhenUsed/>
+    <w:rsid w:val="001B3D46"/>
+    <w:pPr>
+      <w:spacing w:after="100"/>
+      <w:ind w:left="880"/>
+    </w:pPr>
+  </w:style>
+  <w:style w:type="paragraph" w:styleId="Sommario6">
+    <w:name w:val="toc 6"/>
+    <w:basedOn w:val="Normale"/>
+    <w:next w:val="Normale"/>
+    <w:autoRedefine/>
+    <w:uiPriority w:val="39"/>
+    <w:semiHidden/>
+    <w:unhideWhenUsed/>
+    <w:rsid w:val="001B3D46"/>
+    <w:pPr>
+      <w:spacing w:after="100"/>
+      <w:ind w:left="1100"/>
+    </w:pPr>
+  </w:style>
+  <w:style w:type="paragraph" w:styleId="Sommario7">
+    <w:name w:val="toc 7"/>
+    <w:basedOn w:val="Normale"/>
+    <w:next w:val="Normale"/>
+    <w:autoRedefine/>
+    <w:uiPriority w:val="39"/>
+    <w:semiHidden/>
+    <w:unhideWhenUsed/>
+    <w:rsid w:val="001B3D46"/>
+    <w:pPr>
+      <w:spacing w:after="100"/>
+      <w:ind w:left="1320"/>
+    </w:pPr>
+  </w:style>
+  <w:style w:type="paragraph" w:styleId="Sommario8">
+    <w:name w:val="toc 8"/>
+    <w:basedOn w:val="Normale"/>
+    <w:next w:val="Normale"/>
+    <w:autoRedefine/>
+    <w:uiPriority w:val="39"/>
+    <w:semiHidden/>
+    <w:unhideWhenUsed/>
+    <w:rsid w:val="001B3D46"/>
+    <w:pPr>
+      <w:spacing w:after="100"/>
+      <w:ind w:left="1540"/>
+    </w:pPr>
+  </w:style>
+  <w:style w:type="paragraph" w:styleId="Sommario9">
+    <w:name w:val="toc 9"/>
+    <w:basedOn w:val="Normale"/>
+    <w:next w:val="Normale"/>
+    <w:autoRedefine/>
+    <w:uiPriority w:val="39"/>
+    <w:semiHidden/>
+    <w:unhideWhenUsed/>
+    <w:rsid w:val="001B3D46"/>
+    <w:pPr>
+      <w:spacing w:after="100"/>
+      <w:ind w:left="1760"/>
+    </w:pPr>
+  </w:style>
+  <w:style w:type="paragraph" w:styleId="Sottotitolo">
+    <w:name w:val="Subtitle"/>
+    <w:basedOn w:val="Normale"/>
+    <w:next w:val="Normale"/>
+    <w:link w:val="SottotitoloCarattere"/>
+    <w:uiPriority w:val="11"/>
+    <w:qFormat/>
+    <w:rsid w:val="001B3D46"/>
+    <w:pPr>
+      <w:numPr>
+        <w:ilvl w:val="1"/>
+      </w:numPr>
+    </w:pPr>
+    <w:rPr>
+      <w:rFonts w:eastAsiaTheme="minorEastAsia"/>
+      <w:color w:val="5A5A5A" w:themeColor="text1" w:themeTint="A5"/>
+      <w:spacing w:val="15"/>
+    </w:rPr>
+  </w:style>
+  <w:style w:type="character" w:customStyle="1" w:styleId="SottotitoloCarattere">
+    <w:name w:val="Sottotitolo Carattere"/>
+    <w:basedOn w:val="Carpredefinitoparagrafo"/>
+    <w:link w:val="Sottotitolo"/>
+    <w:uiPriority w:val="11"/>
+    <w:rsid w:val="001B3D46"/>
+    <w:rPr>
+      <w:rFonts w:eastAsiaTheme="minorEastAsia"/>
+      <w:color w:val="5A5A5A" w:themeColor="text1" w:themeTint="A5"/>
+      <w:spacing w:val="15"/>
+    </w:rPr>
+  </w:style>
+  <w:style w:type="paragraph" w:styleId="Testodelblocco">
+    <w:name w:val="Block Text"/>
+    <w:basedOn w:val="Normale"/>
+    <w:uiPriority w:val="99"/>
+    <w:semiHidden/>
+    <w:unhideWhenUsed/>
+    <w:rsid w:val="001B3D46"/>
+    <w:pPr>
+      <w:pBdr>
+        <w:top w:val="single" w:sz="2" w:space="10" w:color="4472C4" w:themeColor="accent1"/>
+        <w:left w:val="single" w:sz="2" w:space="10" w:color="4472C4" w:themeColor="accent1"/>
+        <w:bottom w:val="single" w:sz="2" w:space="10" w:color="4472C4" w:themeColor="accent1"/>
+        <w:right w:val="single" w:sz="2" w:space="10" w:color="4472C4" w:themeColor="accent1"/>
+      </w:pBdr>
+      <w:ind w:left="1152" w:right="1152"/>
+    </w:pPr>
+    <w:rPr>
+      <w:rFonts w:eastAsiaTheme="minorEastAsia"/>
+      <w:i/>
+      <w:iCs/>
+      <w:color w:val="4472C4" w:themeColor="accent1"/>
+    </w:rPr>
+  </w:style>
+  <w:style w:type="paragraph" w:styleId="Testofumetto">
+    <w:name w:val="Balloon Text"/>
+    <w:basedOn w:val="Normale"/>
+    <w:link w:val="TestofumettoCarattere"/>
+    <w:uiPriority w:val="99"/>
+    <w:semiHidden/>
+    <w:unhideWhenUsed/>
+    <w:rsid w:val="001B3D46"/>
+    <w:pPr>
+      <w:spacing w:after="0" w:line="240" w:lineRule="auto"/>
+    </w:pPr>
+    <w:rPr>
+      <w:rFonts w:ascii="Segoe UI" w:hAnsi="Segoe UI" w:cs="Segoe UI"/>
+      <w:sz w:val="18"/>
+      <w:szCs w:val="18"/>
+    </w:rPr>
+  </w:style>
+  <w:style w:type="character" w:customStyle="1" w:styleId="TestofumettoCarattere">
+    <w:name w:val="Testo fumetto Carattere"/>
+    <w:basedOn w:val="Carpredefinitoparagrafo"/>
+    <w:link w:val="Testofumetto"/>
+    <w:uiPriority w:val="99"/>
+    <w:semiHidden/>
+    <w:rsid w:val="001B3D46"/>
+    <w:rPr>
+      <w:rFonts w:ascii="Segoe UI" w:hAnsi="Segoe UI" w:cs="Segoe UI"/>
+      <w:sz w:val="18"/>
+      <w:szCs w:val="18"/>
+    </w:rPr>
+  </w:style>
+  <w:style w:type="paragraph" w:styleId="Testomacro">
+    <w:name w:val="macro"/>
+    <w:link w:val="TestomacroCarattere"/>
+    <w:uiPriority w:val="99"/>
+    <w:semiHidden/>
+    <w:unhideWhenUsed/>
+    <w:rsid w:val="001B3D46"/>
+    <w:pPr>
+      <w:tabs>
+        <w:tab w:val="left" w:pos="480"/>
+        <w:tab w:val="left" w:pos="960"/>
+        <w:tab w:val="left" w:pos="1440"/>
+        <w:tab w:val="left" w:pos="1920"/>
+        <w:tab w:val="left" w:pos="2400"/>
+        <w:tab w:val="left" w:pos="2880"/>
+        <w:tab w:val="left" w:pos="3360"/>
+        <w:tab w:val="left" w:pos="3840"/>
+        <w:tab w:val="left" w:pos="4320"/>
+      </w:tabs>
+      <w:spacing w:after="0"/>
+    </w:pPr>
+    <w:rPr>
+      <w:rFonts w:ascii="Consolas" w:hAnsi="Consolas"/>
+      <w:sz w:val="20"/>
+      <w:szCs w:val="20"/>
+    </w:rPr>
+  </w:style>
+  <w:style w:type="character" w:customStyle="1" w:styleId="TestomacroCarattere">
+    <w:name w:val="Testo macro Carattere"/>
+    <w:basedOn w:val="Carpredefinitoparagrafo"/>
+    <w:link w:val="Testomacro"/>
+    <w:uiPriority w:val="99"/>
+    <w:semiHidden/>
+    <w:rsid w:val="001B3D46"/>
+    <w:rPr>
+      <w:rFonts w:ascii="Consolas" w:hAnsi="Consolas"/>
+      <w:sz w:val="20"/>
+      <w:szCs w:val="20"/>
+    </w:rPr>
+  </w:style>
+  <w:style w:type="paragraph" w:styleId="Testonormale">
+    <w:name w:val="Plain Text"/>
+    <w:basedOn w:val="Normale"/>
+    <w:link w:val="TestonormaleCarattere"/>
+    <w:uiPriority w:val="99"/>
+    <w:semiHidden/>
+    <w:unhideWhenUsed/>
+    <w:rsid w:val="001B3D46"/>
+    <w:pPr>
+      <w:spacing w:after="0" w:line="240" w:lineRule="auto"/>
+    </w:pPr>
+    <w:rPr>
+      <w:rFonts w:ascii="Consolas" w:hAnsi="Consolas"/>
+      <w:sz w:val="21"/>
+      <w:szCs w:val="21"/>
+    </w:rPr>
+  </w:style>
+  <w:style w:type="character" w:customStyle="1" w:styleId="TestonormaleCarattere">
+    <w:name w:val="Testo normale Carattere"/>
+    <w:basedOn w:val="Carpredefinitoparagrafo"/>
+    <w:link w:val="Testonormale"/>
+    <w:uiPriority w:val="99"/>
+    <w:semiHidden/>
+    <w:rsid w:val="001B3D46"/>
+    <w:rPr>
+      <w:rFonts w:ascii="Consolas" w:hAnsi="Consolas"/>
+      <w:sz w:val="21"/>
+      <w:szCs w:val="21"/>
+    </w:rPr>
+  </w:style>
+  <w:style w:type="paragraph" w:styleId="Testonotaapidipagina">
+    <w:name w:val="footnote text"/>
+    <w:basedOn w:val="Normale"/>
+    <w:link w:val="TestonotaapidipaginaCarattere"/>
+    <w:uiPriority w:val="99"/>
+    <w:semiHidden/>
+    <w:unhideWhenUsed/>
+    <w:rsid w:val="001B3D46"/>
+    <w:pPr>
+      <w:spacing w:after="0" w:line="240" w:lineRule="auto"/>
+    </w:pPr>
+    <w:rPr>
+      <w:sz w:val="20"/>
+      <w:szCs w:val="20"/>
+    </w:rPr>
+  </w:style>
+  <w:style w:type="character" w:customStyle="1" w:styleId="TestonotaapidipaginaCarattere">
+    <w:name w:val="Testo nota a piè di pagina Carattere"/>
+    <w:basedOn w:val="Carpredefinitoparagrafo"/>
+    <w:link w:val="Testonotaapidipagina"/>
+    <w:uiPriority w:val="99"/>
+    <w:semiHidden/>
+    <w:rsid w:val="001B3D46"/>
+    <w:rPr>
+      <w:sz w:val="20"/>
+      <w:szCs w:val="20"/>
+    </w:rPr>
+  </w:style>
+  <w:style w:type="paragraph" w:styleId="Testonotadichiusura">
+    <w:name w:val="endnote text"/>
+    <w:basedOn w:val="Normale"/>
+    <w:link w:val="TestonotadichiusuraCarattere"/>
+    <w:uiPriority w:val="99"/>
+    <w:semiHidden/>
+    <w:unhideWhenUsed/>
+    <w:rsid w:val="001B3D46"/>
+    <w:pPr>
+      <w:spacing w:after="0" w:line="240" w:lineRule="auto"/>
+    </w:pPr>
+    <w:rPr>
+      <w:sz w:val="20"/>
+      <w:szCs w:val="20"/>
+    </w:rPr>
+  </w:style>
+  <w:style w:type="character" w:customStyle="1" w:styleId="TestonotadichiusuraCarattere">
+    <w:name w:val="Testo nota di chiusura Carattere"/>
+    <w:basedOn w:val="Carpredefinitoparagrafo"/>
+    <w:link w:val="Testonotadichiusura"/>
+    <w:uiPriority w:val="99"/>
+    <w:semiHidden/>
+    <w:rsid w:val="001B3D46"/>
+    <w:rPr>
+      <w:sz w:val="20"/>
+      <w:szCs w:val="20"/>
+    </w:rPr>
+  </w:style>
+  <w:style w:type="paragraph" w:styleId="Titolo">
+    <w:name w:val="Title"/>
+    <w:basedOn w:val="Normale"/>
+    <w:next w:val="Normale"/>
+    <w:link w:val="TitoloCarattere"/>
+    <w:uiPriority w:val="10"/>
+    <w:qFormat/>
+    <w:rsid w:val="001B3D46"/>
+    <w:pPr>
+      <w:spacing w:after="0" w:line="240" w:lineRule="auto"/>
+      <w:contextualSpacing/>
+    </w:pPr>
+    <w:rPr>
+      <w:rFonts w:asciiTheme="majorHAnsi" w:eastAsiaTheme="majorEastAsia" w:hAnsiTheme="majorHAnsi" w:cstheme="majorBidi"/>
+      <w:spacing w:val="-10"/>
+      <w:kern w:val="28"/>
+      <w:sz w:val="56"/>
+      <w:szCs w:val="56"/>
+    </w:rPr>
+  </w:style>
+  <w:style w:type="character" w:customStyle="1" w:styleId="TitoloCarattere">
+    <w:name w:val="Titolo Carattere"/>
+    <w:basedOn w:val="Carpredefinitoparagrafo"/>
+    <w:link w:val="Titolo"/>
+    <w:uiPriority w:val="10"/>
+    <w:rsid w:val="001B3D46"/>
+    <w:rPr>
+      <w:rFonts w:asciiTheme="majorHAnsi" w:eastAsiaTheme="majorEastAsia" w:hAnsiTheme="majorHAnsi" w:cstheme="majorBidi"/>
+      <w:spacing w:val="-10"/>
+      <w:kern w:val="28"/>
+      <w:sz w:val="56"/>
+      <w:szCs w:val="56"/>
+    </w:rPr>
+  </w:style>
+  <w:style w:type="character" w:customStyle="1" w:styleId="Titolo5Carattere">
+    <w:name w:val="Titolo 5 Carattere"/>
+    <w:basedOn w:val="Carpredefinitoparagrafo"/>
+    <w:link w:val="Titolo5"/>
+    <w:uiPriority w:val="9"/>
+    <w:semiHidden/>
+    <w:rsid w:val="001B3D46"/>
+    <w:rPr>
+      <w:rFonts w:asciiTheme="majorHAnsi" w:eastAsiaTheme="majorEastAsia" w:hAnsiTheme="majorHAnsi" w:cstheme="majorBidi"/>
+      <w:color w:val="2F5496" w:themeColor="accent1" w:themeShade="BF"/>
+    </w:rPr>
+  </w:style>
+  <w:style w:type="character" w:customStyle="1" w:styleId="Titolo6Carattere">
+    <w:name w:val="Titolo 6 Carattere"/>
+    <w:basedOn w:val="Carpredefinitoparagrafo"/>
+    <w:link w:val="Titolo6"/>
+    <w:uiPriority w:val="9"/>
+    <w:semiHidden/>
+    <w:rsid w:val="001B3D46"/>
+    <w:rPr>
+      <w:rFonts w:asciiTheme="majorHAnsi" w:eastAsiaTheme="majorEastAsia" w:hAnsiTheme="majorHAnsi" w:cstheme="majorBidi"/>
+      <w:color w:val="1F3763" w:themeColor="accent1" w:themeShade="7F"/>
+    </w:rPr>
+  </w:style>
+  <w:style w:type="character" w:customStyle="1" w:styleId="Titolo7Carattere">
+    <w:name w:val="Titolo 7 Carattere"/>
+    <w:basedOn w:val="Carpredefinitoparagrafo"/>
+    <w:link w:val="Titolo7"/>
+    <w:uiPriority w:val="9"/>
+    <w:semiHidden/>
+    <w:rsid w:val="001B3D46"/>
+    <w:rPr>
+      <w:rFonts w:asciiTheme="majorHAnsi" w:eastAsiaTheme="majorEastAsia" w:hAnsiTheme="majorHAnsi" w:cstheme="majorBidi"/>
+      <w:i/>
+      <w:iCs/>
+      <w:color w:val="1F3763" w:themeColor="accent1" w:themeShade="7F"/>
+    </w:rPr>
+  </w:style>
+  <w:style w:type="character" w:customStyle="1" w:styleId="Titolo8Carattere">
+    <w:name w:val="Titolo 8 Carattere"/>
+    <w:basedOn w:val="Carpredefinitoparagrafo"/>
+    <w:link w:val="Titolo8"/>
+    <w:uiPriority w:val="9"/>
+    <w:semiHidden/>
+    <w:rsid w:val="001B3D46"/>
+    <w:rPr>
+      <w:rFonts w:asciiTheme="majorHAnsi" w:eastAsiaTheme="majorEastAsia" w:hAnsiTheme="majorHAnsi" w:cstheme="majorBidi"/>
+      <w:color w:val="272727" w:themeColor="text1" w:themeTint="D8"/>
+      <w:sz w:val="21"/>
+      <w:szCs w:val="21"/>
+    </w:rPr>
+  </w:style>
+  <w:style w:type="character" w:customStyle="1" w:styleId="Titolo9Carattere">
+    <w:name w:val="Titolo 9 Carattere"/>
+    <w:basedOn w:val="Carpredefinitoparagrafo"/>
+    <w:link w:val="Titolo9"/>
+    <w:uiPriority w:val="9"/>
+    <w:semiHidden/>
+    <w:rsid w:val="001B3D46"/>
+    <w:rPr>
+      <w:rFonts w:asciiTheme="majorHAnsi" w:eastAsiaTheme="majorEastAsia" w:hAnsiTheme="majorHAnsi" w:cstheme="majorBidi"/>
+      <w:i/>
+      <w:iCs/>
+      <w:color w:val="272727" w:themeColor="text1" w:themeTint="D8"/>
+      <w:sz w:val="21"/>
+      <w:szCs w:val="21"/>
+    </w:rPr>
+  </w:style>
+  <w:style w:type="paragraph" w:styleId="Titoloindice">
+    <w:name w:val="index heading"/>
+    <w:basedOn w:val="Normale"/>
+    <w:next w:val="Indice1"/>
+    <w:uiPriority w:val="99"/>
+    <w:semiHidden/>
+    <w:unhideWhenUsed/>
+    <w:rsid w:val="001B3D46"/>
+    <w:rPr>
+      <w:rFonts w:asciiTheme="majorHAnsi" w:eastAsiaTheme="majorEastAsia" w:hAnsiTheme="majorHAnsi" w:cstheme="majorBidi"/>
+      <w:b/>
+      <w:bCs/>
+    </w:rPr>
+  </w:style>
+  <w:style w:type="paragraph" w:styleId="Titoloindicefonti">
+    <w:name w:val="toa heading"/>
+    <w:basedOn w:val="Normale"/>
+    <w:next w:val="Normale"/>
+    <w:uiPriority w:val="99"/>
+    <w:semiHidden/>
+    <w:unhideWhenUsed/>
+    <w:rsid w:val="001B3D46"/>
+    <w:pPr>
+      <w:spacing w:before="120"/>
+    </w:pPr>
+    <w:rPr>
+      <w:rFonts w:asciiTheme="majorHAnsi" w:eastAsiaTheme="majorEastAsia" w:hAnsiTheme="majorHAnsi" w:cstheme="majorBidi"/>
+      <w:b/>
+      <w:bCs/>
+      <w:sz w:val="24"/>
+      <w:szCs w:val="24"/>
+    </w:rPr>
+  </w:style>
+  <w:style w:type="paragraph" w:styleId="Titolosommario">
+    <w:name w:val="TOC Heading"/>
+    <w:basedOn w:val="Titolo1"/>
+    <w:next w:val="Normale"/>
+    <w:uiPriority w:val="39"/>
+    <w:semiHidden/>
+    <w:unhideWhenUsed/>
+    <w:qFormat/>
+    <w:rsid w:val="001B3D46"/>
+    <w:pPr>
+      <w:outlineLvl w:val="9"/>
+    </w:pPr>
   </w:style>
 </w:styles>
 </file>
@@ -1220,12 +8538,9 @@
 </file>
 
 <file path=customXml/item1.xml><?xml version="1.0" encoding="utf-8"?>
-<?mso-contentType ?>
-<FormTemplates xmlns="http://schemas.microsoft.com/sharepoint/v3/contenttype/forms">
-  <Display>DocumentLibraryForm</Display>
-  <Edit>DocumentLibraryForm</Edit>
-  <New>DocumentLibraryForm</New>
-</FormTemplates>
+<p:properties xmlns:p="http://schemas.microsoft.com/office/2006/metadata/properties" xmlns:xsi="http://www.w3.org/2001/XMLSchema-instance" xmlns:pc="http://schemas.microsoft.com/office/infopath/2007/PartnerControls">
+  <documentManagement/>
+</p:properties>
 </file>
 
 <file path=customXml/item2.xml><?xml version="1.0" encoding="utf-8"?>
@@ -1452,15 +8767,19 @@
 </file>
 
 <file path=customXml/item3.xml><?xml version="1.0" encoding="utf-8"?>
-<p:properties xmlns:p="http://schemas.microsoft.com/office/2006/metadata/properties" xmlns:xsi="http://www.w3.org/2001/XMLSchema-instance" xmlns:pc="http://schemas.microsoft.com/office/infopath/2007/PartnerControls">
-  <documentManagement/>
-</p:properties>
+<?mso-contentType ?>
+<FormTemplates xmlns="http://schemas.microsoft.com/sharepoint/v3/contenttype/forms">
+  <Display>DocumentLibraryForm</Display>
+  <Edit>DocumentLibraryForm</Edit>
+  <New>DocumentLibraryForm</New>
+</FormTemplates>
 </file>
 
 <file path=customXml/itemProps1.xml><?xml version="1.0" encoding="utf-8"?>
-<ds:datastoreItem xmlns:ds="http://schemas.openxmlformats.org/officeDocument/2006/customXml" ds:itemID="{044E08D1-E7E8-4B0C-AE96-CAF1D976FC60}">
+<ds:datastoreItem xmlns:ds="http://schemas.openxmlformats.org/officeDocument/2006/customXml" ds:itemID="{859D2D3E-92F9-46BA-9AA4-3DED5319DC23}">
   <ds:schemaRefs>
-    <ds:schemaRef ds:uri="http://schemas.microsoft.com/sharepoint/v3/contenttype/forms"/>
+    <ds:schemaRef ds:uri="http://schemas.microsoft.com/office/2006/metadata/properties"/>
+    <ds:schemaRef ds:uri="http://schemas.microsoft.com/office/infopath/2007/PartnerControls"/>
   </ds:schemaRefs>
 </ds:datastoreItem>
 </file>
@@ -1485,10 +8804,9 @@
 </file>
 
 <file path=customXml/itemProps3.xml><?xml version="1.0" encoding="utf-8"?>
-<ds:datastoreItem xmlns:ds="http://schemas.openxmlformats.org/officeDocument/2006/customXml" ds:itemID="{859D2D3E-92F9-46BA-9AA4-3DED5319DC23}">
+<ds:datastoreItem xmlns:ds="http://schemas.openxmlformats.org/officeDocument/2006/customXml" ds:itemID="{044E08D1-E7E8-4B0C-AE96-CAF1D976FC60}">
   <ds:schemaRefs>
-    <ds:schemaRef ds:uri="http://schemas.microsoft.com/office/2006/metadata/properties"/>
-    <ds:schemaRef ds:uri="http://schemas.microsoft.com/office/infopath/2007/PartnerControls"/>
+    <ds:schemaRef ds:uri="http://schemas.microsoft.com/sharepoint/v3/contenttype/forms"/>
   </ds:schemaRefs>
 </ds:datastoreItem>
 </file>